--- a/Global Financial Management/notes (GFM).docx
+++ b/Global Financial Management/notes (GFM).docx
@@ -100,7 +100,15 @@
         </w:numPr>
       </w:pPr>
       <w:r>
-        <w:t xml:space="preserve">Guarantee, Risk management products, advisory services for middle income and credit worthy and low income countries </w:t>
+        <w:t xml:space="preserve">Guarantee, Risk management products, advisory services for middle income and credit worthy and </w:t>
+      </w:r>
+      <w:proofErr w:type="gramStart"/>
+      <w:r>
+        <w:t>low income</w:t>
+      </w:r>
+      <w:proofErr w:type="gramEnd"/>
+      <w:r>
+        <w:t xml:space="preserve"> countries </w:t>
       </w:r>
     </w:p>
     <w:p>
@@ -428,7 +436,13 @@
         <w:ind w:left="0"/>
       </w:pPr>
       <w:r>
-        <w:t>21/06/2026</w:t>
+        <w:t>21/0</w:t>
+      </w:r>
+      <w:r>
+        <w:t>8</w:t>
+      </w:r>
+      <w:r>
+        <w:t>/2026</w:t>
       </w:r>
     </w:p>
     <w:p>

--- a/Global Financial Management/notes (GFM).docx
+++ b/Global Financial Management/notes (GFM).docx
@@ -100,15 +100,7 @@
         </w:numPr>
       </w:pPr>
       <w:r>
-        <w:t xml:space="preserve">Guarantee, Risk management products, advisory services for middle income and credit worthy and </w:t>
-      </w:r>
-      <w:proofErr w:type="gramStart"/>
-      <w:r>
-        <w:t>low income</w:t>
-      </w:r>
-      <w:proofErr w:type="gramEnd"/>
-      <w:r>
-        <w:t xml:space="preserve"> countries </w:t>
+        <w:t xml:space="preserve">Guarantee, Risk management products, advisory services for middle income and credit worthy and low income countries </w:t>
       </w:r>
     </w:p>
     <w:p>
@@ -879,15 +871,7 @@
         </w:numPr>
       </w:pPr>
       <w:r>
-        <w:t xml:space="preserve">Initiate to cut the </w:t>
-      </w:r>
-      <w:proofErr w:type="spellStart"/>
-      <w:r>
-        <w:t>green house</w:t>
-      </w:r>
-      <w:proofErr w:type="spellEnd"/>
-      <w:r>
-        <w:t xml:space="preserve"> effect </w:t>
+        <w:t xml:space="preserve">Initiate to cut the green house effect </w:t>
       </w:r>
     </w:p>
     <w:p>
@@ -1152,20 +1136,295 @@
         <w:t xml:space="preserve">Borrowing and financial decisions </w:t>
       </w:r>
     </w:p>
+    <w:p/>
+    <w:p>
+      <w:r>
+        <w:t>31/08/2026</w:t>
+      </w:r>
+    </w:p>
+    <w:p>
+      <w:r>
+        <w:t>IMF – 1944</w:t>
+      </w:r>
+    </w:p>
     <w:p>
       <w:pPr>
         <w:pStyle w:val="ListParagraph"/>
         <w:numPr>
-          <w:ilvl w:val="1"/>
-          <w:numId w:val="4"/>
+          <w:ilvl w:val="0"/>
+          <w:numId w:val="5"/>
         </w:numPr>
       </w:pPr>
+      <w:r>
+        <w:t>Promote international monetary co-operation (PIMC)</w:t>
+      </w:r>
     </w:p>
     <w:p>
       <w:pPr>
         <w:pStyle w:val="ListParagraph"/>
-        <w:ind w:left="1440"/>
-      </w:pPr>
+        <w:numPr>
+          <w:ilvl w:val="0"/>
+          <w:numId w:val="5"/>
+        </w:numPr>
+      </w:pPr>
+      <w:r>
+        <w:t>Sustainable economic growth.</w:t>
+      </w:r>
+    </w:p>
+    <w:p>
+      <w:pPr>
+        <w:pStyle w:val="ListParagraph"/>
+        <w:numPr>
+          <w:ilvl w:val="0"/>
+          <w:numId w:val="5"/>
+        </w:numPr>
+      </w:pPr>
+      <w:r>
+        <w:t>Prosperity</w:t>
+      </w:r>
+    </w:p>
+    <w:p/>
+    <w:p>
+      <w:r>
+        <w:t>OBJECTIVES</w:t>
+      </w:r>
+    </w:p>
+    <w:p>
+      <w:pPr>
+        <w:pStyle w:val="ListParagraph"/>
+        <w:numPr>
+          <w:ilvl w:val="0"/>
+          <w:numId w:val="7"/>
+        </w:numPr>
+      </w:pPr>
+      <w:r>
+        <w:t>PIMC</w:t>
+      </w:r>
+    </w:p>
+    <w:p>
+      <w:pPr>
+        <w:pStyle w:val="ListParagraph"/>
+        <w:numPr>
+          <w:ilvl w:val="0"/>
+          <w:numId w:val="7"/>
+        </w:numPr>
+      </w:pPr>
+      <w:r>
+        <w:t>Facilitate international trade</w:t>
+      </w:r>
+    </w:p>
+    <w:p>
+      <w:pPr>
+        <w:pStyle w:val="ListParagraph"/>
+        <w:numPr>
+          <w:ilvl w:val="0"/>
+          <w:numId w:val="7"/>
+        </w:numPr>
+      </w:pPr>
+      <w:r>
+        <w:t>Promote exchange rate stability</w:t>
+      </w:r>
+    </w:p>
+    <w:p>
+      <w:pPr>
+        <w:pStyle w:val="ListParagraph"/>
+        <w:numPr>
+          <w:ilvl w:val="0"/>
+          <w:numId w:val="7"/>
+        </w:numPr>
+      </w:pPr>
+      <w:r>
+        <w:t>Help establish multilateral payment system</w:t>
+      </w:r>
+    </w:p>
+    <w:p>
+      <w:pPr>
+        <w:pStyle w:val="ListParagraph"/>
+        <w:numPr>
+          <w:ilvl w:val="0"/>
+          <w:numId w:val="7"/>
+        </w:numPr>
+      </w:pPr>
+      <w:r>
+        <w:t xml:space="preserve">Provide financial assistance </w:t>
+      </w:r>
+    </w:p>
+    <w:p>
+      <w:pPr>
+        <w:pStyle w:val="ListParagraph"/>
+        <w:numPr>
+          <w:ilvl w:val="0"/>
+          <w:numId w:val="7"/>
+        </w:numPr>
+      </w:pPr>
+      <w:r>
+        <w:t>Support economic growth</w:t>
+      </w:r>
+    </w:p>
+    <w:p>
+      <w:pPr>
+        <w:rPr>
+          <w:u w:val="single"/>
+        </w:rPr>
+      </w:pPr>
+    </w:p>
+    <w:p>
+      <w:pPr>
+        <w:rPr>
+          <w:u w:val="single"/>
+        </w:rPr>
+      </w:pPr>
+      <w:r>
+        <w:rPr>
+          <w:u w:val="single"/>
+        </w:rPr>
+        <w:t>Sustainable g</w:t>
+      </w:r>
+      <w:r>
+        <w:rPr>
+          <w:u w:val="single"/>
+        </w:rPr>
+        <w:t>oals</w:t>
+      </w:r>
+    </w:p>
+    <w:p>
+      <w:pPr>
+        <w:pStyle w:val="ListParagraph"/>
+      </w:pPr>
+      <w:r>
+        <w:t>SDG</w:t>
+      </w:r>
+      <w:r>
+        <w:t xml:space="preserve"> 1: no poverty </w:t>
+      </w:r>
+    </w:p>
+    <w:p>
+      <w:pPr>
+        <w:pStyle w:val="ListParagraph"/>
+      </w:pPr>
+      <w:r>
+        <w:t xml:space="preserve">SDG 2: zero hunger </w:t>
+      </w:r>
+    </w:p>
+    <w:p>
+      <w:pPr>
+        <w:pStyle w:val="ListParagraph"/>
+      </w:pPr>
+      <w:r>
+        <w:t xml:space="preserve">SDG 3: good health and well being </w:t>
+      </w:r>
+    </w:p>
+    <w:p>
+      <w:pPr>
+        <w:pStyle w:val="ListParagraph"/>
+      </w:pPr>
+      <w:r>
+        <w:t>SDG 4: quality education</w:t>
+      </w:r>
+    </w:p>
+    <w:p>
+      <w:pPr>
+        <w:pStyle w:val="ListParagraph"/>
+      </w:pPr>
+      <w:r>
+        <w:t xml:space="preserve">SDG 5: gender equality </w:t>
+      </w:r>
+    </w:p>
+    <w:p>
+      <w:pPr>
+        <w:pStyle w:val="ListParagraph"/>
+      </w:pPr>
+      <w:r>
+        <w:t>SDG 6: clean water and sanitation</w:t>
+      </w:r>
+    </w:p>
+    <w:p>
+      <w:pPr>
+        <w:pStyle w:val="ListParagraph"/>
+      </w:pPr>
+      <w:r>
+        <w:t xml:space="preserve">SDG 7: affordable and clean energy </w:t>
+      </w:r>
+    </w:p>
+    <w:p>
+      <w:pPr>
+        <w:pStyle w:val="ListParagraph"/>
+      </w:pPr>
+      <w:r>
+        <w:t xml:space="preserve">SDG 8: decent work and economic growth </w:t>
+      </w:r>
+    </w:p>
+    <w:p>
+      <w:pPr>
+        <w:pStyle w:val="ListParagraph"/>
+      </w:pPr>
+      <w:r>
+        <w:t>SDG 9: industry, innovation and infrastructure</w:t>
+      </w:r>
+    </w:p>
+    <w:p>
+      <w:pPr>
+        <w:pStyle w:val="ListParagraph"/>
+      </w:pPr>
+      <w:r>
+        <w:t>SDG 10: reduced inequalities</w:t>
+      </w:r>
+    </w:p>
+    <w:p>
+      <w:pPr>
+        <w:pStyle w:val="ListParagraph"/>
+      </w:pPr>
+      <w:r>
+        <w:t>SDG 11: sustainable cities and communities</w:t>
+      </w:r>
+    </w:p>
+    <w:p>
+      <w:pPr>
+        <w:pStyle w:val="ListParagraph"/>
+      </w:pPr>
+      <w:r>
+        <w:t>SDG 12: responsible consumption and production</w:t>
+      </w:r>
+    </w:p>
+    <w:p>
+      <w:pPr>
+        <w:pStyle w:val="ListParagraph"/>
+      </w:pPr>
+      <w:r>
+        <w:t>SDG 13: climate action</w:t>
+      </w:r>
+    </w:p>
+    <w:p>
+      <w:pPr>
+        <w:pStyle w:val="ListParagraph"/>
+      </w:pPr>
+      <w:r>
+        <w:t xml:space="preserve">SDG 14: life below water </w:t>
+      </w:r>
+    </w:p>
+    <w:p>
+      <w:pPr>
+        <w:pStyle w:val="ListParagraph"/>
+      </w:pPr>
+      <w:r>
+        <w:t>SDG 15: life on land</w:t>
+      </w:r>
+    </w:p>
+    <w:p>
+      <w:pPr>
+        <w:pStyle w:val="ListParagraph"/>
+      </w:pPr>
+      <w:r>
+        <w:t xml:space="preserve">SDG 16: peace, justice and strong institutions </w:t>
+      </w:r>
+    </w:p>
+    <w:p>
+      <w:pPr>
+        <w:pStyle w:val="ListParagraph"/>
+      </w:pPr>
+      <w:r>
+        <w:t>SDG 17: partnerships for the goals</w:t>
+      </w:r>
     </w:p>
     <w:sectPr>
       <w:pgSz w:w="11906" w:h="16838"/>
@@ -1180,6 +1439,92 @@
 <file path=word/numbering.xml><?xml version="1.0" encoding="utf-8"?>
 <w:numbering xmlns:wpc="http://schemas.microsoft.com/office/word/2010/wordprocessingCanvas" xmlns:cx="http://schemas.microsoft.com/office/drawing/2014/chartex" xmlns:cx1="http://schemas.microsoft.com/office/drawing/2015/9/8/chartex" xmlns:cx2="http://schemas.microsoft.com/office/drawing/2015/10/21/chartex" xmlns:cx3="http://schemas.microsoft.com/office/drawing/2016/5/9/chartex" xmlns:cx4="http://schemas.microsoft.com/office/drawing/2016/5/10/chartex" xmlns:cx5="http://schemas.microsoft.com/office/drawing/2016/5/11/chartex" xmlns:cx6="http://schemas.microsoft.com/office/drawing/2016/5/12/chartex" xmlns:cx7="http://schemas.microsoft.com/office/drawing/2016/5/13/chartex" xmlns:cx8="http://schemas.microsoft.com/office/drawing/2016/5/14/chartex" xmlns:mc="http://schemas.openxmlformats.org/markup-compatibility/2006" xmlns:aink="http://schemas.microsoft.com/office/drawing/2016/ink" xmlns:am3d="http://schemas.microsoft.com/office/drawing/2017/model3d" xmlns:o="urn:schemas-microsoft-com:office:office" xmlns:oel="http://schemas.microsoft.com/office/2019/extlst" xmlns:r="http://schemas.openxmlformats.org/officeDocument/2006/relationships" xmlns:m="http://schemas.openxmlformats.org/officeDocument/2006/math" xmlns:v="urn:schemas-microsoft-com:vml" xmlns:wp14="http://schemas.microsoft.com/office/word/2010/wordprocessingDrawing" xmlns:wp="http://schemas.openxmlformats.org/drawingml/2006/wordprocessingDrawing" xmlns:w10="urn:schemas-microsoft-com:office:word" xmlns:w="http://schemas.openxmlformats.org/wordprocessingml/2006/main" xmlns:w14="http://schemas.microsoft.com/office/word/2010/wordml" xmlns:w15="http://schemas.microsoft.com/office/word/2012/wordml" xmlns:w16cex="http://schemas.microsoft.com/office/word/2018/wordml/cex" xmlns:w16cid="http://schemas.microsoft.com/office/word/2016/wordml/cid" xmlns:w16="http://schemas.microsoft.com/office/word/2018/wordml" xmlns:w16du="http://schemas.microsoft.com/office/word/2023/wordml/word16du" xmlns:w16sdtdh="http://schemas.microsoft.com/office/word/2020/wordml/sdtdatahash" xmlns:w16sdtfl="http://schemas.microsoft.com/office/word/2024/wordml/sdtformatlock" xmlns:w16se="http://schemas.microsoft.com/office/word/2015/wordml/symex" xmlns:wpg="http://schemas.microsoft.com/office/word/2010/wordprocessingGroup" xmlns:wpi="http://schemas.microsoft.com/office/word/2010/wordprocessingInk" xmlns:wne="http://schemas.microsoft.com/office/word/2006/wordml" xmlns:wps="http://schemas.microsoft.com/office/word/2010/wordprocessingShape" mc:Ignorable="w14 w15 w16se w16cid w16 w16cex w16sdtdh w16sdtfl w16du wp14">
   <w:abstractNum w:abstractNumId="0" w15:restartNumberingAfterBreak="0">
+    <w:nsid w:val="05DC04AE"/>
+    <w:multiLevelType w:val="hybridMultilevel"/>
+    <w:tmpl w:val="8F067CD6"/>
+    <w:lvl w:ilvl="0" w:tplc="4009000F">
+      <w:start w:val="1"/>
+      <w:numFmt w:val="decimal"/>
+      <w:lvlText w:val="%1."/>
+      <w:lvlJc w:val="left"/>
+      <w:pPr>
+        <w:ind w:left="720" w:hanging="360"/>
+      </w:pPr>
+    </w:lvl>
+    <w:lvl w:ilvl="1" w:tplc="40090019" w:tentative="1">
+      <w:start w:val="1"/>
+      <w:numFmt w:val="lowerLetter"/>
+      <w:lvlText w:val="%2."/>
+      <w:lvlJc w:val="left"/>
+      <w:pPr>
+        <w:ind w:left="1440" w:hanging="360"/>
+      </w:pPr>
+    </w:lvl>
+    <w:lvl w:ilvl="2" w:tplc="4009001B" w:tentative="1">
+      <w:start w:val="1"/>
+      <w:numFmt w:val="lowerRoman"/>
+      <w:lvlText w:val="%3."/>
+      <w:lvlJc w:val="right"/>
+      <w:pPr>
+        <w:ind w:left="2160" w:hanging="180"/>
+      </w:pPr>
+    </w:lvl>
+    <w:lvl w:ilvl="3" w:tplc="4009000F" w:tentative="1">
+      <w:start w:val="1"/>
+      <w:numFmt w:val="decimal"/>
+      <w:lvlText w:val="%4."/>
+      <w:lvlJc w:val="left"/>
+      <w:pPr>
+        <w:ind w:left="2880" w:hanging="360"/>
+      </w:pPr>
+    </w:lvl>
+    <w:lvl w:ilvl="4" w:tplc="40090019" w:tentative="1">
+      <w:start w:val="1"/>
+      <w:numFmt w:val="lowerLetter"/>
+      <w:lvlText w:val="%5."/>
+      <w:lvlJc w:val="left"/>
+      <w:pPr>
+        <w:ind w:left="3600" w:hanging="360"/>
+      </w:pPr>
+    </w:lvl>
+    <w:lvl w:ilvl="5" w:tplc="4009001B" w:tentative="1">
+      <w:start w:val="1"/>
+      <w:numFmt w:val="lowerRoman"/>
+      <w:lvlText w:val="%6."/>
+      <w:lvlJc w:val="right"/>
+      <w:pPr>
+        <w:ind w:left="4320" w:hanging="180"/>
+      </w:pPr>
+    </w:lvl>
+    <w:lvl w:ilvl="6" w:tplc="4009000F" w:tentative="1">
+      <w:start w:val="1"/>
+      <w:numFmt w:val="decimal"/>
+      <w:lvlText w:val="%7."/>
+      <w:lvlJc w:val="left"/>
+      <w:pPr>
+        <w:ind w:left="5040" w:hanging="360"/>
+      </w:pPr>
+    </w:lvl>
+    <w:lvl w:ilvl="7" w:tplc="40090019" w:tentative="1">
+      <w:start w:val="1"/>
+      <w:numFmt w:val="lowerLetter"/>
+      <w:lvlText w:val="%8."/>
+      <w:lvlJc w:val="left"/>
+      <w:pPr>
+        <w:ind w:left="5760" w:hanging="360"/>
+      </w:pPr>
+    </w:lvl>
+    <w:lvl w:ilvl="8" w:tplc="4009001B" w:tentative="1">
+      <w:start w:val="1"/>
+      <w:numFmt w:val="lowerRoman"/>
+      <w:lvlText w:val="%9."/>
+      <w:lvlJc w:val="right"/>
+      <w:pPr>
+        <w:ind w:left="6480" w:hanging="180"/>
+      </w:pPr>
+    </w:lvl>
+  </w:abstractNum>
+  <w:abstractNum w:abstractNumId="1" w15:restartNumberingAfterBreak="0">
     <w:nsid w:val="0C0C5C67"/>
     <w:multiLevelType w:val="hybridMultilevel"/>
     <w:tmpl w:val="5924474E"/>
@@ -1265,7 +1610,7 @@
       </w:pPr>
     </w:lvl>
   </w:abstractNum>
-  <w:abstractNum w:abstractNumId="1" w15:restartNumberingAfterBreak="0">
+  <w:abstractNum w:abstractNumId="2" w15:restartNumberingAfterBreak="0">
     <w:nsid w:val="1039038F"/>
     <w:multiLevelType w:val="hybridMultilevel"/>
     <w:tmpl w:val="4AF28FCE"/>
@@ -1378,7 +1723,206 @@
       </w:rPr>
     </w:lvl>
   </w:abstractNum>
-  <w:abstractNum w:abstractNumId="2" w15:restartNumberingAfterBreak="0">
+  <w:abstractNum w:abstractNumId="3" w15:restartNumberingAfterBreak="0">
+    <w:nsid w:val="12F73C13"/>
+    <w:multiLevelType w:val="hybridMultilevel"/>
+    <w:tmpl w:val="A456F852"/>
+    <w:lvl w:ilvl="0" w:tplc="40090001">
+      <w:start w:val="1"/>
+      <w:numFmt w:val="bullet"/>
+      <w:lvlText w:val=""/>
+      <w:lvlJc w:val="left"/>
+      <w:pPr>
+        <w:ind w:left="720" w:hanging="360"/>
+      </w:pPr>
+      <w:rPr>
+        <w:rFonts w:ascii="Symbol" w:hAnsi="Symbol" w:hint="default"/>
+      </w:rPr>
+    </w:lvl>
+    <w:lvl w:ilvl="1" w:tplc="40090003" w:tentative="1">
+      <w:start w:val="1"/>
+      <w:numFmt w:val="bullet"/>
+      <w:lvlText w:val="o"/>
+      <w:lvlJc w:val="left"/>
+      <w:pPr>
+        <w:ind w:left="1440" w:hanging="360"/>
+      </w:pPr>
+      <w:rPr>
+        <w:rFonts w:ascii="Courier New" w:hAnsi="Courier New" w:cs="Courier New" w:hint="default"/>
+      </w:rPr>
+    </w:lvl>
+    <w:lvl w:ilvl="2" w:tplc="40090005" w:tentative="1">
+      <w:start w:val="1"/>
+      <w:numFmt w:val="bullet"/>
+      <w:lvlText w:val=""/>
+      <w:lvlJc w:val="left"/>
+      <w:pPr>
+        <w:ind w:left="2160" w:hanging="360"/>
+      </w:pPr>
+      <w:rPr>
+        <w:rFonts w:ascii="Wingdings" w:hAnsi="Wingdings" w:hint="default"/>
+      </w:rPr>
+    </w:lvl>
+    <w:lvl w:ilvl="3" w:tplc="40090001" w:tentative="1">
+      <w:start w:val="1"/>
+      <w:numFmt w:val="bullet"/>
+      <w:lvlText w:val=""/>
+      <w:lvlJc w:val="left"/>
+      <w:pPr>
+        <w:ind w:left="2880" w:hanging="360"/>
+      </w:pPr>
+      <w:rPr>
+        <w:rFonts w:ascii="Symbol" w:hAnsi="Symbol" w:hint="default"/>
+      </w:rPr>
+    </w:lvl>
+    <w:lvl w:ilvl="4" w:tplc="40090003" w:tentative="1">
+      <w:start w:val="1"/>
+      <w:numFmt w:val="bullet"/>
+      <w:lvlText w:val="o"/>
+      <w:lvlJc w:val="left"/>
+      <w:pPr>
+        <w:ind w:left="3600" w:hanging="360"/>
+      </w:pPr>
+      <w:rPr>
+        <w:rFonts w:ascii="Courier New" w:hAnsi="Courier New" w:cs="Courier New" w:hint="default"/>
+      </w:rPr>
+    </w:lvl>
+    <w:lvl w:ilvl="5" w:tplc="40090005" w:tentative="1">
+      <w:start w:val="1"/>
+      <w:numFmt w:val="bullet"/>
+      <w:lvlText w:val=""/>
+      <w:lvlJc w:val="left"/>
+      <w:pPr>
+        <w:ind w:left="4320" w:hanging="360"/>
+      </w:pPr>
+      <w:rPr>
+        <w:rFonts w:ascii="Wingdings" w:hAnsi="Wingdings" w:hint="default"/>
+      </w:rPr>
+    </w:lvl>
+    <w:lvl w:ilvl="6" w:tplc="40090001" w:tentative="1">
+      <w:start w:val="1"/>
+      <w:numFmt w:val="bullet"/>
+      <w:lvlText w:val=""/>
+      <w:lvlJc w:val="left"/>
+      <w:pPr>
+        <w:ind w:left="5040" w:hanging="360"/>
+      </w:pPr>
+      <w:rPr>
+        <w:rFonts w:ascii="Symbol" w:hAnsi="Symbol" w:hint="default"/>
+      </w:rPr>
+    </w:lvl>
+    <w:lvl w:ilvl="7" w:tplc="40090003" w:tentative="1">
+      <w:start w:val="1"/>
+      <w:numFmt w:val="bullet"/>
+      <w:lvlText w:val="o"/>
+      <w:lvlJc w:val="left"/>
+      <w:pPr>
+        <w:ind w:left="5760" w:hanging="360"/>
+      </w:pPr>
+      <w:rPr>
+        <w:rFonts w:ascii="Courier New" w:hAnsi="Courier New" w:cs="Courier New" w:hint="default"/>
+      </w:rPr>
+    </w:lvl>
+    <w:lvl w:ilvl="8" w:tplc="40090005" w:tentative="1">
+      <w:start w:val="1"/>
+      <w:numFmt w:val="bullet"/>
+      <w:lvlText w:val=""/>
+      <w:lvlJc w:val="left"/>
+      <w:pPr>
+        <w:ind w:left="6480" w:hanging="360"/>
+      </w:pPr>
+      <w:rPr>
+        <w:rFonts w:ascii="Wingdings" w:hAnsi="Wingdings" w:hint="default"/>
+      </w:rPr>
+    </w:lvl>
+  </w:abstractNum>
+  <w:abstractNum w:abstractNumId="4" w15:restartNumberingAfterBreak="0">
+    <w:nsid w:val="1C4F2E27"/>
+    <w:multiLevelType w:val="hybridMultilevel"/>
+    <w:tmpl w:val="A8D0E3AA"/>
+    <w:lvl w:ilvl="0" w:tplc="4009000F">
+      <w:start w:val="1"/>
+      <w:numFmt w:val="decimal"/>
+      <w:lvlText w:val="%1."/>
+      <w:lvlJc w:val="left"/>
+      <w:pPr>
+        <w:ind w:left="1440" w:hanging="360"/>
+      </w:pPr>
+    </w:lvl>
+    <w:lvl w:ilvl="1" w:tplc="40090019" w:tentative="1">
+      <w:start w:val="1"/>
+      <w:numFmt w:val="lowerLetter"/>
+      <w:lvlText w:val="%2."/>
+      <w:lvlJc w:val="left"/>
+      <w:pPr>
+        <w:ind w:left="2160" w:hanging="360"/>
+      </w:pPr>
+    </w:lvl>
+    <w:lvl w:ilvl="2" w:tplc="4009001B" w:tentative="1">
+      <w:start w:val="1"/>
+      <w:numFmt w:val="lowerRoman"/>
+      <w:lvlText w:val="%3."/>
+      <w:lvlJc w:val="right"/>
+      <w:pPr>
+        <w:ind w:left="2880" w:hanging="180"/>
+      </w:pPr>
+    </w:lvl>
+    <w:lvl w:ilvl="3" w:tplc="4009000F" w:tentative="1">
+      <w:start w:val="1"/>
+      <w:numFmt w:val="decimal"/>
+      <w:lvlText w:val="%4."/>
+      <w:lvlJc w:val="left"/>
+      <w:pPr>
+        <w:ind w:left="3600" w:hanging="360"/>
+      </w:pPr>
+    </w:lvl>
+    <w:lvl w:ilvl="4" w:tplc="40090019" w:tentative="1">
+      <w:start w:val="1"/>
+      <w:numFmt w:val="lowerLetter"/>
+      <w:lvlText w:val="%5."/>
+      <w:lvlJc w:val="left"/>
+      <w:pPr>
+        <w:ind w:left="4320" w:hanging="360"/>
+      </w:pPr>
+    </w:lvl>
+    <w:lvl w:ilvl="5" w:tplc="4009001B" w:tentative="1">
+      <w:start w:val="1"/>
+      <w:numFmt w:val="lowerRoman"/>
+      <w:lvlText w:val="%6."/>
+      <w:lvlJc w:val="right"/>
+      <w:pPr>
+        <w:ind w:left="5040" w:hanging="180"/>
+      </w:pPr>
+    </w:lvl>
+    <w:lvl w:ilvl="6" w:tplc="4009000F" w:tentative="1">
+      <w:start w:val="1"/>
+      <w:numFmt w:val="decimal"/>
+      <w:lvlText w:val="%7."/>
+      <w:lvlJc w:val="left"/>
+      <w:pPr>
+        <w:ind w:left="5760" w:hanging="360"/>
+      </w:pPr>
+    </w:lvl>
+    <w:lvl w:ilvl="7" w:tplc="40090019" w:tentative="1">
+      <w:start w:val="1"/>
+      <w:numFmt w:val="lowerLetter"/>
+      <w:lvlText w:val="%8."/>
+      <w:lvlJc w:val="left"/>
+      <w:pPr>
+        <w:ind w:left="6480" w:hanging="360"/>
+      </w:pPr>
+    </w:lvl>
+    <w:lvl w:ilvl="8" w:tplc="4009001B" w:tentative="1">
+      <w:start w:val="1"/>
+      <w:numFmt w:val="lowerRoman"/>
+      <w:lvlText w:val="%9."/>
+      <w:lvlJc w:val="right"/>
+      <w:pPr>
+        <w:ind w:left="7200" w:hanging="180"/>
+      </w:pPr>
+    </w:lvl>
+  </w:abstractNum>
+  <w:abstractNum w:abstractNumId="5" w15:restartNumberingAfterBreak="0">
     <w:nsid w:val="23C02DA6"/>
     <w:multiLevelType w:val="hybridMultilevel"/>
     <w:tmpl w:val="0DC828C4"/>
@@ -1464,7 +2008,93 @@
       </w:pPr>
     </w:lvl>
   </w:abstractNum>
-  <w:abstractNum w:abstractNumId="3" w15:restartNumberingAfterBreak="0">
+  <w:abstractNum w:abstractNumId="6" w15:restartNumberingAfterBreak="0">
+    <w:nsid w:val="4A8F11C9"/>
+    <w:multiLevelType w:val="hybridMultilevel"/>
+    <w:tmpl w:val="08621260"/>
+    <w:lvl w:ilvl="0" w:tplc="4009000F">
+      <w:start w:val="1"/>
+      <w:numFmt w:val="decimal"/>
+      <w:lvlText w:val="%1."/>
+      <w:lvlJc w:val="left"/>
+      <w:pPr>
+        <w:ind w:left="720" w:hanging="360"/>
+      </w:pPr>
+    </w:lvl>
+    <w:lvl w:ilvl="1" w:tplc="40090019" w:tentative="1">
+      <w:start w:val="1"/>
+      <w:numFmt w:val="lowerLetter"/>
+      <w:lvlText w:val="%2."/>
+      <w:lvlJc w:val="left"/>
+      <w:pPr>
+        <w:ind w:left="1440" w:hanging="360"/>
+      </w:pPr>
+    </w:lvl>
+    <w:lvl w:ilvl="2" w:tplc="4009001B" w:tentative="1">
+      <w:start w:val="1"/>
+      <w:numFmt w:val="lowerRoman"/>
+      <w:lvlText w:val="%3."/>
+      <w:lvlJc w:val="right"/>
+      <w:pPr>
+        <w:ind w:left="2160" w:hanging="180"/>
+      </w:pPr>
+    </w:lvl>
+    <w:lvl w:ilvl="3" w:tplc="4009000F" w:tentative="1">
+      <w:start w:val="1"/>
+      <w:numFmt w:val="decimal"/>
+      <w:lvlText w:val="%4."/>
+      <w:lvlJc w:val="left"/>
+      <w:pPr>
+        <w:ind w:left="2880" w:hanging="360"/>
+      </w:pPr>
+    </w:lvl>
+    <w:lvl w:ilvl="4" w:tplc="40090019" w:tentative="1">
+      <w:start w:val="1"/>
+      <w:numFmt w:val="lowerLetter"/>
+      <w:lvlText w:val="%5."/>
+      <w:lvlJc w:val="left"/>
+      <w:pPr>
+        <w:ind w:left="3600" w:hanging="360"/>
+      </w:pPr>
+    </w:lvl>
+    <w:lvl w:ilvl="5" w:tplc="4009001B" w:tentative="1">
+      <w:start w:val="1"/>
+      <w:numFmt w:val="lowerRoman"/>
+      <w:lvlText w:val="%6."/>
+      <w:lvlJc w:val="right"/>
+      <w:pPr>
+        <w:ind w:left="4320" w:hanging="180"/>
+      </w:pPr>
+    </w:lvl>
+    <w:lvl w:ilvl="6" w:tplc="4009000F" w:tentative="1">
+      <w:start w:val="1"/>
+      <w:numFmt w:val="decimal"/>
+      <w:lvlText w:val="%7."/>
+      <w:lvlJc w:val="left"/>
+      <w:pPr>
+        <w:ind w:left="5040" w:hanging="360"/>
+      </w:pPr>
+    </w:lvl>
+    <w:lvl w:ilvl="7" w:tplc="40090019" w:tentative="1">
+      <w:start w:val="1"/>
+      <w:numFmt w:val="lowerLetter"/>
+      <w:lvlText w:val="%8."/>
+      <w:lvlJc w:val="left"/>
+      <w:pPr>
+        <w:ind w:left="5760" w:hanging="360"/>
+      </w:pPr>
+    </w:lvl>
+    <w:lvl w:ilvl="8" w:tplc="4009001B" w:tentative="1">
+      <w:start w:val="1"/>
+      <w:numFmt w:val="lowerRoman"/>
+      <w:lvlText w:val="%9."/>
+      <w:lvlJc w:val="right"/>
+      <w:pPr>
+        <w:ind w:left="6480" w:hanging="180"/>
+      </w:pPr>
+    </w:lvl>
+  </w:abstractNum>
+  <w:abstractNum w:abstractNumId="7" w15:restartNumberingAfterBreak="0">
     <w:nsid w:val="74E66899"/>
     <w:multiLevelType w:val="hybridMultilevel"/>
     <w:tmpl w:val="1EF632D0"/>
@@ -1578,16 +2208,28 @@
     </w:lvl>
   </w:abstractNum>
   <w:num w:numId="1" w16cid:durableId="1540973067">
+    <w:abstractNumId w:val="2"/>
+  </w:num>
+  <w:num w:numId="2" w16cid:durableId="499740590">
+    <w:abstractNumId w:val="5"/>
+  </w:num>
+  <w:num w:numId="3" w16cid:durableId="541132239">
     <w:abstractNumId w:val="1"/>
   </w:num>
-  <w:num w:numId="2" w16cid:durableId="499740590">
-    <w:abstractNumId w:val="2"/>
+  <w:num w:numId="4" w16cid:durableId="568883010">
+    <w:abstractNumId w:val="7"/>
   </w:num>
-  <w:num w:numId="3" w16cid:durableId="541132239">
+  <w:num w:numId="5" w16cid:durableId="845677584">
+    <w:abstractNumId w:val="3"/>
+  </w:num>
+  <w:num w:numId="6" w16cid:durableId="1637027404">
+    <w:abstractNumId w:val="4"/>
+  </w:num>
+  <w:num w:numId="7" w16cid:durableId="1472675406">
     <w:abstractNumId w:val="0"/>
   </w:num>
-  <w:num w:numId="4" w16cid:durableId="568883010">
-    <w:abstractNumId w:val="3"/>
+  <w:num w:numId="8" w16cid:durableId="200286158">
+    <w:abstractNumId w:val="6"/>
   </w:num>
 </w:numbering>
 </file>

--- a/Global Financial Management/notes (GFM).docx
+++ b/Global Financial Management/notes (GFM).docx
@@ -871,7 +871,15 @@
         </w:numPr>
       </w:pPr>
       <w:r>
-        <w:t xml:space="preserve">Initiate to cut the green house effect </w:t>
+        <w:t xml:space="preserve">Initiate to cut the </w:t>
+      </w:r>
+      <w:proofErr w:type="spellStart"/>
+      <w:r>
+        <w:t>green house</w:t>
+      </w:r>
+      <w:proofErr w:type="spellEnd"/>
+      <w:r>
+        <w:t xml:space="preserve"> effect </w:t>
       </w:r>
     </w:p>
     <w:p>
@@ -1424,6 +1432,477 @@
       </w:pPr>
       <w:r>
         <w:t>SDG 17: partnerships for the goals</w:t>
+      </w:r>
+    </w:p>
+    <w:p>
+      <w:r>
+        <w:lastRenderedPageBreak/>
+        <w:t>01/08/2026</w:t>
+      </w:r>
+    </w:p>
+    <w:p>
+      <w:r>
+        <w:t>Balance of payment</w:t>
+      </w:r>
+    </w:p>
+    <w:p>
+      <w:r>
+        <w:t xml:space="preserve">All economic transaction between residents of one country at the rest of the world during a specific period </w:t>
+      </w:r>
+    </w:p>
+    <w:p>
+      <w:pPr>
+        <w:pStyle w:val="ListParagraph"/>
+        <w:numPr>
+          <w:ilvl w:val="0"/>
+          <w:numId w:val="9"/>
+        </w:numPr>
+      </w:pPr>
+      <w:r>
+        <w:t>Current account:</w:t>
+      </w:r>
+    </w:p>
+    <w:p>
+      <w:pPr>
+        <w:pStyle w:val="ListParagraph"/>
+        <w:numPr>
+          <w:ilvl w:val="1"/>
+          <w:numId w:val="9"/>
+        </w:numPr>
+      </w:pPr>
+      <w:r>
+        <w:t>Export and import of goods</w:t>
+      </w:r>
+    </w:p>
+    <w:p>
+      <w:pPr>
+        <w:pStyle w:val="ListParagraph"/>
+        <w:numPr>
+          <w:ilvl w:val="1"/>
+          <w:numId w:val="9"/>
+        </w:numPr>
+      </w:pPr>
+      <w:r>
+        <w:t>Export and import of services</w:t>
+      </w:r>
+    </w:p>
+    <w:p>
+      <w:pPr>
+        <w:pStyle w:val="ListParagraph"/>
+        <w:numPr>
+          <w:ilvl w:val="1"/>
+          <w:numId w:val="9"/>
+        </w:numPr>
+      </w:pPr>
+      <w:r>
+        <w:t>Income – includes interest, dividends and wages etc</w:t>
+      </w:r>
+    </w:p>
+    <w:p>
+      <w:pPr>
+        <w:pStyle w:val="ListParagraph"/>
+        <w:numPr>
+          <w:ilvl w:val="1"/>
+          <w:numId w:val="9"/>
+        </w:numPr>
+      </w:pPr>
+      <w:r>
+        <w:t xml:space="preserve">Current transfers – remittance, gift, grants </w:t>
+      </w:r>
+    </w:p>
+    <w:p>
+      <w:pPr>
+        <w:ind w:left="1080"/>
+        <w:rPr>
+          <w:rFonts w:eastAsiaTheme="minorEastAsia"/>
+        </w:rPr>
+      </w:pPr>
+      <m:oMathPara>
+        <m:oMath>
+          <m:r>
+            <w:rPr>
+              <w:rFonts w:ascii="Cambria Math" w:hAnsi="Cambria Math"/>
+            </w:rPr>
+            <m:t xml:space="preserve">Current account = Goods + Services +Primary income +Secondary income </m:t>
+          </m:r>
+        </m:oMath>
+      </m:oMathPara>
+    </w:p>
+    <w:p>
+      <w:pPr>
+        <w:pStyle w:val="ListParagraph"/>
+        <w:numPr>
+          <w:ilvl w:val="0"/>
+          <w:numId w:val="9"/>
+        </w:numPr>
+      </w:pPr>
+      <w:r>
+        <w:t>Capital account:</w:t>
+      </w:r>
+    </w:p>
+    <w:p>
+      <w:pPr>
+        <w:pStyle w:val="ListParagraph"/>
+        <w:numPr>
+          <w:ilvl w:val="1"/>
+          <w:numId w:val="9"/>
+        </w:numPr>
+      </w:pPr>
+      <w:r>
+        <w:t xml:space="preserve">Capital transfers </w:t>
+      </w:r>
+    </w:p>
+    <w:p>
+      <w:pPr>
+        <w:pStyle w:val="ListParagraph"/>
+        <w:numPr>
+          <w:ilvl w:val="1"/>
+          <w:numId w:val="9"/>
+        </w:numPr>
+      </w:pPr>
+      <w:r>
+        <w:t xml:space="preserve">Transfer of ownership of fixed assets </w:t>
+      </w:r>
+    </w:p>
+    <w:p>
+      <w:pPr>
+        <w:pStyle w:val="ListParagraph"/>
+        <w:numPr>
+          <w:ilvl w:val="1"/>
+          <w:numId w:val="9"/>
+        </w:numPr>
+      </w:pPr>
+      <w:r>
+        <w:t xml:space="preserve">Acquisition or disposal of </w:t>
+      </w:r>
+      <w:proofErr w:type="spellStart"/>
+      <w:r>
+        <w:t>non produced</w:t>
+      </w:r>
+      <w:proofErr w:type="spellEnd"/>
+      <w:r>
+        <w:t xml:space="preserve"> assets </w:t>
+      </w:r>
+    </w:p>
+    <w:p>
+      <w:pPr>
+        <w:pStyle w:val="ListParagraph"/>
+        <w:numPr>
+          <w:ilvl w:val="0"/>
+          <w:numId w:val="9"/>
+        </w:numPr>
+      </w:pPr>
+      <w:r>
+        <w:t>Financial accounts:</w:t>
+      </w:r>
+    </w:p>
+    <w:p>
+      <w:pPr>
+        <w:pStyle w:val="ListParagraph"/>
+        <w:numPr>
+          <w:ilvl w:val="1"/>
+          <w:numId w:val="9"/>
+        </w:numPr>
+      </w:pPr>
+      <w:r>
+        <w:t>Records international and financial transaction (FDI, Portfolio Investment, loans and borrowing, changes in foreign exchange reserve</w:t>
+      </w:r>
+      <w:r>
+        <w:t>s</w:t>
+      </w:r>
+      <w:r>
+        <w:t>)</w:t>
+      </w:r>
+    </w:p>
+    <w:p/>
+    <w:p>
+      <w:pPr>
+        <w:pStyle w:val="ListParagraph"/>
+        <w:numPr>
+          <w:ilvl w:val="0"/>
+          <w:numId w:val="10"/>
+        </w:numPr>
+      </w:pPr>
+      <w:r>
+        <w:t>BOP</w:t>
+      </w:r>
+    </w:p>
+    <w:p>
+      <w:pPr>
+        <w:pStyle w:val="ListParagraph"/>
+        <w:numPr>
+          <w:ilvl w:val="1"/>
+          <w:numId w:val="10"/>
+        </w:numPr>
+      </w:pPr>
+      <w:r>
+        <w:t>Surplus</w:t>
+      </w:r>
+    </w:p>
+    <w:p>
+      <w:pPr>
+        <w:pStyle w:val="ListParagraph"/>
+        <w:numPr>
+          <w:ilvl w:val="2"/>
+          <w:numId w:val="10"/>
+        </w:numPr>
+      </w:pPr>
+      <w:r>
+        <w:t>Receipts exceed payment</w:t>
+      </w:r>
+    </w:p>
+    <w:p>
+      <w:pPr>
+        <w:pStyle w:val="ListParagraph"/>
+        <w:numPr>
+          <w:ilvl w:val="1"/>
+          <w:numId w:val="10"/>
+        </w:numPr>
+      </w:pPr>
+      <w:r>
+        <w:t>Deficit</w:t>
+      </w:r>
+    </w:p>
+    <w:p>
+      <w:pPr>
+        <w:pStyle w:val="ListParagraph"/>
+        <w:numPr>
+          <w:ilvl w:val="2"/>
+          <w:numId w:val="10"/>
+        </w:numPr>
+      </w:pPr>
+      <w:r>
+        <w:t>Payment exceeds receipts</w:t>
+      </w:r>
+    </w:p>
+    <w:p/>
+    <w:p>
+      <w:pPr>
+        <w:pStyle w:val="ListParagraph"/>
+        <w:numPr>
+          <w:ilvl w:val="0"/>
+          <w:numId w:val="10"/>
+        </w:numPr>
+      </w:pPr>
+      <w:r>
+        <w:t xml:space="preserve">Causes of BOP deficit </w:t>
+      </w:r>
+    </w:p>
+    <w:p>
+      <w:pPr>
+        <w:pStyle w:val="ListParagraph"/>
+        <w:numPr>
+          <w:ilvl w:val="1"/>
+          <w:numId w:val="10"/>
+        </w:numPr>
+      </w:pPr>
+      <w:r>
+        <w:t xml:space="preserve">Excessive imports </w:t>
+      </w:r>
+    </w:p>
+    <w:p>
+      <w:pPr>
+        <w:pStyle w:val="ListParagraph"/>
+        <w:numPr>
+          <w:ilvl w:val="1"/>
+          <w:numId w:val="10"/>
+        </w:numPr>
+      </w:pPr>
+      <w:r>
+        <w:t xml:space="preserve">Decline in exports </w:t>
+      </w:r>
+    </w:p>
+    <w:p>
+      <w:pPr>
+        <w:pStyle w:val="ListParagraph"/>
+        <w:numPr>
+          <w:ilvl w:val="1"/>
+          <w:numId w:val="10"/>
+        </w:numPr>
+      </w:pPr>
+      <w:r>
+        <w:t xml:space="preserve">Inflation </w:t>
+      </w:r>
+    </w:p>
+    <w:p>
+      <w:pPr>
+        <w:pStyle w:val="ListParagraph"/>
+        <w:numPr>
+          <w:ilvl w:val="1"/>
+          <w:numId w:val="10"/>
+        </w:numPr>
+      </w:pPr>
+      <w:r>
+        <w:t xml:space="preserve">High foreign debt </w:t>
+      </w:r>
+    </w:p>
+    <w:p>
+      <w:pPr>
+        <w:pStyle w:val="ListParagraph"/>
+        <w:numPr>
+          <w:ilvl w:val="1"/>
+          <w:numId w:val="10"/>
+        </w:numPr>
+      </w:pPr>
+      <w:r>
+        <w:t xml:space="preserve">Capital outflows </w:t>
+      </w:r>
+    </w:p>
+    <w:p>
+      <w:pPr>
+        <w:pStyle w:val="ListParagraph"/>
+        <w:numPr>
+          <w:ilvl w:val="1"/>
+          <w:numId w:val="10"/>
+        </w:numPr>
+      </w:pPr>
+      <w:r>
+        <w:t xml:space="preserve">Political or economic instability </w:t>
+      </w:r>
+    </w:p>
+    <w:p/>
+    <w:p>
+      <w:pPr>
+        <w:pStyle w:val="ListParagraph"/>
+        <w:numPr>
+          <w:ilvl w:val="0"/>
+          <w:numId w:val="10"/>
+        </w:numPr>
+      </w:pPr>
+      <w:r>
+        <w:t>Measures to correct BOP deficit</w:t>
+      </w:r>
+    </w:p>
+    <w:p>
+      <w:pPr>
+        <w:pStyle w:val="ListParagraph"/>
+        <w:numPr>
+          <w:ilvl w:val="1"/>
+          <w:numId w:val="10"/>
+        </w:numPr>
+      </w:pPr>
+      <w:r>
+        <w:t xml:space="preserve">Increase exports </w:t>
+      </w:r>
+    </w:p>
+    <w:p>
+      <w:pPr>
+        <w:pStyle w:val="ListParagraph"/>
+        <w:numPr>
+          <w:ilvl w:val="1"/>
+          <w:numId w:val="10"/>
+        </w:numPr>
+      </w:pPr>
+      <w:r>
+        <w:lastRenderedPageBreak/>
+        <w:t xml:space="preserve">Reduce unnecessary imports </w:t>
+      </w:r>
+    </w:p>
+    <w:p>
+      <w:pPr>
+        <w:pStyle w:val="ListParagraph"/>
+        <w:numPr>
+          <w:ilvl w:val="1"/>
+          <w:numId w:val="10"/>
+        </w:numPr>
+      </w:pPr>
+      <w:r>
+        <w:t xml:space="preserve">Import restrictions </w:t>
+      </w:r>
+    </w:p>
+    <w:p>
+      <w:pPr>
+        <w:pStyle w:val="ListParagraph"/>
+        <w:numPr>
+          <w:ilvl w:val="1"/>
+          <w:numId w:val="10"/>
+        </w:numPr>
+      </w:pPr>
+      <w:r>
+        <w:t xml:space="preserve">Attract foreign investment </w:t>
+      </w:r>
+    </w:p>
+    <w:p>
+      <w:pPr>
+        <w:pStyle w:val="ListParagraph"/>
+        <w:numPr>
+          <w:ilvl w:val="1"/>
+          <w:numId w:val="10"/>
+        </w:numPr>
+      </w:pPr>
+      <w:r>
+        <w:t xml:space="preserve">Use foreign exchange reserves </w:t>
+      </w:r>
+    </w:p>
+    <w:p>
+      <w:pPr>
+        <w:pStyle w:val="ListParagraph"/>
+        <w:numPr>
+          <w:ilvl w:val="1"/>
+          <w:numId w:val="10"/>
+        </w:numPr>
+      </w:pPr>
+      <w:r>
+        <w:t xml:space="preserve">Adopt appropriate monetary and fiscal policy </w:t>
+      </w:r>
+    </w:p>
+    <w:p/>
+    <w:p>
+      <w:pPr>
+        <w:pStyle w:val="ListParagraph"/>
+        <w:numPr>
+          <w:ilvl w:val="0"/>
+          <w:numId w:val="10"/>
+        </w:numPr>
+      </w:pPr>
+      <w:r>
+        <w:t xml:space="preserve">Major functions of </w:t>
+      </w:r>
+      <w:proofErr w:type="spellStart"/>
+      <w:r>
+        <w:t>imf</w:t>
+      </w:r>
+      <w:proofErr w:type="spellEnd"/>
+    </w:p>
+    <w:p>
+      <w:pPr>
+        <w:pStyle w:val="ListParagraph"/>
+        <w:numPr>
+          <w:ilvl w:val="1"/>
+          <w:numId w:val="10"/>
+        </w:numPr>
+      </w:pPr>
+      <w:proofErr w:type="spellStart"/>
+      <w:r>
+        <w:t>Surveylance</w:t>
+      </w:r>
+      <w:proofErr w:type="spellEnd"/>
+      <w:r>
+        <w:t>, lending, capacity building</w:t>
+      </w:r>
+    </w:p>
+    <w:p>
+      <w:pPr>
+        <w:pStyle w:val="ListParagraph"/>
+        <w:numPr>
+          <w:ilvl w:val="1"/>
+          <w:numId w:val="10"/>
+        </w:numPr>
+      </w:pPr>
+      <w:r>
+        <w:t xml:space="preserve">Monetary </w:t>
+      </w:r>
+    </w:p>
+    <w:p>
+      <w:pPr>
+        <w:pStyle w:val="ListParagraph"/>
+        <w:numPr>
+          <w:ilvl w:val="1"/>
+          <w:numId w:val="10"/>
+        </w:numPr>
+      </w:pPr>
+      <w:r>
+        <w:t xml:space="preserve">Capacity development </w:t>
       </w:r>
     </w:p>
     <w:sectPr>
@@ -2009,6 +2488,232 @@
     </w:lvl>
   </w:abstractNum>
   <w:abstractNum w:abstractNumId="6" w15:restartNumberingAfterBreak="0">
+    <w:nsid w:val="41AD58C6"/>
+    <w:multiLevelType w:val="multilevel"/>
+    <w:tmpl w:val="7E38A916"/>
+    <w:lvl w:ilvl="0">
+      <w:start w:val="1"/>
+      <w:numFmt w:val="bullet"/>
+      <w:lvlText w:val=""/>
+      <w:lvlJc w:val="left"/>
+      <w:pPr>
+        <w:ind w:left="360" w:hanging="360"/>
+      </w:pPr>
+      <w:rPr>
+        <w:rFonts w:ascii="Symbol" w:hAnsi="Symbol" w:hint="default"/>
+      </w:rPr>
+    </w:lvl>
+    <w:lvl w:ilvl="1">
+      <w:start w:val="1"/>
+      <w:numFmt w:val="bullet"/>
+      <w:lvlText w:val=""/>
+      <w:lvlJc w:val="left"/>
+      <w:pPr>
+        <w:ind w:left="720" w:hanging="360"/>
+      </w:pPr>
+      <w:rPr>
+        <w:rFonts w:ascii="Wingdings" w:hAnsi="Wingdings" w:hint="default"/>
+      </w:rPr>
+    </w:lvl>
+    <w:lvl w:ilvl="2">
+      <w:start w:val="1"/>
+      <w:numFmt w:val="bullet"/>
+      <w:lvlText w:val=""/>
+      <w:lvlJc w:val="left"/>
+      <w:pPr>
+        <w:ind w:left="1080" w:hanging="360"/>
+      </w:pPr>
+      <w:rPr>
+        <w:rFonts w:ascii="Wingdings" w:hAnsi="Wingdings" w:hint="default"/>
+      </w:rPr>
+    </w:lvl>
+    <w:lvl w:ilvl="3">
+      <w:start w:val="1"/>
+      <w:numFmt w:val="bullet"/>
+      <w:lvlText w:val=""/>
+      <w:lvlJc w:val="left"/>
+      <w:pPr>
+        <w:ind w:left="1440" w:hanging="360"/>
+      </w:pPr>
+      <w:rPr>
+        <w:rFonts w:ascii="Symbol" w:hAnsi="Symbol" w:hint="default"/>
+      </w:rPr>
+    </w:lvl>
+    <w:lvl w:ilvl="4">
+      <w:start w:val="1"/>
+      <w:numFmt w:val="bullet"/>
+      <w:lvlText w:val=""/>
+      <w:lvlJc w:val="left"/>
+      <w:pPr>
+        <w:ind w:left="1800" w:hanging="360"/>
+      </w:pPr>
+      <w:rPr>
+        <w:rFonts w:ascii="Symbol" w:hAnsi="Symbol" w:hint="default"/>
+      </w:rPr>
+    </w:lvl>
+    <w:lvl w:ilvl="5">
+      <w:start w:val="1"/>
+      <w:numFmt w:val="bullet"/>
+      <w:lvlText w:val=""/>
+      <w:lvlJc w:val="left"/>
+      <w:pPr>
+        <w:ind w:left="2160" w:hanging="360"/>
+      </w:pPr>
+      <w:rPr>
+        <w:rFonts w:ascii="Wingdings" w:hAnsi="Wingdings" w:hint="default"/>
+      </w:rPr>
+    </w:lvl>
+    <w:lvl w:ilvl="6">
+      <w:start w:val="1"/>
+      <w:numFmt w:val="bullet"/>
+      <w:lvlText w:val=""/>
+      <w:lvlJc w:val="left"/>
+      <w:pPr>
+        <w:ind w:left="2520" w:hanging="360"/>
+      </w:pPr>
+      <w:rPr>
+        <w:rFonts w:ascii="Wingdings" w:hAnsi="Wingdings" w:hint="default"/>
+      </w:rPr>
+    </w:lvl>
+    <w:lvl w:ilvl="7">
+      <w:start w:val="1"/>
+      <w:numFmt w:val="bullet"/>
+      <w:lvlText w:val=""/>
+      <w:lvlJc w:val="left"/>
+      <w:pPr>
+        <w:ind w:left="2880" w:hanging="360"/>
+      </w:pPr>
+      <w:rPr>
+        <w:rFonts w:ascii="Symbol" w:hAnsi="Symbol" w:hint="default"/>
+      </w:rPr>
+    </w:lvl>
+    <w:lvl w:ilvl="8">
+      <w:start w:val="1"/>
+      <w:numFmt w:val="bullet"/>
+      <w:lvlText w:val=""/>
+      <w:lvlJc w:val="left"/>
+      <w:pPr>
+        <w:ind w:left="3240" w:hanging="360"/>
+      </w:pPr>
+      <w:rPr>
+        <w:rFonts w:ascii="Symbol" w:hAnsi="Symbol" w:hint="default"/>
+      </w:rPr>
+    </w:lvl>
+  </w:abstractNum>
+  <w:abstractNum w:abstractNumId="7" w15:restartNumberingAfterBreak="0">
+    <w:nsid w:val="431D7608"/>
+    <w:multiLevelType w:val="hybridMultilevel"/>
+    <w:tmpl w:val="C5E69A72"/>
+    <w:lvl w:ilvl="0" w:tplc="40090001">
+      <w:start w:val="1"/>
+      <w:numFmt w:val="bullet"/>
+      <w:lvlText w:val=""/>
+      <w:lvlJc w:val="left"/>
+      <w:pPr>
+        <w:ind w:left="720" w:hanging="360"/>
+      </w:pPr>
+      <w:rPr>
+        <w:rFonts w:ascii="Symbol" w:hAnsi="Symbol" w:hint="default"/>
+      </w:rPr>
+    </w:lvl>
+    <w:lvl w:ilvl="1" w:tplc="40090003">
+      <w:start w:val="1"/>
+      <w:numFmt w:val="bullet"/>
+      <w:lvlText w:val="o"/>
+      <w:lvlJc w:val="left"/>
+      <w:pPr>
+        <w:ind w:left="1440" w:hanging="360"/>
+      </w:pPr>
+      <w:rPr>
+        <w:rFonts w:ascii="Courier New" w:hAnsi="Courier New" w:cs="Courier New" w:hint="default"/>
+      </w:rPr>
+    </w:lvl>
+    <w:lvl w:ilvl="2" w:tplc="40090005" w:tentative="1">
+      <w:start w:val="1"/>
+      <w:numFmt w:val="bullet"/>
+      <w:lvlText w:val=""/>
+      <w:lvlJc w:val="left"/>
+      <w:pPr>
+        <w:ind w:left="2160" w:hanging="360"/>
+      </w:pPr>
+      <w:rPr>
+        <w:rFonts w:ascii="Wingdings" w:hAnsi="Wingdings" w:hint="default"/>
+      </w:rPr>
+    </w:lvl>
+    <w:lvl w:ilvl="3" w:tplc="40090001" w:tentative="1">
+      <w:start w:val="1"/>
+      <w:numFmt w:val="bullet"/>
+      <w:lvlText w:val=""/>
+      <w:lvlJc w:val="left"/>
+      <w:pPr>
+        <w:ind w:left="2880" w:hanging="360"/>
+      </w:pPr>
+      <w:rPr>
+        <w:rFonts w:ascii="Symbol" w:hAnsi="Symbol" w:hint="default"/>
+      </w:rPr>
+    </w:lvl>
+    <w:lvl w:ilvl="4" w:tplc="40090003" w:tentative="1">
+      <w:start w:val="1"/>
+      <w:numFmt w:val="bullet"/>
+      <w:lvlText w:val="o"/>
+      <w:lvlJc w:val="left"/>
+      <w:pPr>
+        <w:ind w:left="3600" w:hanging="360"/>
+      </w:pPr>
+      <w:rPr>
+        <w:rFonts w:ascii="Courier New" w:hAnsi="Courier New" w:cs="Courier New" w:hint="default"/>
+      </w:rPr>
+    </w:lvl>
+    <w:lvl w:ilvl="5" w:tplc="40090005" w:tentative="1">
+      <w:start w:val="1"/>
+      <w:numFmt w:val="bullet"/>
+      <w:lvlText w:val=""/>
+      <w:lvlJc w:val="left"/>
+      <w:pPr>
+        <w:ind w:left="4320" w:hanging="360"/>
+      </w:pPr>
+      <w:rPr>
+        <w:rFonts w:ascii="Wingdings" w:hAnsi="Wingdings" w:hint="default"/>
+      </w:rPr>
+    </w:lvl>
+    <w:lvl w:ilvl="6" w:tplc="40090001" w:tentative="1">
+      <w:start w:val="1"/>
+      <w:numFmt w:val="bullet"/>
+      <w:lvlText w:val=""/>
+      <w:lvlJc w:val="left"/>
+      <w:pPr>
+        <w:ind w:left="5040" w:hanging="360"/>
+      </w:pPr>
+      <w:rPr>
+        <w:rFonts w:ascii="Symbol" w:hAnsi="Symbol" w:hint="default"/>
+      </w:rPr>
+    </w:lvl>
+    <w:lvl w:ilvl="7" w:tplc="40090003" w:tentative="1">
+      <w:start w:val="1"/>
+      <w:numFmt w:val="bullet"/>
+      <w:lvlText w:val="o"/>
+      <w:lvlJc w:val="left"/>
+      <w:pPr>
+        <w:ind w:left="5760" w:hanging="360"/>
+      </w:pPr>
+      <w:rPr>
+        <w:rFonts w:ascii="Courier New" w:hAnsi="Courier New" w:cs="Courier New" w:hint="default"/>
+      </w:rPr>
+    </w:lvl>
+    <w:lvl w:ilvl="8" w:tplc="40090005" w:tentative="1">
+      <w:start w:val="1"/>
+      <w:numFmt w:val="bullet"/>
+      <w:lvlText w:val=""/>
+      <w:lvlJc w:val="left"/>
+      <w:pPr>
+        <w:ind w:left="6480" w:hanging="360"/>
+      </w:pPr>
+      <w:rPr>
+        <w:rFonts w:ascii="Wingdings" w:hAnsi="Wingdings" w:hint="default"/>
+      </w:rPr>
+    </w:lvl>
+  </w:abstractNum>
+  <w:abstractNum w:abstractNumId="8" w15:restartNumberingAfterBreak="0">
     <w:nsid w:val="4A8F11C9"/>
     <w:multiLevelType w:val="hybridMultilevel"/>
     <w:tmpl w:val="08621260"/>
@@ -2094,7 +2799,7 @@
       </w:pPr>
     </w:lvl>
   </w:abstractNum>
-  <w:abstractNum w:abstractNumId="7" w15:restartNumberingAfterBreak="0">
+  <w:abstractNum w:abstractNumId="9" w15:restartNumberingAfterBreak="0">
     <w:nsid w:val="74E66899"/>
     <w:multiLevelType w:val="hybridMultilevel"/>
     <w:tmpl w:val="1EF632D0"/>
@@ -2217,7 +2922,7 @@
     <w:abstractNumId w:val="1"/>
   </w:num>
   <w:num w:numId="4" w16cid:durableId="568883010">
-    <w:abstractNumId w:val="7"/>
+    <w:abstractNumId w:val="9"/>
   </w:num>
   <w:num w:numId="5" w16cid:durableId="845677584">
     <w:abstractNumId w:val="3"/>
@@ -2229,6 +2934,12 @@
     <w:abstractNumId w:val="0"/>
   </w:num>
   <w:num w:numId="8" w16cid:durableId="200286158">
+    <w:abstractNumId w:val="8"/>
+  </w:num>
+  <w:num w:numId="9" w16cid:durableId="1176503610">
+    <w:abstractNumId w:val="7"/>
+  </w:num>
+  <w:num w:numId="10" w16cid:durableId="1796833049">
     <w:abstractNumId w:val="6"/>
   </w:num>
 </w:numbering>
@@ -3159,6 +3870,16 @@
       <w:smallCaps/>
       <w:color w:val="0F4761" w:themeColor="accent1" w:themeShade="BF"/>
       <w:spacing w:val="5"/>
+    </w:rPr>
+  </w:style>
+  <w:style w:type="character" w:styleId="PlaceholderText">
+    <w:name w:val="Placeholder Text"/>
+    <w:basedOn w:val="DefaultParagraphFont"/>
+    <w:uiPriority w:val="99"/>
+    <w:semiHidden/>
+    <w:rsid w:val="00F42F38"/>
+    <w:rPr>
+      <w:color w:val="666666"/>
     </w:rPr>
   </w:style>
 </w:styles>

--- a/Global Financial Management/notes (GFM).docx
+++ b/Global Financial Management/notes (GFM).docx
@@ -100,7 +100,15 @@
         </w:numPr>
       </w:pPr>
       <w:r>
-        <w:t xml:space="preserve">Guarantee, Risk management products, advisory services for middle income and credit worthy and low income countries </w:t>
+        <w:t xml:space="preserve">Guarantee, Risk management products, advisory services for middle income and credit worthy and </w:t>
+      </w:r>
+      <w:proofErr w:type="gramStart"/>
+      <w:r>
+        <w:t>low income</w:t>
+      </w:r>
+      <w:proofErr w:type="gramEnd"/>
+      <w:r>
+        <w:t xml:space="preserve"> countries </w:t>
       </w:r>
     </w:p>
     <w:p>
@@ -1782,6 +1790,7 @@
         </w:numPr>
       </w:pPr>
       <w:r>
+        <w:lastRenderedPageBreak/>
         <w:t xml:space="preserve">Increase exports </w:t>
       </w:r>
     </w:p>
@@ -1794,7 +1803,6 @@
         </w:numPr>
       </w:pPr>
       <w:r>
-        <w:lastRenderedPageBreak/>
         <w:t xml:space="preserve">Reduce unnecessary imports </w:t>
       </w:r>
     </w:p>
@@ -1904,6 +1912,1027 @@
       <w:r>
         <w:t xml:space="preserve">Capacity development </w:t>
       </w:r>
+    </w:p>
+    <w:p/>
+    <w:p/>
+    <w:p>
+      <w:r>
+        <w:t>02/09/2026</w:t>
+      </w:r>
+    </w:p>
+    <w:p/>
+    <w:p>
+      <w:pPr>
+        <w:pStyle w:val="ListParagraph"/>
+        <w:numPr>
+          <w:ilvl w:val="0"/>
+          <w:numId w:val="11"/>
+        </w:numPr>
+      </w:pPr>
+      <w:r>
+        <w:t>Special drawing rights (SDR)</w:t>
+      </w:r>
+    </w:p>
+    <w:p>
+      <w:pPr>
+        <w:pStyle w:val="ListParagraph"/>
+        <w:numPr>
+          <w:ilvl w:val="1"/>
+          <w:numId w:val="11"/>
+        </w:numPr>
+      </w:pPr>
+      <w:r>
+        <w:t xml:space="preserve">Not a currency </w:t>
+      </w:r>
+    </w:p>
+    <w:p>
+      <w:pPr>
+        <w:pStyle w:val="ListParagraph"/>
+        <w:numPr>
+          <w:ilvl w:val="1"/>
+          <w:numId w:val="11"/>
+        </w:numPr>
+      </w:pPr>
+      <w:r>
+        <w:t>An international reserve asset</w:t>
+      </w:r>
+    </w:p>
+    <w:p>
+      <w:pPr>
+        <w:pStyle w:val="ListParagraph"/>
+        <w:numPr>
+          <w:ilvl w:val="1"/>
+          <w:numId w:val="11"/>
+        </w:numPr>
+      </w:pPr>
+      <w:r>
+        <w:t>Created by IMF</w:t>
+      </w:r>
+    </w:p>
+    <w:p>
+      <w:pPr>
+        <w:pStyle w:val="ListParagraph"/>
+        <w:numPr>
+          <w:ilvl w:val="0"/>
+          <w:numId w:val="11"/>
+        </w:numPr>
+      </w:pPr>
+      <w:r>
+        <w:t xml:space="preserve">Purpose </w:t>
+      </w:r>
+    </w:p>
+    <w:p>
+      <w:pPr>
+        <w:pStyle w:val="ListParagraph"/>
+        <w:numPr>
+          <w:ilvl w:val="1"/>
+          <w:numId w:val="11"/>
+        </w:numPr>
+      </w:pPr>
+      <w:r>
+        <w:t xml:space="preserve">To supplement countries official foreign exchange reserves </w:t>
+      </w:r>
+    </w:p>
+    <w:p>
+      <w:pPr>
+        <w:pStyle w:val="ListParagraph"/>
+        <w:numPr>
+          <w:ilvl w:val="1"/>
+          <w:numId w:val="11"/>
+        </w:numPr>
+      </w:pPr>
+      <w:r>
+        <w:t>To provide international liquidity</w:t>
+      </w:r>
+    </w:p>
+    <w:p>
+      <w:pPr>
+        <w:pStyle w:val="ListParagraph"/>
+        <w:numPr>
+          <w:ilvl w:val="1"/>
+          <w:numId w:val="11"/>
+        </w:numPr>
+      </w:pPr>
+      <w:r>
+        <w:t>To strengthen countries external financial position</w:t>
+      </w:r>
+    </w:p>
+    <w:p>
+      <w:pPr>
+        <w:pStyle w:val="ListParagraph"/>
+        <w:numPr>
+          <w:ilvl w:val="1"/>
+          <w:numId w:val="11"/>
+        </w:numPr>
+      </w:pPr>
+      <w:r>
+        <w:t>To help countries meet BOP needs</w:t>
+      </w:r>
+    </w:p>
+    <w:p>
+      <w:pPr>
+        <w:pStyle w:val="ListParagraph"/>
+        <w:numPr>
+          <w:ilvl w:val="0"/>
+          <w:numId w:val="11"/>
+        </w:numPr>
+      </w:pPr>
+      <w:r>
+        <w:t>SDR basket of countries</w:t>
+      </w:r>
+    </w:p>
+    <w:p>
+      <w:pPr>
+        <w:pStyle w:val="ListParagraph"/>
+        <w:numPr>
+          <w:ilvl w:val="1"/>
+          <w:numId w:val="11"/>
+        </w:numPr>
+      </w:pPr>
+      <w:r>
+        <w:t>Value of SDR is based on basket of five major currencies</w:t>
+      </w:r>
+    </w:p>
+    <w:tbl>
+      <w:tblPr>
+        <w:tblStyle w:val="TableGrid"/>
+        <w:tblW w:w="0" w:type="auto"/>
+        <w:tblInd w:w="1440" w:type="dxa"/>
+        <w:tblLook w:val="04A0" w:firstRow="1" w:lastRow="0" w:firstColumn="1" w:lastColumn="0" w:noHBand="0" w:noVBand="1"/>
+      </w:tblPr>
+      <w:tblGrid>
+        <w:gridCol w:w="3809"/>
+        <w:gridCol w:w="3767"/>
+      </w:tblGrid>
+      <w:tr>
+        <w:tc>
+          <w:tcPr>
+            <w:tcW w:w="3809" w:type="dxa"/>
+          </w:tcPr>
+          <w:p>
+            <w:pPr>
+              <w:pStyle w:val="ListParagraph"/>
+              <w:numPr>
+                <w:ilvl w:val="1"/>
+                <w:numId w:val="11"/>
+              </w:numPr>
+              <w:ind w:left="0" w:firstLine="0"/>
+            </w:pPr>
+            <w:r>
+              <w:t>Currency</w:t>
+            </w:r>
+          </w:p>
+        </w:tc>
+        <w:tc>
+          <w:tcPr>
+            <w:tcW w:w="3767" w:type="dxa"/>
+          </w:tcPr>
+          <w:p>
+            <w:pPr>
+              <w:pStyle w:val="ListParagraph"/>
+              <w:numPr>
+                <w:ilvl w:val="1"/>
+                <w:numId w:val="11"/>
+              </w:numPr>
+              <w:ind w:left="0" w:firstLine="0"/>
+            </w:pPr>
+            <w:r>
+              <w:t>Approx. weightage</w:t>
+            </w:r>
+          </w:p>
+        </w:tc>
+      </w:tr>
+      <w:tr>
+        <w:tc>
+          <w:tcPr>
+            <w:tcW w:w="3809" w:type="dxa"/>
+          </w:tcPr>
+          <w:p>
+            <w:pPr>
+              <w:pStyle w:val="ListParagraph"/>
+              <w:numPr>
+                <w:ilvl w:val="1"/>
+                <w:numId w:val="11"/>
+              </w:numPr>
+              <w:ind w:left="0" w:firstLine="0"/>
+            </w:pPr>
+            <w:r>
+              <w:t>USD</w:t>
+            </w:r>
+          </w:p>
+          <w:p>
+            <w:pPr>
+              <w:pStyle w:val="ListParagraph"/>
+              <w:numPr>
+                <w:ilvl w:val="1"/>
+                <w:numId w:val="11"/>
+              </w:numPr>
+              <w:ind w:left="0" w:firstLine="0"/>
+            </w:pPr>
+            <w:r>
+              <w:t>EUR</w:t>
+            </w:r>
+          </w:p>
+          <w:p>
+            <w:pPr>
+              <w:pStyle w:val="ListParagraph"/>
+              <w:numPr>
+                <w:ilvl w:val="1"/>
+                <w:numId w:val="11"/>
+              </w:numPr>
+              <w:ind w:left="0" w:firstLine="0"/>
+            </w:pPr>
+            <w:r>
+              <w:t>CNY</w:t>
+            </w:r>
+          </w:p>
+          <w:p>
+            <w:pPr>
+              <w:pStyle w:val="ListParagraph"/>
+              <w:numPr>
+                <w:ilvl w:val="1"/>
+                <w:numId w:val="11"/>
+              </w:numPr>
+              <w:ind w:left="0" w:firstLine="0"/>
+            </w:pPr>
+            <w:r>
+              <w:t xml:space="preserve">JPY </w:t>
+            </w:r>
+          </w:p>
+          <w:p>
+            <w:pPr>
+              <w:pStyle w:val="ListParagraph"/>
+              <w:numPr>
+                <w:ilvl w:val="1"/>
+                <w:numId w:val="11"/>
+              </w:numPr>
+              <w:ind w:left="0" w:firstLine="0"/>
+            </w:pPr>
+            <w:r>
+              <w:t>GBP</w:t>
+            </w:r>
+          </w:p>
+        </w:tc>
+        <w:tc>
+          <w:tcPr>
+            <w:tcW w:w="3767" w:type="dxa"/>
+          </w:tcPr>
+          <w:p>
+            <w:pPr>
+              <w:pStyle w:val="ListParagraph"/>
+              <w:numPr>
+                <w:ilvl w:val="1"/>
+                <w:numId w:val="11"/>
+              </w:numPr>
+              <w:ind w:left="0" w:firstLine="0"/>
+            </w:pPr>
+            <w:r>
+              <w:t>43.39%</w:t>
+            </w:r>
+          </w:p>
+          <w:p>
+            <w:pPr>
+              <w:pStyle w:val="ListParagraph"/>
+              <w:numPr>
+                <w:ilvl w:val="1"/>
+                <w:numId w:val="11"/>
+              </w:numPr>
+              <w:ind w:left="0" w:firstLine="0"/>
+            </w:pPr>
+            <w:r>
+              <w:t>29.31%</w:t>
+            </w:r>
+          </w:p>
+          <w:p>
+            <w:pPr>
+              <w:pStyle w:val="ListParagraph"/>
+              <w:numPr>
+                <w:ilvl w:val="1"/>
+                <w:numId w:val="11"/>
+              </w:numPr>
+              <w:ind w:left="0" w:firstLine="0"/>
+            </w:pPr>
+            <w:r>
+              <w:t>12.28%</w:t>
+            </w:r>
+          </w:p>
+          <w:p>
+            <w:pPr>
+              <w:pStyle w:val="ListParagraph"/>
+              <w:numPr>
+                <w:ilvl w:val="1"/>
+                <w:numId w:val="11"/>
+              </w:numPr>
+              <w:ind w:left="0" w:firstLine="0"/>
+            </w:pPr>
+            <w:r>
+              <w:t>7.59%</w:t>
+            </w:r>
+          </w:p>
+          <w:p>
+            <w:pPr>
+              <w:pStyle w:val="ListParagraph"/>
+              <w:numPr>
+                <w:ilvl w:val="1"/>
+                <w:numId w:val="11"/>
+              </w:numPr>
+              <w:ind w:left="0" w:firstLine="0"/>
+            </w:pPr>
+            <w:r>
+              <w:t>7.44%</w:t>
+            </w:r>
+          </w:p>
+        </w:tc>
+      </w:tr>
+    </w:tbl>
+    <w:p>
+      <w:pPr>
+        <w:pStyle w:val="ListParagraph"/>
+        <w:numPr>
+          <w:ilvl w:val="0"/>
+          <w:numId w:val="13"/>
+        </w:numPr>
+      </w:pPr>
+      <w:r>
+        <w:t>Allocation of SDRs</w:t>
+      </w:r>
+    </w:p>
+    <w:p>
+      <w:pPr>
+        <w:pStyle w:val="ListParagraph"/>
+        <w:numPr>
+          <w:ilvl w:val="1"/>
+          <w:numId w:val="13"/>
+        </w:numPr>
+      </w:pPr>
+      <w:r>
+        <w:t xml:space="preserve">SDRs are allocated to IMF member countries in proportion of their IMF quotas </w:t>
+      </w:r>
+    </w:p>
+    <w:p>
+      <w:pPr>
+        <w:pStyle w:val="ListParagraph"/>
+        <w:numPr>
+          <w:ilvl w:val="0"/>
+          <w:numId w:val="13"/>
+        </w:numPr>
+      </w:pPr>
+      <w:r>
+        <w:t>SDR interest</w:t>
+      </w:r>
+    </w:p>
+    <w:p>
+      <w:pPr>
+        <w:pStyle w:val="ListParagraph"/>
+        <w:numPr>
+          <w:ilvl w:val="1"/>
+          <w:numId w:val="13"/>
+        </w:numPr>
+      </w:pPr>
+      <w:r>
+        <w:t>Objectives</w:t>
+      </w:r>
+    </w:p>
+    <w:p>
+      <w:pPr>
+        <w:pStyle w:val="ListParagraph"/>
+        <w:numPr>
+          <w:ilvl w:val="2"/>
+          <w:numId w:val="13"/>
+        </w:numPr>
+      </w:pPr>
+      <w:r>
+        <w:t>Increase foreign exchange reserves</w:t>
+      </w:r>
+    </w:p>
+    <w:p>
+      <w:pPr>
+        <w:pStyle w:val="ListParagraph"/>
+        <w:numPr>
+          <w:ilvl w:val="2"/>
+          <w:numId w:val="13"/>
+        </w:numPr>
+      </w:pPr>
+      <w:r>
+        <w:lastRenderedPageBreak/>
+        <w:t xml:space="preserve">Improve liquidity during crisis </w:t>
+      </w:r>
+    </w:p>
+    <w:p>
+      <w:pPr>
+        <w:pStyle w:val="ListParagraph"/>
+        <w:numPr>
+          <w:ilvl w:val="2"/>
+          <w:numId w:val="13"/>
+        </w:numPr>
+      </w:pPr>
+      <w:r>
+        <w:t xml:space="preserve">Reduce pressure on forex reserve </w:t>
+      </w:r>
+    </w:p>
+    <w:p>
+      <w:pPr>
+        <w:pStyle w:val="ListParagraph"/>
+        <w:numPr>
+          <w:ilvl w:val="2"/>
+          <w:numId w:val="13"/>
+        </w:numPr>
+      </w:pPr>
+      <w:r>
+        <w:t>Support of BOP</w:t>
+      </w:r>
+    </w:p>
+    <w:p>
+      <w:r>
+        <w:t xml:space="preserve"> </w:t>
+      </w:r>
+    </w:p>
+    <w:p>
+      <w:r>
+        <w:t xml:space="preserve">  ADB (Asian Development Bank)</w:t>
+      </w:r>
+    </w:p>
+    <w:tbl>
+      <w:tblPr>
+        <w:tblStyle w:val="TableGrid"/>
+        <w:tblW w:w="0" w:type="auto"/>
+        <w:tblLook w:val="04A0" w:firstRow="1" w:lastRow="0" w:firstColumn="1" w:lastColumn="0" w:noHBand="0" w:noVBand="1"/>
+      </w:tblPr>
+      <w:tblGrid>
+        <w:gridCol w:w="4508"/>
+        <w:gridCol w:w="4508"/>
+      </w:tblGrid>
+      <w:tr>
+        <w:tc>
+          <w:tcPr>
+            <w:tcW w:w="4508" w:type="dxa"/>
+          </w:tcPr>
+          <w:p>
+            <w:r>
+              <w:t xml:space="preserve">Established </w:t>
+            </w:r>
+          </w:p>
+        </w:tc>
+        <w:tc>
+          <w:tcPr>
+            <w:tcW w:w="4508" w:type="dxa"/>
+          </w:tcPr>
+          <w:p>
+            <w:r>
+              <w:t>1966</w:t>
+            </w:r>
+          </w:p>
+        </w:tc>
+      </w:tr>
+      <w:tr>
+        <w:tc>
+          <w:tcPr>
+            <w:tcW w:w="4508" w:type="dxa"/>
+          </w:tcPr>
+          <w:p>
+            <w:r>
+              <w:t>Headquarter</w:t>
+            </w:r>
+          </w:p>
+        </w:tc>
+        <w:tc>
+          <w:tcPr>
+            <w:tcW w:w="4508" w:type="dxa"/>
+          </w:tcPr>
+          <w:p>
+            <w:r>
+              <w:t>Manila (Philippines)</w:t>
+            </w:r>
+          </w:p>
+        </w:tc>
+      </w:tr>
+      <w:tr>
+        <w:tc>
+          <w:tcPr>
+            <w:tcW w:w="4508" w:type="dxa"/>
+          </w:tcPr>
+          <w:p>
+            <w:r>
+              <w:t>Nature</w:t>
+            </w:r>
+          </w:p>
+        </w:tc>
+        <w:tc>
+          <w:tcPr>
+            <w:tcW w:w="4508" w:type="dxa"/>
+          </w:tcPr>
+          <w:p>
+            <w:r>
+              <w:t>Multilateral development bank</w:t>
+            </w:r>
+          </w:p>
+        </w:tc>
+      </w:tr>
+      <w:tr>
+        <w:tc>
+          <w:tcPr>
+            <w:tcW w:w="4508" w:type="dxa"/>
+          </w:tcPr>
+          <w:p>
+            <w:r>
+              <w:t>Major region</w:t>
+            </w:r>
+          </w:p>
+        </w:tc>
+        <w:tc>
+          <w:tcPr>
+            <w:tcW w:w="4508" w:type="dxa"/>
+          </w:tcPr>
+          <w:p>
+            <w:r>
+              <w:t>Asia &amp; pacific</w:t>
+            </w:r>
+          </w:p>
+        </w:tc>
+      </w:tr>
+    </w:tbl>
+    <w:p/>
+    <w:p>
+      <w:r>
+        <w:t>Objective</w:t>
+      </w:r>
+    </w:p>
+    <w:p>
+      <w:pPr>
+        <w:pStyle w:val="ListParagraph"/>
+        <w:numPr>
+          <w:ilvl w:val="0"/>
+          <w:numId w:val="14"/>
+        </w:numPr>
+      </w:pPr>
+      <w:r>
+        <w:t xml:space="preserve">Inclusive </w:t>
+      </w:r>
+    </w:p>
+    <w:p>
+      <w:pPr>
+        <w:pStyle w:val="ListParagraph"/>
+        <w:numPr>
+          <w:ilvl w:val="0"/>
+          <w:numId w:val="14"/>
+        </w:numPr>
+      </w:pPr>
+      <w:r>
+        <w:t>Sustainable</w:t>
+      </w:r>
+    </w:p>
+    <w:p>
+      <w:pPr>
+        <w:pStyle w:val="ListParagraph"/>
+        <w:numPr>
+          <w:ilvl w:val="0"/>
+          <w:numId w:val="14"/>
+        </w:numPr>
+      </w:pPr>
+      <w:r>
+        <w:t>Economic</w:t>
+      </w:r>
+    </w:p>
+    <w:p>
+      <w:pPr>
+        <w:pStyle w:val="ListParagraph"/>
+        <w:numPr>
+          <w:ilvl w:val="0"/>
+          <w:numId w:val="14"/>
+        </w:numPr>
+      </w:pPr>
+      <w:r>
+        <w:t>Development</w:t>
+      </w:r>
+    </w:p>
+    <w:p/>
+    <w:p>
+      <w:r>
+        <w:t>Activities</w:t>
+      </w:r>
+    </w:p>
+    <w:p>
+      <w:pPr>
+        <w:pStyle w:val="ListParagraph"/>
+        <w:numPr>
+          <w:ilvl w:val="0"/>
+          <w:numId w:val="15"/>
+        </w:numPr>
+      </w:pPr>
+      <w:r>
+        <w:t>Loans</w:t>
+      </w:r>
+    </w:p>
+    <w:p>
+      <w:pPr>
+        <w:pStyle w:val="ListParagraph"/>
+        <w:numPr>
+          <w:ilvl w:val="0"/>
+          <w:numId w:val="15"/>
+        </w:numPr>
+      </w:pPr>
+      <w:r>
+        <w:t>Grants</w:t>
+      </w:r>
+    </w:p>
+    <w:p>
+      <w:pPr>
+        <w:pStyle w:val="ListParagraph"/>
+        <w:numPr>
+          <w:ilvl w:val="0"/>
+          <w:numId w:val="15"/>
+        </w:numPr>
+      </w:pPr>
+      <w:r>
+        <w:t xml:space="preserve">Technical assistance </w:t>
+      </w:r>
+    </w:p>
+    <w:p>
+      <w:pPr>
+        <w:pStyle w:val="ListParagraph"/>
+        <w:numPr>
+          <w:ilvl w:val="0"/>
+          <w:numId w:val="15"/>
+        </w:numPr>
+      </w:pPr>
+      <w:r>
+        <w:t>Policy support</w:t>
+      </w:r>
+    </w:p>
+    <w:p>
+      <w:r>
+        <w:t>India is member of ADB since 1966</w:t>
+      </w:r>
+    </w:p>
+    <w:p>
+      <w:r>
+        <w:t>Objective</w:t>
+      </w:r>
+    </w:p>
+    <w:p>
+      <w:pPr>
+        <w:pStyle w:val="ListParagraph"/>
+        <w:numPr>
+          <w:ilvl w:val="0"/>
+          <w:numId w:val="16"/>
+        </w:numPr>
+      </w:pPr>
+      <w:r>
+        <w:t>Reduce poverty</w:t>
+      </w:r>
+    </w:p>
+    <w:p>
+      <w:pPr>
+        <w:pStyle w:val="ListParagraph"/>
+        <w:numPr>
+          <w:ilvl w:val="0"/>
+          <w:numId w:val="16"/>
+        </w:numPr>
+      </w:pPr>
+      <w:r>
+        <w:t>Promote economic growth</w:t>
+      </w:r>
+    </w:p>
+    <w:p>
+      <w:pPr>
+        <w:pStyle w:val="ListParagraph"/>
+        <w:numPr>
+          <w:ilvl w:val="0"/>
+          <w:numId w:val="16"/>
+        </w:numPr>
+      </w:pPr>
+      <w:r>
+        <w:t>Support infrastructure development (</w:t>
+      </w:r>
+      <w:proofErr w:type="spellStart"/>
+      <w:r>
+        <w:t>eg.</w:t>
+      </w:r>
+      <w:proofErr w:type="spellEnd"/>
+      <w:r>
+        <w:t xml:space="preserve"> Transport, energy)</w:t>
+      </w:r>
+    </w:p>
+    <w:p>
+      <w:pPr>
+        <w:pStyle w:val="ListParagraph"/>
+        <w:numPr>
+          <w:ilvl w:val="0"/>
+          <w:numId w:val="16"/>
+        </w:numPr>
+      </w:pPr>
+      <w:r>
+        <w:t>Encourage regional co-operation</w:t>
+      </w:r>
+    </w:p>
+    <w:p>
+      <w:pPr>
+        <w:pStyle w:val="ListParagraph"/>
+        <w:numPr>
+          <w:ilvl w:val="0"/>
+          <w:numId w:val="16"/>
+        </w:numPr>
+      </w:pPr>
+      <w:r>
+        <w:t xml:space="preserve">Promote environment sustainability and climate change </w:t>
+      </w:r>
+    </w:p>
+    <w:p>
+      <w:pPr>
+        <w:pStyle w:val="ListParagraph"/>
+        <w:numPr>
+          <w:ilvl w:val="0"/>
+          <w:numId w:val="16"/>
+        </w:numPr>
+      </w:pPr>
+      <w:r>
+        <w:t>Improve education, health and social development</w:t>
+      </w:r>
+    </w:p>
+    <w:p>
+      <w:r>
+        <w:t xml:space="preserve">ADB and India </w:t>
+      </w:r>
+    </w:p>
+    <w:p>
+      <w:pPr>
+        <w:pStyle w:val="ListParagraph"/>
+        <w:numPr>
+          <w:ilvl w:val="0"/>
+          <w:numId w:val="17"/>
+        </w:numPr>
+      </w:pPr>
+      <w:r>
+        <w:t xml:space="preserve">Urban infrastructure </w:t>
+      </w:r>
+    </w:p>
+    <w:p>
+      <w:pPr>
+        <w:pStyle w:val="ListParagraph"/>
+        <w:numPr>
+          <w:ilvl w:val="0"/>
+          <w:numId w:val="17"/>
+        </w:numPr>
+      </w:pPr>
+      <w:r>
+        <w:t xml:space="preserve">Transport and roads </w:t>
+      </w:r>
+    </w:p>
+    <w:p>
+      <w:pPr>
+        <w:pStyle w:val="ListParagraph"/>
+        <w:numPr>
+          <w:ilvl w:val="0"/>
+          <w:numId w:val="17"/>
+        </w:numPr>
+      </w:pPr>
+      <w:r>
+        <w:t xml:space="preserve">Renewable energy </w:t>
+      </w:r>
+    </w:p>
+    <w:p>
+      <w:pPr>
+        <w:pStyle w:val="ListParagraph"/>
+        <w:numPr>
+          <w:ilvl w:val="0"/>
+          <w:numId w:val="17"/>
+        </w:numPr>
+      </w:pPr>
+      <w:r>
+        <w:t xml:space="preserve">Water and sanitation </w:t>
+      </w:r>
+    </w:p>
+    <w:p>
+      <w:pPr>
+        <w:pStyle w:val="ListParagraph"/>
+        <w:numPr>
+          <w:ilvl w:val="0"/>
+          <w:numId w:val="17"/>
+        </w:numPr>
+      </w:pPr>
+      <w:r>
+        <w:lastRenderedPageBreak/>
+        <w:t>Skill development</w:t>
+      </w:r>
+    </w:p>
+    <w:p>
+      <w:pPr>
+        <w:pStyle w:val="ListParagraph"/>
+        <w:numPr>
+          <w:ilvl w:val="0"/>
+          <w:numId w:val="17"/>
+        </w:numPr>
+      </w:pPr>
+      <w:r>
+        <w:t xml:space="preserve">Climate resilient development </w:t>
+      </w:r>
+    </w:p>
+    <w:p/>
+    <w:p>
+      <w:r>
+        <w:t xml:space="preserve">ADB vs </w:t>
+      </w:r>
+      <w:r>
+        <w:t>IMF</w:t>
+      </w:r>
+    </w:p>
+    <w:p>
+      <w:r>
+        <w:t>ADB -&gt; regional development</w:t>
+      </w:r>
+    </w:p>
+    <w:p>
+      <w:r>
+        <w:t xml:space="preserve">IMF -&gt; global monetary stability </w:t>
+      </w:r>
+    </w:p>
+    <w:tbl>
+      <w:tblPr>
+        <w:tblStyle w:val="TableGrid"/>
+        <w:tblW w:w="0" w:type="auto"/>
+        <w:tblInd w:w="720" w:type="dxa"/>
+        <w:tblLook w:val="04A0" w:firstRow="1" w:lastRow="0" w:firstColumn="1" w:lastColumn="0" w:noHBand="0" w:noVBand="1"/>
+      </w:tblPr>
+      <w:tblGrid>
+        <w:gridCol w:w="4148"/>
+        <w:gridCol w:w="4148"/>
+      </w:tblGrid>
+      <w:tr>
+        <w:tc>
+          <w:tcPr>
+            <w:tcW w:w="4148" w:type="dxa"/>
+          </w:tcPr>
+          <w:p>
+            <w:pPr>
+              <w:pStyle w:val="ListParagraph"/>
+              <w:ind w:left="0"/>
+            </w:pPr>
+            <w:r>
+              <w:rPr>
+                <w:rFonts w:ascii="Calibri" w:eastAsia="Times New Roman" w:hAnsi="Calibri" w:cs="Calibri"/>
+                <w:color w:val="000000"/>
+                <w:kern w:val="0"/>
+                <w:sz w:val="22"/>
+                <w:szCs w:val="22"/>
+                <w:lang w:eastAsia="en-IN"/>
+                <w14:ligatures w14:val="none"/>
+              </w:rPr>
+              <w:t xml:space="preserve">regional </w:t>
+            </w:r>
+            <w:proofErr w:type="spellStart"/>
+            <w:r>
+              <w:rPr>
+                <w:rFonts w:ascii="Calibri" w:eastAsia="Times New Roman" w:hAnsi="Calibri" w:cs="Calibri"/>
+                <w:color w:val="000000"/>
+                <w:kern w:val="0"/>
+                <w:sz w:val="22"/>
+                <w:szCs w:val="22"/>
+                <w:lang w:eastAsia="en-IN"/>
+                <w14:ligatures w14:val="none"/>
+              </w:rPr>
+              <w:t>instituition</w:t>
+            </w:r>
+            <w:proofErr w:type="spellEnd"/>
+          </w:p>
+        </w:tc>
+        <w:tc>
+          <w:tcPr>
+            <w:tcW w:w="4148" w:type="dxa"/>
+          </w:tcPr>
+          <w:p>
+            <w:pPr>
+              <w:pStyle w:val="ListParagraph"/>
+              <w:ind w:left="0"/>
+            </w:pPr>
+            <w:r>
+              <w:rPr>
+                <w:rFonts w:ascii="Calibri" w:eastAsia="Times New Roman" w:hAnsi="Calibri" w:cs="Calibri"/>
+                <w:color w:val="000000"/>
+                <w:kern w:val="0"/>
+                <w:sz w:val="22"/>
+                <w:szCs w:val="22"/>
+                <w:lang w:eastAsia="en-IN"/>
+                <w14:ligatures w14:val="none"/>
+              </w:rPr>
+              <w:t xml:space="preserve">global </w:t>
+            </w:r>
+            <w:proofErr w:type="spellStart"/>
+            <w:r>
+              <w:rPr>
+                <w:rFonts w:ascii="Calibri" w:eastAsia="Times New Roman" w:hAnsi="Calibri" w:cs="Calibri"/>
+                <w:color w:val="000000"/>
+                <w:kern w:val="0"/>
+                <w:sz w:val="22"/>
+                <w:szCs w:val="22"/>
+                <w:lang w:eastAsia="en-IN"/>
+                <w14:ligatures w14:val="none"/>
+              </w:rPr>
+              <w:t>instituition</w:t>
+            </w:r>
+            <w:proofErr w:type="spellEnd"/>
+          </w:p>
+        </w:tc>
+      </w:tr>
+      <w:tr>
+        <w:trPr>
+          <w:trHeight w:val="300"/>
+        </w:trPr>
+        <w:tc>
+          <w:tcPr>
+            <w:tcW w:w="4148" w:type="dxa"/>
+            <w:noWrap/>
+            <w:hideMark/>
+          </w:tcPr>
+          <w:p>
+            <w:pPr>
+              <w:rPr>
+                <w:rFonts w:ascii="Calibri" w:eastAsia="Times New Roman" w:hAnsi="Calibri" w:cs="Calibri"/>
+                <w:color w:val="000000"/>
+                <w:kern w:val="0"/>
+                <w:sz w:val="22"/>
+                <w:szCs w:val="22"/>
+                <w:lang w:eastAsia="en-IN"/>
+                <w14:ligatures w14:val="none"/>
+              </w:rPr>
+            </w:pPr>
+            <w:r>
+              <w:rPr>
+                <w:rFonts w:ascii="Calibri" w:eastAsia="Times New Roman" w:hAnsi="Calibri" w:cs="Calibri"/>
+                <w:color w:val="000000"/>
+                <w:kern w:val="0"/>
+                <w:sz w:val="22"/>
+                <w:szCs w:val="22"/>
+                <w:lang w:eastAsia="en-IN"/>
+                <w14:ligatures w14:val="none"/>
+              </w:rPr>
+              <w:t>support development</w:t>
+            </w:r>
+          </w:p>
+        </w:tc>
+        <w:tc>
+          <w:tcPr>
+            <w:tcW w:w="4148" w:type="dxa"/>
+            <w:noWrap/>
+            <w:hideMark/>
+          </w:tcPr>
+          <w:p>
+            <w:pPr>
+              <w:rPr>
+                <w:rFonts w:ascii="Calibri" w:eastAsia="Times New Roman" w:hAnsi="Calibri" w:cs="Calibri"/>
+                <w:color w:val="000000"/>
+                <w:kern w:val="0"/>
+                <w:sz w:val="22"/>
+                <w:szCs w:val="22"/>
+                <w:lang w:eastAsia="en-IN"/>
+                <w14:ligatures w14:val="none"/>
+              </w:rPr>
+            </w:pPr>
+            <w:r>
+              <w:rPr>
+                <w:rFonts w:ascii="Calibri" w:eastAsia="Times New Roman" w:hAnsi="Calibri" w:cs="Calibri"/>
+                <w:color w:val="000000"/>
+                <w:kern w:val="0"/>
+                <w:sz w:val="22"/>
+                <w:szCs w:val="22"/>
+                <w:lang w:eastAsia="en-IN"/>
+                <w14:ligatures w14:val="none"/>
+              </w:rPr>
+              <w:t xml:space="preserve">support BOP difficulties and macros economic </w:t>
+            </w:r>
+            <w:proofErr w:type="spellStart"/>
+            <w:r>
+              <w:rPr>
+                <w:rFonts w:ascii="Calibri" w:eastAsia="Times New Roman" w:hAnsi="Calibri" w:cs="Calibri"/>
+                <w:color w:val="000000"/>
+                <w:kern w:val="0"/>
+                <w:sz w:val="22"/>
+                <w:szCs w:val="22"/>
+                <w:lang w:eastAsia="en-IN"/>
+                <w14:ligatures w14:val="none"/>
+              </w:rPr>
+              <w:t>stablility</w:t>
+            </w:r>
+            <w:proofErr w:type="spellEnd"/>
+            <w:r>
+              <w:rPr>
+                <w:rFonts w:ascii="Calibri" w:eastAsia="Times New Roman" w:hAnsi="Calibri" w:cs="Calibri"/>
+                <w:color w:val="000000"/>
+                <w:kern w:val="0"/>
+                <w:sz w:val="22"/>
+                <w:szCs w:val="22"/>
+                <w:lang w:eastAsia="en-IN"/>
+                <w14:ligatures w14:val="none"/>
+              </w:rPr>
+              <w:t xml:space="preserve"> </w:t>
+            </w:r>
+          </w:p>
+        </w:tc>
+      </w:tr>
+    </w:tbl>
+    <w:p>
+      <w:pPr>
+        <w:pStyle w:val="ListParagraph"/>
+      </w:pPr>
     </w:p>
     <w:sectPr>
       <w:pgSz w:w="11906" w:h="16838"/>
@@ -1918,6 +2947,119 @@
 <file path=word/numbering.xml><?xml version="1.0" encoding="utf-8"?>
 <w:numbering xmlns:wpc="http://schemas.microsoft.com/office/word/2010/wordprocessingCanvas" xmlns:cx="http://schemas.microsoft.com/office/drawing/2014/chartex" xmlns:cx1="http://schemas.microsoft.com/office/drawing/2015/9/8/chartex" xmlns:cx2="http://schemas.microsoft.com/office/drawing/2015/10/21/chartex" xmlns:cx3="http://schemas.microsoft.com/office/drawing/2016/5/9/chartex" xmlns:cx4="http://schemas.microsoft.com/office/drawing/2016/5/10/chartex" xmlns:cx5="http://schemas.microsoft.com/office/drawing/2016/5/11/chartex" xmlns:cx6="http://schemas.microsoft.com/office/drawing/2016/5/12/chartex" xmlns:cx7="http://schemas.microsoft.com/office/drawing/2016/5/13/chartex" xmlns:cx8="http://schemas.microsoft.com/office/drawing/2016/5/14/chartex" xmlns:mc="http://schemas.openxmlformats.org/markup-compatibility/2006" xmlns:aink="http://schemas.microsoft.com/office/drawing/2016/ink" xmlns:am3d="http://schemas.microsoft.com/office/drawing/2017/model3d" xmlns:o="urn:schemas-microsoft-com:office:office" xmlns:oel="http://schemas.microsoft.com/office/2019/extlst" xmlns:r="http://schemas.openxmlformats.org/officeDocument/2006/relationships" xmlns:m="http://schemas.openxmlformats.org/officeDocument/2006/math" xmlns:v="urn:schemas-microsoft-com:vml" xmlns:wp14="http://schemas.microsoft.com/office/word/2010/wordprocessingDrawing" xmlns:wp="http://schemas.openxmlformats.org/drawingml/2006/wordprocessingDrawing" xmlns:w10="urn:schemas-microsoft-com:office:word" xmlns:w="http://schemas.openxmlformats.org/wordprocessingml/2006/main" xmlns:w14="http://schemas.microsoft.com/office/word/2010/wordml" xmlns:w15="http://schemas.microsoft.com/office/word/2012/wordml" xmlns:w16cex="http://schemas.microsoft.com/office/word/2018/wordml/cex" xmlns:w16cid="http://schemas.microsoft.com/office/word/2016/wordml/cid" xmlns:w16="http://schemas.microsoft.com/office/word/2018/wordml" xmlns:w16du="http://schemas.microsoft.com/office/word/2023/wordml/word16du" xmlns:w16sdtdh="http://schemas.microsoft.com/office/word/2020/wordml/sdtdatahash" xmlns:w16sdtfl="http://schemas.microsoft.com/office/word/2024/wordml/sdtformatlock" xmlns:w16se="http://schemas.microsoft.com/office/word/2015/wordml/symex" xmlns:wpg="http://schemas.microsoft.com/office/word/2010/wordprocessingGroup" xmlns:wpi="http://schemas.microsoft.com/office/word/2010/wordprocessingInk" xmlns:wne="http://schemas.microsoft.com/office/word/2006/wordml" xmlns:wps="http://schemas.microsoft.com/office/word/2010/wordprocessingShape" mc:Ignorable="w14 w15 w16se w16cid w16 w16cex w16sdtdh w16sdtfl w16du wp14">
   <w:abstractNum w:abstractNumId="0" w15:restartNumberingAfterBreak="0">
+    <w:nsid w:val="03935F16"/>
+    <w:multiLevelType w:val="hybridMultilevel"/>
+    <w:tmpl w:val="3C4EC7E0"/>
+    <w:lvl w:ilvl="0" w:tplc="40090001">
+      <w:start w:val="1"/>
+      <w:numFmt w:val="bullet"/>
+      <w:lvlText w:val=""/>
+      <w:lvlJc w:val="left"/>
+      <w:pPr>
+        <w:ind w:left="720" w:hanging="360"/>
+      </w:pPr>
+      <w:rPr>
+        <w:rFonts w:ascii="Symbol" w:hAnsi="Symbol" w:hint="default"/>
+      </w:rPr>
+    </w:lvl>
+    <w:lvl w:ilvl="1" w:tplc="40090003" w:tentative="1">
+      <w:start w:val="1"/>
+      <w:numFmt w:val="bullet"/>
+      <w:lvlText w:val="o"/>
+      <w:lvlJc w:val="left"/>
+      <w:pPr>
+        <w:ind w:left="1440" w:hanging="360"/>
+      </w:pPr>
+      <w:rPr>
+        <w:rFonts w:ascii="Courier New" w:hAnsi="Courier New" w:cs="Courier New" w:hint="default"/>
+      </w:rPr>
+    </w:lvl>
+    <w:lvl w:ilvl="2" w:tplc="40090005" w:tentative="1">
+      <w:start w:val="1"/>
+      <w:numFmt w:val="bullet"/>
+      <w:lvlText w:val=""/>
+      <w:lvlJc w:val="left"/>
+      <w:pPr>
+        <w:ind w:left="2160" w:hanging="360"/>
+      </w:pPr>
+      <w:rPr>
+        <w:rFonts w:ascii="Wingdings" w:hAnsi="Wingdings" w:hint="default"/>
+      </w:rPr>
+    </w:lvl>
+    <w:lvl w:ilvl="3" w:tplc="40090001" w:tentative="1">
+      <w:start w:val="1"/>
+      <w:numFmt w:val="bullet"/>
+      <w:lvlText w:val=""/>
+      <w:lvlJc w:val="left"/>
+      <w:pPr>
+        <w:ind w:left="2880" w:hanging="360"/>
+      </w:pPr>
+      <w:rPr>
+        <w:rFonts w:ascii="Symbol" w:hAnsi="Symbol" w:hint="default"/>
+      </w:rPr>
+    </w:lvl>
+    <w:lvl w:ilvl="4" w:tplc="40090003" w:tentative="1">
+      <w:start w:val="1"/>
+      <w:numFmt w:val="bullet"/>
+      <w:lvlText w:val="o"/>
+      <w:lvlJc w:val="left"/>
+      <w:pPr>
+        <w:ind w:left="3600" w:hanging="360"/>
+      </w:pPr>
+      <w:rPr>
+        <w:rFonts w:ascii="Courier New" w:hAnsi="Courier New" w:cs="Courier New" w:hint="default"/>
+      </w:rPr>
+    </w:lvl>
+    <w:lvl w:ilvl="5" w:tplc="40090005" w:tentative="1">
+      <w:start w:val="1"/>
+      <w:numFmt w:val="bullet"/>
+      <w:lvlText w:val=""/>
+      <w:lvlJc w:val="left"/>
+      <w:pPr>
+        <w:ind w:left="4320" w:hanging="360"/>
+      </w:pPr>
+      <w:rPr>
+        <w:rFonts w:ascii="Wingdings" w:hAnsi="Wingdings" w:hint="default"/>
+      </w:rPr>
+    </w:lvl>
+    <w:lvl w:ilvl="6" w:tplc="40090001" w:tentative="1">
+      <w:start w:val="1"/>
+      <w:numFmt w:val="bullet"/>
+      <w:lvlText w:val=""/>
+      <w:lvlJc w:val="left"/>
+      <w:pPr>
+        <w:ind w:left="5040" w:hanging="360"/>
+      </w:pPr>
+      <w:rPr>
+        <w:rFonts w:ascii="Symbol" w:hAnsi="Symbol" w:hint="default"/>
+      </w:rPr>
+    </w:lvl>
+    <w:lvl w:ilvl="7" w:tplc="40090003" w:tentative="1">
+      <w:start w:val="1"/>
+      <w:numFmt w:val="bullet"/>
+      <w:lvlText w:val="o"/>
+      <w:lvlJc w:val="left"/>
+      <w:pPr>
+        <w:ind w:left="5760" w:hanging="360"/>
+      </w:pPr>
+      <w:rPr>
+        <w:rFonts w:ascii="Courier New" w:hAnsi="Courier New" w:cs="Courier New" w:hint="default"/>
+      </w:rPr>
+    </w:lvl>
+    <w:lvl w:ilvl="8" w:tplc="40090005" w:tentative="1">
+      <w:start w:val="1"/>
+      <w:numFmt w:val="bullet"/>
+      <w:lvlText w:val=""/>
+      <w:lvlJc w:val="left"/>
+      <w:pPr>
+        <w:ind w:left="6480" w:hanging="360"/>
+      </w:pPr>
+      <w:rPr>
+        <w:rFonts w:ascii="Wingdings" w:hAnsi="Wingdings" w:hint="default"/>
+      </w:rPr>
+    </w:lvl>
+  </w:abstractNum>
+  <w:abstractNum w:abstractNumId="1" w15:restartNumberingAfterBreak="0">
     <w:nsid w:val="05DC04AE"/>
     <w:multiLevelType w:val="hybridMultilevel"/>
     <w:tmpl w:val="8F067CD6"/>
@@ -2003,7 +3145,120 @@
       </w:pPr>
     </w:lvl>
   </w:abstractNum>
-  <w:abstractNum w:abstractNumId="1" w15:restartNumberingAfterBreak="0">
+  <w:abstractNum w:abstractNumId="2" w15:restartNumberingAfterBreak="0">
+    <w:nsid w:val="07FA29C2"/>
+    <w:multiLevelType w:val="hybridMultilevel"/>
+    <w:tmpl w:val="6C7C596A"/>
+    <w:lvl w:ilvl="0" w:tplc="40090001">
+      <w:start w:val="1"/>
+      <w:numFmt w:val="bullet"/>
+      <w:lvlText w:val=""/>
+      <w:lvlJc w:val="left"/>
+      <w:pPr>
+        <w:ind w:left="720" w:hanging="360"/>
+      </w:pPr>
+      <w:rPr>
+        <w:rFonts w:ascii="Symbol" w:hAnsi="Symbol" w:hint="default"/>
+      </w:rPr>
+    </w:lvl>
+    <w:lvl w:ilvl="1" w:tplc="40090003">
+      <w:start w:val="1"/>
+      <w:numFmt w:val="bullet"/>
+      <w:lvlText w:val="o"/>
+      <w:lvlJc w:val="left"/>
+      <w:pPr>
+        <w:ind w:left="1440" w:hanging="360"/>
+      </w:pPr>
+      <w:rPr>
+        <w:rFonts w:ascii="Courier New" w:hAnsi="Courier New" w:cs="Courier New" w:hint="default"/>
+      </w:rPr>
+    </w:lvl>
+    <w:lvl w:ilvl="2" w:tplc="40090005">
+      <w:start w:val="1"/>
+      <w:numFmt w:val="bullet"/>
+      <w:lvlText w:val=""/>
+      <w:lvlJc w:val="left"/>
+      <w:pPr>
+        <w:ind w:left="2160" w:hanging="360"/>
+      </w:pPr>
+      <w:rPr>
+        <w:rFonts w:ascii="Wingdings" w:hAnsi="Wingdings" w:hint="default"/>
+      </w:rPr>
+    </w:lvl>
+    <w:lvl w:ilvl="3" w:tplc="40090001" w:tentative="1">
+      <w:start w:val="1"/>
+      <w:numFmt w:val="bullet"/>
+      <w:lvlText w:val=""/>
+      <w:lvlJc w:val="left"/>
+      <w:pPr>
+        <w:ind w:left="2880" w:hanging="360"/>
+      </w:pPr>
+      <w:rPr>
+        <w:rFonts w:ascii="Symbol" w:hAnsi="Symbol" w:hint="default"/>
+      </w:rPr>
+    </w:lvl>
+    <w:lvl w:ilvl="4" w:tplc="40090003" w:tentative="1">
+      <w:start w:val="1"/>
+      <w:numFmt w:val="bullet"/>
+      <w:lvlText w:val="o"/>
+      <w:lvlJc w:val="left"/>
+      <w:pPr>
+        <w:ind w:left="3600" w:hanging="360"/>
+      </w:pPr>
+      <w:rPr>
+        <w:rFonts w:ascii="Courier New" w:hAnsi="Courier New" w:cs="Courier New" w:hint="default"/>
+      </w:rPr>
+    </w:lvl>
+    <w:lvl w:ilvl="5" w:tplc="40090005" w:tentative="1">
+      <w:start w:val="1"/>
+      <w:numFmt w:val="bullet"/>
+      <w:lvlText w:val=""/>
+      <w:lvlJc w:val="left"/>
+      <w:pPr>
+        <w:ind w:left="4320" w:hanging="360"/>
+      </w:pPr>
+      <w:rPr>
+        <w:rFonts w:ascii="Wingdings" w:hAnsi="Wingdings" w:hint="default"/>
+      </w:rPr>
+    </w:lvl>
+    <w:lvl w:ilvl="6" w:tplc="40090001" w:tentative="1">
+      <w:start w:val="1"/>
+      <w:numFmt w:val="bullet"/>
+      <w:lvlText w:val=""/>
+      <w:lvlJc w:val="left"/>
+      <w:pPr>
+        <w:ind w:left="5040" w:hanging="360"/>
+      </w:pPr>
+      <w:rPr>
+        <w:rFonts w:ascii="Symbol" w:hAnsi="Symbol" w:hint="default"/>
+      </w:rPr>
+    </w:lvl>
+    <w:lvl w:ilvl="7" w:tplc="40090003" w:tentative="1">
+      <w:start w:val="1"/>
+      <w:numFmt w:val="bullet"/>
+      <w:lvlText w:val="o"/>
+      <w:lvlJc w:val="left"/>
+      <w:pPr>
+        <w:ind w:left="5760" w:hanging="360"/>
+      </w:pPr>
+      <w:rPr>
+        <w:rFonts w:ascii="Courier New" w:hAnsi="Courier New" w:cs="Courier New" w:hint="default"/>
+      </w:rPr>
+    </w:lvl>
+    <w:lvl w:ilvl="8" w:tplc="40090005" w:tentative="1">
+      <w:start w:val="1"/>
+      <w:numFmt w:val="bullet"/>
+      <w:lvlText w:val=""/>
+      <w:lvlJc w:val="left"/>
+      <w:pPr>
+        <w:ind w:left="6480" w:hanging="360"/>
+      </w:pPr>
+      <w:rPr>
+        <w:rFonts w:ascii="Wingdings" w:hAnsi="Wingdings" w:hint="default"/>
+      </w:rPr>
+    </w:lvl>
+  </w:abstractNum>
+  <w:abstractNum w:abstractNumId="3" w15:restartNumberingAfterBreak="0">
     <w:nsid w:val="0C0C5C67"/>
     <w:multiLevelType w:val="hybridMultilevel"/>
     <w:tmpl w:val="5924474E"/>
@@ -2089,7 +3344,7 @@
       </w:pPr>
     </w:lvl>
   </w:abstractNum>
-  <w:abstractNum w:abstractNumId="2" w15:restartNumberingAfterBreak="0">
+  <w:abstractNum w:abstractNumId="4" w15:restartNumberingAfterBreak="0">
     <w:nsid w:val="1039038F"/>
     <w:multiLevelType w:val="hybridMultilevel"/>
     <w:tmpl w:val="4AF28FCE"/>
@@ -2202,7 +3457,7 @@
       </w:rPr>
     </w:lvl>
   </w:abstractNum>
-  <w:abstractNum w:abstractNumId="3" w15:restartNumberingAfterBreak="0">
+  <w:abstractNum w:abstractNumId="5" w15:restartNumberingAfterBreak="0">
     <w:nsid w:val="12F73C13"/>
     <w:multiLevelType w:val="hybridMultilevel"/>
     <w:tmpl w:val="A456F852"/>
@@ -2315,7 +3570,7 @@
       </w:rPr>
     </w:lvl>
   </w:abstractNum>
-  <w:abstractNum w:abstractNumId="4" w15:restartNumberingAfterBreak="0">
+  <w:abstractNum w:abstractNumId="6" w15:restartNumberingAfterBreak="0">
     <w:nsid w:val="1C4F2E27"/>
     <w:multiLevelType w:val="hybridMultilevel"/>
     <w:tmpl w:val="A8D0E3AA"/>
@@ -2401,7 +3656,120 @@
       </w:pPr>
     </w:lvl>
   </w:abstractNum>
-  <w:abstractNum w:abstractNumId="5" w15:restartNumberingAfterBreak="0">
+  <w:abstractNum w:abstractNumId="7" w15:restartNumberingAfterBreak="0">
+    <w:nsid w:val="1C936017"/>
+    <w:multiLevelType w:val="hybridMultilevel"/>
+    <w:tmpl w:val="4844B798"/>
+    <w:lvl w:ilvl="0" w:tplc="40090001">
+      <w:start w:val="1"/>
+      <w:numFmt w:val="bullet"/>
+      <w:lvlText w:val=""/>
+      <w:lvlJc w:val="left"/>
+      <w:pPr>
+        <w:ind w:left="720" w:hanging="360"/>
+      </w:pPr>
+      <w:rPr>
+        <w:rFonts w:ascii="Symbol" w:hAnsi="Symbol" w:hint="default"/>
+      </w:rPr>
+    </w:lvl>
+    <w:lvl w:ilvl="1" w:tplc="40090003" w:tentative="1">
+      <w:start w:val="1"/>
+      <w:numFmt w:val="bullet"/>
+      <w:lvlText w:val="o"/>
+      <w:lvlJc w:val="left"/>
+      <w:pPr>
+        <w:ind w:left="1440" w:hanging="360"/>
+      </w:pPr>
+      <w:rPr>
+        <w:rFonts w:ascii="Courier New" w:hAnsi="Courier New" w:cs="Courier New" w:hint="default"/>
+      </w:rPr>
+    </w:lvl>
+    <w:lvl w:ilvl="2" w:tplc="40090005" w:tentative="1">
+      <w:start w:val="1"/>
+      <w:numFmt w:val="bullet"/>
+      <w:lvlText w:val=""/>
+      <w:lvlJc w:val="left"/>
+      <w:pPr>
+        <w:ind w:left="2160" w:hanging="360"/>
+      </w:pPr>
+      <w:rPr>
+        <w:rFonts w:ascii="Wingdings" w:hAnsi="Wingdings" w:hint="default"/>
+      </w:rPr>
+    </w:lvl>
+    <w:lvl w:ilvl="3" w:tplc="40090001" w:tentative="1">
+      <w:start w:val="1"/>
+      <w:numFmt w:val="bullet"/>
+      <w:lvlText w:val=""/>
+      <w:lvlJc w:val="left"/>
+      <w:pPr>
+        <w:ind w:left="2880" w:hanging="360"/>
+      </w:pPr>
+      <w:rPr>
+        <w:rFonts w:ascii="Symbol" w:hAnsi="Symbol" w:hint="default"/>
+      </w:rPr>
+    </w:lvl>
+    <w:lvl w:ilvl="4" w:tplc="40090003" w:tentative="1">
+      <w:start w:val="1"/>
+      <w:numFmt w:val="bullet"/>
+      <w:lvlText w:val="o"/>
+      <w:lvlJc w:val="left"/>
+      <w:pPr>
+        <w:ind w:left="3600" w:hanging="360"/>
+      </w:pPr>
+      <w:rPr>
+        <w:rFonts w:ascii="Courier New" w:hAnsi="Courier New" w:cs="Courier New" w:hint="default"/>
+      </w:rPr>
+    </w:lvl>
+    <w:lvl w:ilvl="5" w:tplc="40090005" w:tentative="1">
+      <w:start w:val="1"/>
+      <w:numFmt w:val="bullet"/>
+      <w:lvlText w:val=""/>
+      <w:lvlJc w:val="left"/>
+      <w:pPr>
+        <w:ind w:left="4320" w:hanging="360"/>
+      </w:pPr>
+      <w:rPr>
+        <w:rFonts w:ascii="Wingdings" w:hAnsi="Wingdings" w:hint="default"/>
+      </w:rPr>
+    </w:lvl>
+    <w:lvl w:ilvl="6" w:tplc="40090001" w:tentative="1">
+      <w:start w:val="1"/>
+      <w:numFmt w:val="bullet"/>
+      <w:lvlText w:val=""/>
+      <w:lvlJc w:val="left"/>
+      <w:pPr>
+        <w:ind w:left="5040" w:hanging="360"/>
+      </w:pPr>
+      <w:rPr>
+        <w:rFonts w:ascii="Symbol" w:hAnsi="Symbol" w:hint="default"/>
+      </w:rPr>
+    </w:lvl>
+    <w:lvl w:ilvl="7" w:tplc="40090003" w:tentative="1">
+      <w:start w:val="1"/>
+      <w:numFmt w:val="bullet"/>
+      <w:lvlText w:val="o"/>
+      <w:lvlJc w:val="left"/>
+      <w:pPr>
+        <w:ind w:left="5760" w:hanging="360"/>
+      </w:pPr>
+      <w:rPr>
+        <w:rFonts w:ascii="Courier New" w:hAnsi="Courier New" w:cs="Courier New" w:hint="default"/>
+      </w:rPr>
+    </w:lvl>
+    <w:lvl w:ilvl="8" w:tplc="40090005" w:tentative="1">
+      <w:start w:val="1"/>
+      <w:numFmt w:val="bullet"/>
+      <w:lvlText w:val=""/>
+      <w:lvlJc w:val="left"/>
+      <w:pPr>
+        <w:ind w:left="6480" w:hanging="360"/>
+      </w:pPr>
+      <w:rPr>
+        <w:rFonts w:ascii="Wingdings" w:hAnsi="Wingdings" w:hint="default"/>
+      </w:rPr>
+    </w:lvl>
+  </w:abstractNum>
+  <w:abstractNum w:abstractNumId="8" w15:restartNumberingAfterBreak="0">
     <w:nsid w:val="23C02DA6"/>
     <w:multiLevelType w:val="hybridMultilevel"/>
     <w:tmpl w:val="0DC828C4"/>
@@ -2487,7 +3855,7 @@
       </w:pPr>
     </w:lvl>
   </w:abstractNum>
-  <w:abstractNum w:abstractNumId="6" w15:restartNumberingAfterBreak="0">
+  <w:abstractNum w:abstractNumId="9" w15:restartNumberingAfterBreak="0">
     <w:nsid w:val="41AD58C6"/>
     <w:multiLevelType w:val="multilevel"/>
     <w:tmpl w:val="7E38A916"/>
@@ -2600,7 +3968,7 @@
       </w:rPr>
     </w:lvl>
   </w:abstractNum>
-  <w:abstractNum w:abstractNumId="7" w15:restartNumberingAfterBreak="0">
+  <w:abstractNum w:abstractNumId="10" w15:restartNumberingAfterBreak="0">
     <w:nsid w:val="431D7608"/>
     <w:multiLevelType w:val="hybridMultilevel"/>
     <w:tmpl w:val="C5E69A72"/>
@@ -2713,7 +4081,7 @@
       </w:rPr>
     </w:lvl>
   </w:abstractNum>
-  <w:abstractNum w:abstractNumId="8" w15:restartNumberingAfterBreak="0">
+  <w:abstractNum w:abstractNumId="11" w15:restartNumberingAfterBreak="0">
     <w:nsid w:val="4A8F11C9"/>
     <w:multiLevelType w:val="hybridMultilevel"/>
     <w:tmpl w:val="08621260"/>
@@ -2799,7 +4167,518 @@
       </w:pPr>
     </w:lvl>
   </w:abstractNum>
-  <w:abstractNum w:abstractNumId="9" w15:restartNumberingAfterBreak="0">
+  <w:abstractNum w:abstractNumId="12" w15:restartNumberingAfterBreak="0">
+    <w:nsid w:val="4ED20252"/>
+    <w:multiLevelType w:val="hybridMultilevel"/>
+    <w:tmpl w:val="5080C704"/>
+    <w:lvl w:ilvl="0" w:tplc="4009000F">
+      <w:start w:val="1"/>
+      <w:numFmt w:val="decimal"/>
+      <w:lvlText w:val="%1."/>
+      <w:lvlJc w:val="left"/>
+      <w:pPr>
+        <w:ind w:left="720" w:hanging="360"/>
+      </w:pPr>
+    </w:lvl>
+    <w:lvl w:ilvl="1" w:tplc="40090019" w:tentative="1">
+      <w:start w:val="1"/>
+      <w:numFmt w:val="lowerLetter"/>
+      <w:lvlText w:val="%2."/>
+      <w:lvlJc w:val="left"/>
+      <w:pPr>
+        <w:ind w:left="1440" w:hanging="360"/>
+      </w:pPr>
+    </w:lvl>
+    <w:lvl w:ilvl="2" w:tplc="4009001B" w:tentative="1">
+      <w:start w:val="1"/>
+      <w:numFmt w:val="lowerRoman"/>
+      <w:lvlText w:val="%3."/>
+      <w:lvlJc w:val="right"/>
+      <w:pPr>
+        <w:ind w:left="2160" w:hanging="180"/>
+      </w:pPr>
+    </w:lvl>
+    <w:lvl w:ilvl="3" w:tplc="4009000F" w:tentative="1">
+      <w:start w:val="1"/>
+      <w:numFmt w:val="decimal"/>
+      <w:lvlText w:val="%4."/>
+      <w:lvlJc w:val="left"/>
+      <w:pPr>
+        <w:ind w:left="2880" w:hanging="360"/>
+      </w:pPr>
+    </w:lvl>
+    <w:lvl w:ilvl="4" w:tplc="40090019" w:tentative="1">
+      <w:start w:val="1"/>
+      <w:numFmt w:val="lowerLetter"/>
+      <w:lvlText w:val="%5."/>
+      <w:lvlJc w:val="left"/>
+      <w:pPr>
+        <w:ind w:left="3600" w:hanging="360"/>
+      </w:pPr>
+    </w:lvl>
+    <w:lvl w:ilvl="5" w:tplc="4009001B" w:tentative="1">
+      <w:start w:val="1"/>
+      <w:numFmt w:val="lowerRoman"/>
+      <w:lvlText w:val="%6."/>
+      <w:lvlJc w:val="right"/>
+      <w:pPr>
+        <w:ind w:left="4320" w:hanging="180"/>
+      </w:pPr>
+    </w:lvl>
+    <w:lvl w:ilvl="6" w:tplc="4009000F" w:tentative="1">
+      <w:start w:val="1"/>
+      <w:numFmt w:val="decimal"/>
+      <w:lvlText w:val="%7."/>
+      <w:lvlJc w:val="left"/>
+      <w:pPr>
+        <w:ind w:left="5040" w:hanging="360"/>
+      </w:pPr>
+    </w:lvl>
+    <w:lvl w:ilvl="7" w:tplc="40090019" w:tentative="1">
+      <w:start w:val="1"/>
+      <w:numFmt w:val="lowerLetter"/>
+      <w:lvlText w:val="%8."/>
+      <w:lvlJc w:val="left"/>
+      <w:pPr>
+        <w:ind w:left="5760" w:hanging="360"/>
+      </w:pPr>
+    </w:lvl>
+    <w:lvl w:ilvl="8" w:tplc="4009001B" w:tentative="1">
+      <w:start w:val="1"/>
+      <w:numFmt w:val="lowerRoman"/>
+      <w:lvlText w:val="%9."/>
+      <w:lvlJc w:val="right"/>
+      <w:pPr>
+        <w:ind w:left="6480" w:hanging="180"/>
+      </w:pPr>
+    </w:lvl>
+  </w:abstractNum>
+  <w:abstractNum w:abstractNumId="13" w15:restartNumberingAfterBreak="0">
+    <w:nsid w:val="4F0B2763"/>
+    <w:multiLevelType w:val="hybridMultilevel"/>
+    <w:tmpl w:val="6B24D6BE"/>
+    <w:lvl w:ilvl="0" w:tplc="40090001">
+      <w:start w:val="1"/>
+      <w:numFmt w:val="bullet"/>
+      <w:lvlText w:val=""/>
+      <w:lvlJc w:val="left"/>
+      <w:pPr>
+        <w:ind w:left="720" w:hanging="360"/>
+      </w:pPr>
+      <w:rPr>
+        <w:rFonts w:ascii="Symbol" w:hAnsi="Symbol" w:hint="default"/>
+      </w:rPr>
+    </w:lvl>
+    <w:lvl w:ilvl="1" w:tplc="40090003" w:tentative="1">
+      <w:start w:val="1"/>
+      <w:numFmt w:val="bullet"/>
+      <w:lvlText w:val="o"/>
+      <w:lvlJc w:val="left"/>
+      <w:pPr>
+        <w:ind w:left="1440" w:hanging="360"/>
+      </w:pPr>
+      <w:rPr>
+        <w:rFonts w:ascii="Courier New" w:hAnsi="Courier New" w:cs="Courier New" w:hint="default"/>
+      </w:rPr>
+    </w:lvl>
+    <w:lvl w:ilvl="2" w:tplc="40090005" w:tentative="1">
+      <w:start w:val="1"/>
+      <w:numFmt w:val="bullet"/>
+      <w:lvlText w:val=""/>
+      <w:lvlJc w:val="left"/>
+      <w:pPr>
+        <w:ind w:left="2160" w:hanging="360"/>
+      </w:pPr>
+      <w:rPr>
+        <w:rFonts w:ascii="Wingdings" w:hAnsi="Wingdings" w:hint="default"/>
+      </w:rPr>
+    </w:lvl>
+    <w:lvl w:ilvl="3" w:tplc="40090001" w:tentative="1">
+      <w:start w:val="1"/>
+      <w:numFmt w:val="bullet"/>
+      <w:lvlText w:val=""/>
+      <w:lvlJc w:val="left"/>
+      <w:pPr>
+        <w:ind w:left="2880" w:hanging="360"/>
+      </w:pPr>
+      <w:rPr>
+        <w:rFonts w:ascii="Symbol" w:hAnsi="Symbol" w:hint="default"/>
+      </w:rPr>
+    </w:lvl>
+    <w:lvl w:ilvl="4" w:tplc="40090003" w:tentative="1">
+      <w:start w:val="1"/>
+      <w:numFmt w:val="bullet"/>
+      <w:lvlText w:val="o"/>
+      <w:lvlJc w:val="left"/>
+      <w:pPr>
+        <w:ind w:left="3600" w:hanging="360"/>
+      </w:pPr>
+      <w:rPr>
+        <w:rFonts w:ascii="Courier New" w:hAnsi="Courier New" w:cs="Courier New" w:hint="default"/>
+      </w:rPr>
+    </w:lvl>
+    <w:lvl w:ilvl="5" w:tplc="40090005" w:tentative="1">
+      <w:start w:val="1"/>
+      <w:numFmt w:val="bullet"/>
+      <w:lvlText w:val=""/>
+      <w:lvlJc w:val="left"/>
+      <w:pPr>
+        <w:ind w:left="4320" w:hanging="360"/>
+      </w:pPr>
+      <w:rPr>
+        <w:rFonts w:ascii="Wingdings" w:hAnsi="Wingdings" w:hint="default"/>
+      </w:rPr>
+    </w:lvl>
+    <w:lvl w:ilvl="6" w:tplc="40090001" w:tentative="1">
+      <w:start w:val="1"/>
+      <w:numFmt w:val="bullet"/>
+      <w:lvlText w:val=""/>
+      <w:lvlJc w:val="left"/>
+      <w:pPr>
+        <w:ind w:left="5040" w:hanging="360"/>
+      </w:pPr>
+      <w:rPr>
+        <w:rFonts w:ascii="Symbol" w:hAnsi="Symbol" w:hint="default"/>
+      </w:rPr>
+    </w:lvl>
+    <w:lvl w:ilvl="7" w:tplc="40090003" w:tentative="1">
+      <w:start w:val="1"/>
+      <w:numFmt w:val="bullet"/>
+      <w:lvlText w:val="o"/>
+      <w:lvlJc w:val="left"/>
+      <w:pPr>
+        <w:ind w:left="5760" w:hanging="360"/>
+      </w:pPr>
+      <w:rPr>
+        <w:rFonts w:ascii="Courier New" w:hAnsi="Courier New" w:cs="Courier New" w:hint="default"/>
+      </w:rPr>
+    </w:lvl>
+    <w:lvl w:ilvl="8" w:tplc="40090005" w:tentative="1">
+      <w:start w:val="1"/>
+      <w:numFmt w:val="bullet"/>
+      <w:lvlText w:val=""/>
+      <w:lvlJc w:val="left"/>
+      <w:pPr>
+        <w:ind w:left="6480" w:hanging="360"/>
+      </w:pPr>
+      <w:rPr>
+        <w:rFonts w:ascii="Wingdings" w:hAnsi="Wingdings" w:hint="default"/>
+      </w:rPr>
+    </w:lvl>
+  </w:abstractNum>
+  <w:abstractNum w:abstractNumId="14" w15:restartNumberingAfterBreak="0">
+    <w:nsid w:val="56C46957"/>
+    <w:multiLevelType w:val="hybridMultilevel"/>
+    <w:tmpl w:val="1D52446E"/>
+    <w:lvl w:ilvl="0" w:tplc="40090001">
+      <w:start w:val="1"/>
+      <w:numFmt w:val="bullet"/>
+      <w:lvlText w:val=""/>
+      <w:lvlJc w:val="left"/>
+      <w:pPr>
+        <w:ind w:left="720" w:hanging="360"/>
+      </w:pPr>
+      <w:rPr>
+        <w:rFonts w:ascii="Symbol" w:hAnsi="Symbol" w:hint="default"/>
+      </w:rPr>
+    </w:lvl>
+    <w:lvl w:ilvl="1" w:tplc="40090003">
+      <w:start w:val="1"/>
+      <w:numFmt w:val="bullet"/>
+      <w:lvlText w:val="o"/>
+      <w:lvlJc w:val="left"/>
+      <w:pPr>
+        <w:ind w:left="1440" w:hanging="360"/>
+      </w:pPr>
+      <w:rPr>
+        <w:rFonts w:ascii="Courier New" w:hAnsi="Courier New" w:cs="Courier New" w:hint="default"/>
+      </w:rPr>
+    </w:lvl>
+    <w:lvl w:ilvl="2" w:tplc="40090005" w:tentative="1">
+      <w:start w:val="1"/>
+      <w:numFmt w:val="bullet"/>
+      <w:lvlText w:val=""/>
+      <w:lvlJc w:val="left"/>
+      <w:pPr>
+        <w:ind w:left="2160" w:hanging="360"/>
+      </w:pPr>
+      <w:rPr>
+        <w:rFonts w:ascii="Wingdings" w:hAnsi="Wingdings" w:hint="default"/>
+      </w:rPr>
+    </w:lvl>
+    <w:lvl w:ilvl="3" w:tplc="40090001" w:tentative="1">
+      <w:start w:val="1"/>
+      <w:numFmt w:val="bullet"/>
+      <w:lvlText w:val=""/>
+      <w:lvlJc w:val="left"/>
+      <w:pPr>
+        <w:ind w:left="2880" w:hanging="360"/>
+      </w:pPr>
+      <w:rPr>
+        <w:rFonts w:ascii="Symbol" w:hAnsi="Symbol" w:hint="default"/>
+      </w:rPr>
+    </w:lvl>
+    <w:lvl w:ilvl="4" w:tplc="40090003" w:tentative="1">
+      <w:start w:val="1"/>
+      <w:numFmt w:val="bullet"/>
+      <w:lvlText w:val="o"/>
+      <w:lvlJc w:val="left"/>
+      <w:pPr>
+        <w:ind w:left="3600" w:hanging="360"/>
+      </w:pPr>
+      <w:rPr>
+        <w:rFonts w:ascii="Courier New" w:hAnsi="Courier New" w:cs="Courier New" w:hint="default"/>
+      </w:rPr>
+    </w:lvl>
+    <w:lvl w:ilvl="5" w:tplc="40090005" w:tentative="1">
+      <w:start w:val="1"/>
+      <w:numFmt w:val="bullet"/>
+      <w:lvlText w:val=""/>
+      <w:lvlJc w:val="left"/>
+      <w:pPr>
+        <w:ind w:left="4320" w:hanging="360"/>
+      </w:pPr>
+      <w:rPr>
+        <w:rFonts w:ascii="Wingdings" w:hAnsi="Wingdings" w:hint="default"/>
+      </w:rPr>
+    </w:lvl>
+    <w:lvl w:ilvl="6" w:tplc="40090001" w:tentative="1">
+      <w:start w:val="1"/>
+      <w:numFmt w:val="bullet"/>
+      <w:lvlText w:val=""/>
+      <w:lvlJc w:val="left"/>
+      <w:pPr>
+        <w:ind w:left="5040" w:hanging="360"/>
+      </w:pPr>
+      <w:rPr>
+        <w:rFonts w:ascii="Symbol" w:hAnsi="Symbol" w:hint="default"/>
+      </w:rPr>
+    </w:lvl>
+    <w:lvl w:ilvl="7" w:tplc="40090003" w:tentative="1">
+      <w:start w:val="1"/>
+      <w:numFmt w:val="bullet"/>
+      <w:lvlText w:val="o"/>
+      <w:lvlJc w:val="left"/>
+      <w:pPr>
+        <w:ind w:left="5760" w:hanging="360"/>
+      </w:pPr>
+      <w:rPr>
+        <w:rFonts w:ascii="Courier New" w:hAnsi="Courier New" w:cs="Courier New" w:hint="default"/>
+      </w:rPr>
+    </w:lvl>
+    <w:lvl w:ilvl="8" w:tplc="40090005" w:tentative="1">
+      <w:start w:val="1"/>
+      <w:numFmt w:val="bullet"/>
+      <w:lvlText w:val=""/>
+      <w:lvlJc w:val="left"/>
+      <w:pPr>
+        <w:ind w:left="6480" w:hanging="360"/>
+      </w:pPr>
+      <w:rPr>
+        <w:rFonts w:ascii="Wingdings" w:hAnsi="Wingdings" w:hint="default"/>
+      </w:rPr>
+    </w:lvl>
+  </w:abstractNum>
+  <w:abstractNum w:abstractNumId="15" w15:restartNumberingAfterBreak="0">
+    <w:nsid w:val="70FC340C"/>
+    <w:multiLevelType w:val="hybridMultilevel"/>
+    <w:tmpl w:val="D91C80BE"/>
+    <w:lvl w:ilvl="0" w:tplc="4009000F">
+      <w:start w:val="1"/>
+      <w:numFmt w:val="decimal"/>
+      <w:lvlText w:val="%1."/>
+      <w:lvlJc w:val="left"/>
+      <w:pPr>
+        <w:ind w:left="720" w:hanging="360"/>
+      </w:pPr>
+    </w:lvl>
+    <w:lvl w:ilvl="1" w:tplc="40090019" w:tentative="1">
+      <w:start w:val="1"/>
+      <w:numFmt w:val="lowerLetter"/>
+      <w:lvlText w:val="%2."/>
+      <w:lvlJc w:val="left"/>
+      <w:pPr>
+        <w:ind w:left="1440" w:hanging="360"/>
+      </w:pPr>
+    </w:lvl>
+    <w:lvl w:ilvl="2" w:tplc="4009001B" w:tentative="1">
+      <w:start w:val="1"/>
+      <w:numFmt w:val="lowerRoman"/>
+      <w:lvlText w:val="%3."/>
+      <w:lvlJc w:val="right"/>
+      <w:pPr>
+        <w:ind w:left="2160" w:hanging="180"/>
+      </w:pPr>
+    </w:lvl>
+    <w:lvl w:ilvl="3" w:tplc="4009000F" w:tentative="1">
+      <w:start w:val="1"/>
+      <w:numFmt w:val="decimal"/>
+      <w:lvlText w:val="%4."/>
+      <w:lvlJc w:val="left"/>
+      <w:pPr>
+        <w:ind w:left="2880" w:hanging="360"/>
+      </w:pPr>
+    </w:lvl>
+    <w:lvl w:ilvl="4" w:tplc="40090019" w:tentative="1">
+      <w:start w:val="1"/>
+      <w:numFmt w:val="lowerLetter"/>
+      <w:lvlText w:val="%5."/>
+      <w:lvlJc w:val="left"/>
+      <w:pPr>
+        <w:ind w:left="3600" w:hanging="360"/>
+      </w:pPr>
+    </w:lvl>
+    <w:lvl w:ilvl="5" w:tplc="4009001B" w:tentative="1">
+      <w:start w:val="1"/>
+      <w:numFmt w:val="lowerRoman"/>
+      <w:lvlText w:val="%6."/>
+      <w:lvlJc w:val="right"/>
+      <w:pPr>
+        <w:ind w:left="4320" w:hanging="180"/>
+      </w:pPr>
+    </w:lvl>
+    <w:lvl w:ilvl="6" w:tplc="4009000F" w:tentative="1">
+      <w:start w:val="1"/>
+      <w:numFmt w:val="decimal"/>
+      <w:lvlText w:val="%7."/>
+      <w:lvlJc w:val="left"/>
+      <w:pPr>
+        <w:ind w:left="5040" w:hanging="360"/>
+      </w:pPr>
+    </w:lvl>
+    <w:lvl w:ilvl="7" w:tplc="40090019" w:tentative="1">
+      <w:start w:val="1"/>
+      <w:numFmt w:val="lowerLetter"/>
+      <w:lvlText w:val="%8."/>
+      <w:lvlJc w:val="left"/>
+      <w:pPr>
+        <w:ind w:left="5760" w:hanging="360"/>
+      </w:pPr>
+    </w:lvl>
+    <w:lvl w:ilvl="8" w:tplc="4009001B" w:tentative="1">
+      <w:start w:val="1"/>
+      <w:numFmt w:val="lowerRoman"/>
+      <w:lvlText w:val="%9."/>
+      <w:lvlJc w:val="right"/>
+      <w:pPr>
+        <w:ind w:left="6480" w:hanging="180"/>
+      </w:pPr>
+    </w:lvl>
+  </w:abstractNum>
+  <w:abstractNum w:abstractNumId="16" w15:restartNumberingAfterBreak="0">
+    <w:nsid w:val="749305D2"/>
+    <w:multiLevelType w:val="hybridMultilevel"/>
+    <w:tmpl w:val="FAE02A4E"/>
+    <w:lvl w:ilvl="0" w:tplc="40090001">
+      <w:start w:val="1"/>
+      <w:numFmt w:val="bullet"/>
+      <w:lvlText w:val=""/>
+      <w:lvlJc w:val="left"/>
+      <w:pPr>
+        <w:ind w:left="720" w:hanging="360"/>
+      </w:pPr>
+      <w:rPr>
+        <w:rFonts w:ascii="Symbol" w:hAnsi="Symbol" w:hint="default"/>
+      </w:rPr>
+    </w:lvl>
+    <w:lvl w:ilvl="1" w:tplc="40090003" w:tentative="1">
+      <w:start w:val="1"/>
+      <w:numFmt w:val="bullet"/>
+      <w:lvlText w:val="o"/>
+      <w:lvlJc w:val="left"/>
+      <w:pPr>
+        <w:ind w:left="1440" w:hanging="360"/>
+      </w:pPr>
+      <w:rPr>
+        <w:rFonts w:ascii="Courier New" w:hAnsi="Courier New" w:cs="Courier New" w:hint="default"/>
+      </w:rPr>
+    </w:lvl>
+    <w:lvl w:ilvl="2" w:tplc="40090005" w:tentative="1">
+      <w:start w:val="1"/>
+      <w:numFmt w:val="bullet"/>
+      <w:lvlText w:val=""/>
+      <w:lvlJc w:val="left"/>
+      <w:pPr>
+        <w:ind w:left="2160" w:hanging="360"/>
+      </w:pPr>
+      <w:rPr>
+        <w:rFonts w:ascii="Wingdings" w:hAnsi="Wingdings" w:hint="default"/>
+      </w:rPr>
+    </w:lvl>
+    <w:lvl w:ilvl="3" w:tplc="40090001" w:tentative="1">
+      <w:start w:val="1"/>
+      <w:numFmt w:val="bullet"/>
+      <w:lvlText w:val=""/>
+      <w:lvlJc w:val="left"/>
+      <w:pPr>
+        <w:ind w:left="2880" w:hanging="360"/>
+      </w:pPr>
+      <w:rPr>
+        <w:rFonts w:ascii="Symbol" w:hAnsi="Symbol" w:hint="default"/>
+      </w:rPr>
+    </w:lvl>
+    <w:lvl w:ilvl="4" w:tplc="40090003" w:tentative="1">
+      <w:start w:val="1"/>
+      <w:numFmt w:val="bullet"/>
+      <w:lvlText w:val="o"/>
+      <w:lvlJc w:val="left"/>
+      <w:pPr>
+        <w:ind w:left="3600" w:hanging="360"/>
+      </w:pPr>
+      <w:rPr>
+        <w:rFonts w:ascii="Courier New" w:hAnsi="Courier New" w:cs="Courier New" w:hint="default"/>
+      </w:rPr>
+    </w:lvl>
+    <w:lvl w:ilvl="5" w:tplc="40090005" w:tentative="1">
+      <w:start w:val="1"/>
+      <w:numFmt w:val="bullet"/>
+      <w:lvlText w:val=""/>
+      <w:lvlJc w:val="left"/>
+      <w:pPr>
+        <w:ind w:left="4320" w:hanging="360"/>
+      </w:pPr>
+      <w:rPr>
+        <w:rFonts w:ascii="Wingdings" w:hAnsi="Wingdings" w:hint="default"/>
+      </w:rPr>
+    </w:lvl>
+    <w:lvl w:ilvl="6" w:tplc="40090001" w:tentative="1">
+      <w:start w:val="1"/>
+      <w:numFmt w:val="bullet"/>
+      <w:lvlText w:val=""/>
+      <w:lvlJc w:val="left"/>
+      <w:pPr>
+        <w:ind w:left="5040" w:hanging="360"/>
+      </w:pPr>
+      <w:rPr>
+        <w:rFonts w:ascii="Symbol" w:hAnsi="Symbol" w:hint="default"/>
+      </w:rPr>
+    </w:lvl>
+    <w:lvl w:ilvl="7" w:tplc="40090003" w:tentative="1">
+      <w:start w:val="1"/>
+      <w:numFmt w:val="bullet"/>
+      <w:lvlText w:val="o"/>
+      <w:lvlJc w:val="left"/>
+      <w:pPr>
+        <w:ind w:left="5760" w:hanging="360"/>
+      </w:pPr>
+      <w:rPr>
+        <w:rFonts w:ascii="Courier New" w:hAnsi="Courier New" w:cs="Courier New" w:hint="default"/>
+      </w:rPr>
+    </w:lvl>
+    <w:lvl w:ilvl="8" w:tplc="40090005" w:tentative="1">
+      <w:start w:val="1"/>
+      <w:numFmt w:val="bullet"/>
+      <w:lvlText w:val=""/>
+      <w:lvlJc w:val="left"/>
+      <w:pPr>
+        <w:ind w:left="6480" w:hanging="360"/>
+      </w:pPr>
+      <w:rPr>
+        <w:rFonts w:ascii="Wingdings" w:hAnsi="Wingdings" w:hint="default"/>
+      </w:rPr>
+    </w:lvl>
+  </w:abstractNum>
+  <w:abstractNum w:abstractNumId="17" w15:restartNumberingAfterBreak="0">
     <w:nsid w:val="74E66899"/>
     <w:multiLevelType w:val="hybridMultilevel"/>
     <w:tmpl w:val="1EF632D0"/>
@@ -2913,34 +4792,58 @@
     </w:lvl>
   </w:abstractNum>
   <w:num w:numId="1" w16cid:durableId="1540973067">
+    <w:abstractNumId w:val="4"/>
+  </w:num>
+  <w:num w:numId="2" w16cid:durableId="499740590">
+    <w:abstractNumId w:val="8"/>
+  </w:num>
+  <w:num w:numId="3" w16cid:durableId="541132239">
+    <w:abstractNumId w:val="3"/>
+  </w:num>
+  <w:num w:numId="4" w16cid:durableId="568883010">
+    <w:abstractNumId w:val="17"/>
+  </w:num>
+  <w:num w:numId="5" w16cid:durableId="845677584">
+    <w:abstractNumId w:val="5"/>
+  </w:num>
+  <w:num w:numId="6" w16cid:durableId="1637027404">
+    <w:abstractNumId w:val="6"/>
+  </w:num>
+  <w:num w:numId="7" w16cid:durableId="1472675406">
+    <w:abstractNumId w:val="1"/>
+  </w:num>
+  <w:num w:numId="8" w16cid:durableId="200286158">
+    <w:abstractNumId w:val="11"/>
+  </w:num>
+  <w:num w:numId="9" w16cid:durableId="1176503610">
+    <w:abstractNumId w:val="10"/>
+  </w:num>
+  <w:num w:numId="10" w16cid:durableId="1796833049">
+    <w:abstractNumId w:val="9"/>
+  </w:num>
+  <w:num w:numId="11" w16cid:durableId="1996957847">
+    <w:abstractNumId w:val="14"/>
+  </w:num>
+  <w:num w:numId="12" w16cid:durableId="2063482358">
+    <w:abstractNumId w:val="12"/>
+  </w:num>
+  <w:num w:numId="13" w16cid:durableId="1546021224">
     <w:abstractNumId w:val="2"/>
   </w:num>
-  <w:num w:numId="2" w16cid:durableId="499740590">
-    <w:abstractNumId w:val="5"/>
+  <w:num w:numId="14" w16cid:durableId="222566674">
+    <w:abstractNumId w:val="16"/>
   </w:num>
-  <w:num w:numId="3" w16cid:durableId="541132239">
-    <w:abstractNumId w:val="1"/>
+  <w:num w:numId="15" w16cid:durableId="1727487960">
+    <w:abstractNumId w:val="7"/>
   </w:num>
-  <w:num w:numId="4" w16cid:durableId="568883010">
-    <w:abstractNumId w:val="9"/>
+  <w:num w:numId="16" w16cid:durableId="444738084">
+    <w:abstractNumId w:val="15"/>
   </w:num>
-  <w:num w:numId="5" w16cid:durableId="845677584">
-    <w:abstractNumId w:val="3"/>
-  </w:num>
-  <w:num w:numId="6" w16cid:durableId="1637027404">
-    <w:abstractNumId w:val="4"/>
-  </w:num>
-  <w:num w:numId="7" w16cid:durableId="1472675406">
+  <w:num w:numId="17" w16cid:durableId="1318805403">
     <w:abstractNumId w:val="0"/>
   </w:num>
-  <w:num w:numId="8" w16cid:durableId="200286158">
-    <w:abstractNumId w:val="8"/>
-  </w:num>
-  <w:num w:numId="9" w16cid:durableId="1176503610">
-    <w:abstractNumId w:val="7"/>
-  </w:num>
-  <w:num w:numId="10" w16cid:durableId="1796833049">
-    <w:abstractNumId w:val="6"/>
+  <w:num w:numId="18" w16cid:durableId="1115296937">
+    <w:abstractNumId w:val="13"/>
   </w:num>
 </w:numbering>
 </file>
@@ -3881,6 +5784,25 @@
     <w:rPr>
       <w:color w:val="666666"/>
     </w:rPr>
+  </w:style>
+  <w:style w:type="table" w:styleId="TableGrid">
+    <w:name w:val="Table Grid"/>
+    <w:basedOn w:val="TableNormal"/>
+    <w:uiPriority w:val="39"/>
+    <w:rsid w:val="00F76247"/>
+    <w:pPr>
+      <w:spacing w:after="0" w:line="240" w:lineRule="auto"/>
+    </w:pPr>
+    <w:tblPr>
+      <w:tblBorders>
+        <w:top w:val="single" w:sz="4" w:space="0" w:color="auto"/>
+        <w:left w:val="single" w:sz="4" w:space="0" w:color="auto"/>
+        <w:bottom w:val="single" w:sz="4" w:space="0" w:color="auto"/>
+        <w:right w:val="single" w:sz="4" w:space="0" w:color="auto"/>
+        <w:insideH w:val="single" w:sz="4" w:space="0" w:color="auto"/>
+        <w:insideV w:val="single" w:sz="4" w:space="0" w:color="auto"/>
+      </w:tblBorders>
+    </w:tblPr>
   </w:style>
 </w:styles>
 </file>

--- a/Global Financial Management/notes (GFM).docx
+++ b/Global Financial Management/notes (GFM).docx
@@ -2929,11 +2929,445 @@
         </w:tc>
       </w:tr>
     </w:tbl>
-    <w:p>
-      <w:pPr>
-        <w:pStyle w:val="ListParagraph"/>
-      </w:pPr>
-    </w:p>
+    <w:p/>
+    <w:p>
+      <w:r>
+        <w:t>03/09/2026</w:t>
+      </w:r>
+    </w:p>
+    <w:p/>
+    <w:p>
+      <w:r>
+        <w:t>Internationalisation</w:t>
+      </w:r>
+    </w:p>
+    <w:p>
+      <w:pPr>
+        <w:pStyle w:val="ListParagraph"/>
+        <w:numPr>
+          <w:ilvl w:val="0"/>
+          <w:numId w:val="19"/>
+        </w:numPr>
+      </w:pPr>
+      <w:r>
+        <w:t>Expanding company’s operation, products and services into foreign market</w:t>
+      </w:r>
+    </w:p>
+    <w:p>
+      <w:r>
+        <w:t>Stages of internationalisation</w:t>
+      </w:r>
+    </w:p>
+    <w:p>
+      <w:pPr>
+        <w:pStyle w:val="ListParagraph"/>
+        <w:numPr>
+          <w:ilvl w:val="0"/>
+          <w:numId w:val="19"/>
+        </w:numPr>
+      </w:pPr>
+      <w:r>
+        <w:t>Domestic operations</w:t>
+      </w:r>
+    </w:p>
+    <w:p>
+      <w:pPr>
+        <w:pStyle w:val="ListParagraph"/>
+        <w:numPr>
+          <w:ilvl w:val="1"/>
+          <w:numId w:val="19"/>
+        </w:numPr>
+      </w:pPr>
+      <w:r>
+        <w:t xml:space="preserve">Domestic companies focus on domestic suppliers, domestic financial companies, domestic opportunities </w:t>
+      </w:r>
+    </w:p>
+    <w:p>
+      <w:pPr>
+        <w:pStyle w:val="ListParagraph"/>
+        <w:numPr>
+          <w:ilvl w:val="0"/>
+          <w:numId w:val="19"/>
+        </w:numPr>
+      </w:pPr>
+      <w:r>
+        <w:t>Export operations</w:t>
+      </w:r>
+    </w:p>
+    <w:p>
+      <w:pPr>
+        <w:pStyle w:val="ListParagraph"/>
+        <w:numPr>
+          <w:ilvl w:val="1"/>
+          <w:numId w:val="19"/>
+        </w:numPr>
+      </w:pPr>
+      <w:r>
+        <w:t>While doing export the operations plays two or more countries</w:t>
+      </w:r>
+    </w:p>
+    <w:p>
+      <w:pPr>
+        <w:pStyle w:val="ListParagraph"/>
+        <w:numPr>
+          <w:ilvl w:val="0"/>
+          <w:numId w:val="19"/>
+        </w:numPr>
+      </w:pPr>
+      <w:r>
+        <w:t>subsidiaries</w:t>
+      </w:r>
+      <w:r>
+        <w:t xml:space="preserve"> and joint ventures</w:t>
+      </w:r>
+    </w:p>
+    <w:p>
+      <w:pPr>
+        <w:pStyle w:val="ListParagraph"/>
+        <w:numPr>
+          <w:ilvl w:val="1"/>
+          <w:numId w:val="19"/>
+        </w:numPr>
+      </w:pPr>
+      <w:r>
+        <w:t xml:space="preserve">business setup physical partnerships or localised operations overseas </w:t>
+      </w:r>
+    </w:p>
+    <w:p>
+      <w:pPr>
+        <w:pStyle w:val="ListParagraph"/>
+        <w:numPr>
+          <w:ilvl w:val="0"/>
+          <w:numId w:val="19"/>
+        </w:numPr>
+      </w:pPr>
+      <w:r>
+        <w:t>Multinational operations</w:t>
+      </w:r>
+    </w:p>
+    <w:p>
+      <w:pPr>
+        <w:pStyle w:val="ListParagraph"/>
+        <w:numPr>
+          <w:ilvl w:val="1"/>
+          <w:numId w:val="19"/>
+        </w:numPr>
+      </w:pPr>
+      <w:r>
+        <w:t xml:space="preserve">Build across multiple regions </w:t>
+      </w:r>
+    </w:p>
+    <w:p>
+      <w:pPr>
+        <w:pStyle w:val="ListParagraph"/>
+        <w:numPr>
+          <w:ilvl w:val="0"/>
+          <w:numId w:val="19"/>
+        </w:numPr>
+      </w:pPr>
+      <w:r>
+        <w:t>Transnational operation</w:t>
+      </w:r>
+    </w:p>
+    <w:p>
+      <w:pPr>
+        <w:pStyle w:val="ListParagraph"/>
+        <w:numPr>
+          <w:ilvl w:val="1"/>
+          <w:numId w:val="19"/>
+        </w:numPr>
+      </w:pPr>
+      <w:r>
+        <w:t xml:space="preserve">The firm balances global efficiency with local responsiveness </w:t>
+      </w:r>
+    </w:p>
+    <w:p/>
+    <w:p>
+      <w:r>
+        <w:t>Why expansion</w:t>
+      </w:r>
+    </w:p>
+    <w:p>
+      <w:pPr>
+        <w:pStyle w:val="ListParagraph"/>
+        <w:numPr>
+          <w:ilvl w:val="0"/>
+          <w:numId w:val="20"/>
+        </w:numPr>
+      </w:pPr>
+      <w:r>
+        <w:t>Market growth(saturated)</w:t>
+      </w:r>
+    </w:p>
+    <w:p>
+      <w:pPr>
+        <w:pStyle w:val="ListParagraph"/>
+        <w:numPr>
+          <w:ilvl w:val="0"/>
+          <w:numId w:val="20"/>
+        </w:numPr>
+      </w:pPr>
+      <w:r>
+        <w:t xml:space="preserve">Cost reduction </w:t>
+      </w:r>
+    </w:p>
+    <w:p>
+      <w:pPr>
+        <w:pStyle w:val="ListParagraph"/>
+        <w:numPr>
+          <w:ilvl w:val="0"/>
+          <w:numId w:val="20"/>
+        </w:numPr>
+      </w:pPr>
+      <w:r>
+        <w:t>Competitive pressures</w:t>
+      </w:r>
+    </w:p>
+    <w:p>
+      <w:pPr>
+        <w:pStyle w:val="ListParagraph"/>
+        <w:numPr>
+          <w:ilvl w:val="0"/>
+          <w:numId w:val="20"/>
+        </w:numPr>
+      </w:pPr>
+      <w:r>
+        <w:t>Suppliers follow their customers internationally</w:t>
+      </w:r>
+    </w:p>
+    <w:p>
+      <w:pPr>
+        <w:pStyle w:val="ListParagraph"/>
+        <w:numPr>
+          <w:ilvl w:val="0"/>
+          <w:numId w:val="20"/>
+        </w:numPr>
+      </w:pPr>
+      <w:r>
+        <w:t>Attractive cost structures globally</w:t>
+      </w:r>
+    </w:p>
+    <w:p>
+      <w:pPr>
+        <w:pStyle w:val="ListParagraph"/>
+        <w:numPr>
+          <w:ilvl w:val="0"/>
+          <w:numId w:val="20"/>
+        </w:numPr>
+      </w:pPr>
+      <w:r>
+        <w:t>Growth rate and potential</w:t>
+      </w:r>
+    </w:p>
+    <w:p/>
+    <w:p>
+      <w:r>
+        <w:t>Entry strategies</w:t>
+      </w:r>
+    </w:p>
+    <w:p>
+      <w:pPr>
+        <w:pStyle w:val="ListParagraph"/>
+        <w:numPr>
+          <w:ilvl w:val="0"/>
+          <w:numId w:val="21"/>
+        </w:numPr>
+      </w:pPr>
+      <w:r>
+        <w:t>Exporting</w:t>
+      </w:r>
+    </w:p>
+    <w:p>
+      <w:pPr>
+        <w:pStyle w:val="ListParagraph"/>
+        <w:numPr>
+          <w:ilvl w:val="0"/>
+          <w:numId w:val="21"/>
+        </w:numPr>
+      </w:pPr>
+      <w:r>
+        <w:t>Licensing and franchising</w:t>
+      </w:r>
+    </w:p>
+    <w:p>
+      <w:pPr>
+        <w:pStyle w:val="ListParagraph"/>
+        <w:numPr>
+          <w:ilvl w:val="0"/>
+          <w:numId w:val="21"/>
+        </w:numPr>
+      </w:pPr>
+      <w:r>
+        <w:t>Joint ventures</w:t>
+      </w:r>
+    </w:p>
+    <w:p>
+      <w:pPr>
+        <w:pStyle w:val="ListParagraph"/>
+        <w:numPr>
+          <w:ilvl w:val="0"/>
+          <w:numId w:val="21"/>
+        </w:numPr>
+      </w:pPr>
+      <w:r>
+        <w:t>Direct investment</w:t>
+      </w:r>
+    </w:p>
+    <w:p/>
+    <w:tbl>
+      <w:tblPr>
+        <w:tblStyle w:val="TableGrid"/>
+        <w:tblW w:w="0" w:type="auto"/>
+        <w:tblLook w:val="04A0" w:firstRow="1" w:lastRow="0" w:firstColumn="1" w:lastColumn="0" w:noHBand="0" w:noVBand="1"/>
+      </w:tblPr>
+      <w:tblGrid>
+        <w:gridCol w:w="4508"/>
+        <w:gridCol w:w="4508"/>
+      </w:tblGrid>
+      <w:tr>
+        <w:tc>
+          <w:tcPr>
+            <w:tcW w:w="4508" w:type="dxa"/>
+          </w:tcPr>
+          <w:p>
+            <w:r>
+              <w:t>Advantages</w:t>
+            </w:r>
+          </w:p>
+        </w:tc>
+        <w:tc>
+          <w:tcPr>
+            <w:tcW w:w="4508" w:type="dxa"/>
+          </w:tcPr>
+          <w:p>
+            <w:r>
+              <w:t>Disadvantages</w:t>
+            </w:r>
+          </w:p>
+        </w:tc>
+      </w:tr>
+      <w:tr>
+        <w:tc>
+          <w:tcPr>
+            <w:tcW w:w="4508" w:type="dxa"/>
+          </w:tcPr>
+          <w:p>
+            <w:pPr>
+              <w:pStyle w:val="ListParagraph"/>
+              <w:numPr>
+                <w:ilvl w:val="0"/>
+                <w:numId w:val="22"/>
+              </w:numPr>
+            </w:pPr>
+            <w:r>
+              <w:t>High living standards</w:t>
+            </w:r>
+          </w:p>
+          <w:p>
+            <w:pPr>
+              <w:pStyle w:val="ListParagraph"/>
+              <w:numPr>
+                <w:ilvl w:val="0"/>
+                <w:numId w:val="22"/>
+              </w:numPr>
+            </w:pPr>
+            <w:r>
+              <w:t>Wider market</w:t>
+            </w:r>
+          </w:p>
+          <w:p>
+            <w:pPr>
+              <w:pStyle w:val="ListParagraph"/>
+              <w:numPr>
+                <w:ilvl w:val="0"/>
+                <w:numId w:val="22"/>
+              </w:numPr>
+            </w:pPr>
+            <w:r>
+              <w:t>Large scale economies</w:t>
+            </w:r>
+          </w:p>
+          <w:p>
+            <w:pPr>
+              <w:pStyle w:val="ListParagraph"/>
+              <w:numPr>
+                <w:ilvl w:val="0"/>
+                <w:numId w:val="22"/>
+              </w:numPr>
+            </w:pPr>
+            <w:r>
+              <w:t>Cultural transition</w:t>
+            </w:r>
+          </w:p>
+          <w:p>
+            <w:pPr>
+              <w:pStyle w:val="ListParagraph"/>
+              <w:numPr>
+                <w:ilvl w:val="0"/>
+                <w:numId w:val="22"/>
+              </w:numPr>
+            </w:pPr>
+            <w:r>
+              <w:t>Optimum utilisation</w:t>
+            </w:r>
+          </w:p>
+        </w:tc>
+        <w:tc>
+          <w:tcPr>
+            <w:tcW w:w="4508" w:type="dxa"/>
+          </w:tcPr>
+          <w:p>
+            <w:pPr>
+              <w:pStyle w:val="ListParagraph"/>
+              <w:numPr>
+                <w:ilvl w:val="0"/>
+                <w:numId w:val="22"/>
+              </w:numPr>
+            </w:pPr>
+            <w:r>
+              <w:t>Political factors</w:t>
+            </w:r>
+          </w:p>
+          <w:p>
+            <w:pPr>
+              <w:pStyle w:val="ListParagraph"/>
+              <w:numPr>
+                <w:ilvl w:val="0"/>
+                <w:numId w:val="22"/>
+              </w:numPr>
+            </w:pPr>
+            <w:r>
+              <w:t>Exchange instability</w:t>
+            </w:r>
+          </w:p>
+          <w:p>
+            <w:pPr>
+              <w:pStyle w:val="ListParagraph"/>
+              <w:numPr>
+                <w:ilvl w:val="0"/>
+                <w:numId w:val="22"/>
+              </w:numPr>
+            </w:pPr>
+            <w:r>
+              <w:t>Tariff, quotas, trade barriers</w:t>
+            </w:r>
+          </w:p>
+          <w:p>
+            <w:pPr>
+              <w:pStyle w:val="ListParagraph"/>
+              <w:numPr>
+                <w:ilvl w:val="0"/>
+                <w:numId w:val="22"/>
+              </w:numPr>
+            </w:pPr>
+            <w:r>
+              <w:t>technology</w:t>
+            </w:r>
+          </w:p>
+        </w:tc>
+      </w:tr>
+    </w:tbl>
+    <w:p/>
     <w:sectPr>
       <w:pgSz w:w="11906" w:h="16838"/>
       <w:pgMar w:top="1440" w:right="1440" w:bottom="1440" w:left="1440" w:header="708" w:footer="708" w:gutter="0"/>
@@ -3458,6 +3892,119 @@
     </w:lvl>
   </w:abstractNum>
   <w:abstractNum w:abstractNumId="5" w15:restartNumberingAfterBreak="0">
+    <w:nsid w:val="124A5982"/>
+    <w:multiLevelType w:val="hybridMultilevel"/>
+    <w:tmpl w:val="CC346F0E"/>
+    <w:lvl w:ilvl="0" w:tplc="40090001">
+      <w:start w:val="1"/>
+      <w:numFmt w:val="bullet"/>
+      <w:lvlText w:val=""/>
+      <w:lvlJc w:val="left"/>
+      <w:pPr>
+        <w:ind w:left="720" w:hanging="360"/>
+      </w:pPr>
+      <w:rPr>
+        <w:rFonts w:ascii="Symbol" w:hAnsi="Symbol" w:hint="default"/>
+      </w:rPr>
+    </w:lvl>
+    <w:lvl w:ilvl="1" w:tplc="40090003">
+      <w:start w:val="1"/>
+      <w:numFmt w:val="bullet"/>
+      <w:lvlText w:val="o"/>
+      <w:lvlJc w:val="left"/>
+      <w:pPr>
+        <w:ind w:left="1440" w:hanging="360"/>
+      </w:pPr>
+      <w:rPr>
+        <w:rFonts w:ascii="Courier New" w:hAnsi="Courier New" w:cs="Courier New" w:hint="default"/>
+      </w:rPr>
+    </w:lvl>
+    <w:lvl w:ilvl="2" w:tplc="40090005" w:tentative="1">
+      <w:start w:val="1"/>
+      <w:numFmt w:val="bullet"/>
+      <w:lvlText w:val=""/>
+      <w:lvlJc w:val="left"/>
+      <w:pPr>
+        <w:ind w:left="2160" w:hanging="360"/>
+      </w:pPr>
+      <w:rPr>
+        <w:rFonts w:ascii="Wingdings" w:hAnsi="Wingdings" w:hint="default"/>
+      </w:rPr>
+    </w:lvl>
+    <w:lvl w:ilvl="3" w:tplc="40090001" w:tentative="1">
+      <w:start w:val="1"/>
+      <w:numFmt w:val="bullet"/>
+      <w:lvlText w:val=""/>
+      <w:lvlJc w:val="left"/>
+      <w:pPr>
+        <w:ind w:left="2880" w:hanging="360"/>
+      </w:pPr>
+      <w:rPr>
+        <w:rFonts w:ascii="Symbol" w:hAnsi="Symbol" w:hint="default"/>
+      </w:rPr>
+    </w:lvl>
+    <w:lvl w:ilvl="4" w:tplc="40090003" w:tentative="1">
+      <w:start w:val="1"/>
+      <w:numFmt w:val="bullet"/>
+      <w:lvlText w:val="o"/>
+      <w:lvlJc w:val="left"/>
+      <w:pPr>
+        <w:ind w:left="3600" w:hanging="360"/>
+      </w:pPr>
+      <w:rPr>
+        <w:rFonts w:ascii="Courier New" w:hAnsi="Courier New" w:cs="Courier New" w:hint="default"/>
+      </w:rPr>
+    </w:lvl>
+    <w:lvl w:ilvl="5" w:tplc="40090005" w:tentative="1">
+      <w:start w:val="1"/>
+      <w:numFmt w:val="bullet"/>
+      <w:lvlText w:val=""/>
+      <w:lvlJc w:val="left"/>
+      <w:pPr>
+        <w:ind w:left="4320" w:hanging="360"/>
+      </w:pPr>
+      <w:rPr>
+        <w:rFonts w:ascii="Wingdings" w:hAnsi="Wingdings" w:hint="default"/>
+      </w:rPr>
+    </w:lvl>
+    <w:lvl w:ilvl="6" w:tplc="40090001" w:tentative="1">
+      <w:start w:val="1"/>
+      <w:numFmt w:val="bullet"/>
+      <w:lvlText w:val=""/>
+      <w:lvlJc w:val="left"/>
+      <w:pPr>
+        <w:ind w:left="5040" w:hanging="360"/>
+      </w:pPr>
+      <w:rPr>
+        <w:rFonts w:ascii="Symbol" w:hAnsi="Symbol" w:hint="default"/>
+      </w:rPr>
+    </w:lvl>
+    <w:lvl w:ilvl="7" w:tplc="40090003" w:tentative="1">
+      <w:start w:val="1"/>
+      <w:numFmt w:val="bullet"/>
+      <w:lvlText w:val="o"/>
+      <w:lvlJc w:val="left"/>
+      <w:pPr>
+        <w:ind w:left="5760" w:hanging="360"/>
+      </w:pPr>
+      <w:rPr>
+        <w:rFonts w:ascii="Courier New" w:hAnsi="Courier New" w:cs="Courier New" w:hint="default"/>
+      </w:rPr>
+    </w:lvl>
+    <w:lvl w:ilvl="8" w:tplc="40090005" w:tentative="1">
+      <w:start w:val="1"/>
+      <w:numFmt w:val="bullet"/>
+      <w:lvlText w:val=""/>
+      <w:lvlJc w:val="left"/>
+      <w:pPr>
+        <w:ind w:left="6480" w:hanging="360"/>
+      </w:pPr>
+      <w:rPr>
+        <w:rFonts w:ascii="Wingdings" w:hAnsi="Wingdings" w:hint="default"/>
+      </w:rPr>
+    </w:lvl>
+  </w:abstractNum>
+  <w:abstractNum w:abstractNumId="6" w15:restartNumberingAfterBreak="0">
     <w:nsid w:val="12F73C13"/>
     <w:multiLevelType w:val="hybridMultilevel"/>
     <w:tmpl w:val="A456F852"/>
@@ -3570,7 +4117,7 @@
       </w:rPr>
     </w:lvl>
   </w:abstractNum>
-  <w:abstractNum w:abstractNumId="6" w15:restartNumberingAfterBreak="0">
+  <w:abstractNum w:abstractNumId="7" w15:restartNumberingAfterBreak="0">
     <w:nsid w:val="1C4F2E27"/>
     <w:multiLevelType w:val="hybridMultilevel"/>
     <w:tmpl w:val="A8D0E3AA"/>
@@ -3656,7 +4203,7 @@
       </w:pPr>
     </w:lvl>
   </w:abstractNum>
-  <w:abstractNum w:abstractNumId="7" w15:restartNumberingAfterBreak="0">
+  <w:abstractNum w:abstractNumId="8" w15:restartNumberingAfterBreak="0">
     <w:nsid w:val="1C936017"/>
     <w:multiLevelType w:val="hybridMultilevel"/>
     <w:tmpl w:val="4844B798"/>
@@ -3769,7 +4316,7 @@
       </w:rPr>
     </w:lvl>
   </w:abstractNum>
-  <w:abstractNum w:abstractNumId="8" w15:restartNumberingAfterBreak="0">
+  <w:abstractNum w:abstractNumId="9" w15:restartNumberingAfterBreak="0">
     <w:nsid w:val="23C02DA6"/>
     <w:multiLevelType w:val="hybridMultilevel"/>
     <w:tmpl w:val="0DC828C4"/>
@@ -3855,7 +4402,120 @@
       </w:pPr>
     </w:lvl>
   </w:abstractNum>
-  <w:abstractNum w:abstractNumId="9" w15:restartNumberingAfterBreak="0">
+  <w:abstractNum w:abstractNumId="10" w15:restartNumberingAfterBreak="0">
+    <w:nsid w:val="3C8E5C31"/>
+    <w:multiLevelType w:val="hybridMultilevel"/>
+    <w:tmpl w:val="EA44B09A"/>
+    <w:lvl w:ilvl="0" w:tplc="40090001">
+      <w:start w:val="1"/>
+      <w:numFmt w:val="bullet"/>
+      <w:lvlText w:val=""/>
+      <w:lvlJc w:val="left"/>
+      <w:pPr>
+        <w:ind w:left="720" w:hanging="360"/>
+      </w:pPr>
+      <w:rPr>
+        <w:rFonts w:ascii="Symbol" w:hAnsi="Symbol" w:hint="default"/>
+      </w:rPr>
+    </w:lvl>
+    <w:lvl w:ilvl="1" w:tplc="40090003" w:tentative="1">
+      <w:start w:val="1"/>
+      <w:numFmt w:val="bullet"/>
+      <w:lvlText w:val="o"/>
+      <w:lvlJc w:val="left"/>
+      <w:pPr>
+        <w:ind w:left="1440" w:hanging="360"/>
+      </w:pPr>
+      <w:rPr>
+        <w:rFonts w:ascii="Courier New" w:hAnsi="Courier New" w:cs="Courier New" w:hint="default"/>
+      </w:rPr>
+    </w:lvl>
+    <w:lvl w:ilvl="2" w:tplc="40090005" w:tentative="1">
+      <w:start w:val="1"/>
+      <w:numFmt w:val="bullet"/>
+      <w:lvlText w:val=""/>
+      <w:lvlJc w:val="left"/>
+      <w:pPr>
+        <w:ind w:left="2160" w:hanging="360"/>
+      </w:pPr>
+      <w:rPr>
+        <w:rFonts w:ascii="Wingdings" w:hAnsi="Wingdings" w:hint="default"/>
+      </w:rPr>
+    </w:lvl>
+    <w:lvl w:ilvl="3" w:tplc="40090001" w:tentative="1">
+      <w:start w:val="1"/>
+      <w:numFmt w:val="bullet"/>
+      <w:lvlText w:val=""/>
+      <w:lvlJc w:val="left"/>
+      <w:pPr>
+        <w:ind w:left="2880" w:hanging="360"/>
+      </w:pPr>
+      <w:rPr>
+        <w:rFonts w:ascii="Symbol" w:hAnsi="Symbol" w:hint="default"/>
+      </w:rPr>
+    </w:lvl>
+    <w:lvl w:ilvl="4" w:tplc="40090003" w:tentative="1">
+      <w:start w:val="1"/>
+      <w:numFmt w:val="bullet"/>
+      <w:lvlText w:val="o"/>
+      <w:lvlJc w:val="left"/>
+      <w:pPr>
+        <w:ind w:left="3600" w:hanging="360"/>
+      </w:pPr>
+      <w:rPr>
+        <w:rFonts w:ascii="Courier New" w:hAnsi="Courier New" w:cs="Courier New" w:hint="default"/>
+      </w:rPr>
+    </w:lvl>
+    <w:lvl w:ilvl="5" w:tplc="40090005" w:tentative="1">
+      <w:start w:val="1"/>
+      <w:numFmt w:val="bullet"/>
+      <w:lvlText w:val=""/>
+      <w:lvlJc w:val="left"/>
+      <w:pPr>
+        <w:ind w:left="4320" w:hanging="360"/>
+      </w:pPr>
+      <w:rPr>
+        <w:rFonts w:ascii="Wingdings" w:hAnsi="Wingdings" w:hint="default"/>
+      </w:rPr>
+    </w:lvl>
+    <w:lvl w:ilvl="6" w:tplc="40090001" w:tentative="1">
+      <w:start w:val="1"/>
+      <w:numFmt w:val="bullet"/>
+      <w:lvlText w:val=""/>
+      <w:lvlJc w:val="left"/>
+      <w:pPr>
+        <w:ind w:left="5040" w:hanging="360"/>
+      </w:pPr>
+      <w:rPr>
+        <w:rFonts w:ascii="Symbol" w:hAnsi="Symbol" w:hint="default"/>
+      </w:rPr>
+    </w:lvl>
+    <w:lvl w:ilvl="7" w:tplc="40090003" w:tentative="1">
+      <w:start w:val="1"/>
+      <w:numFmt w:val="bullet"/>
+      <w:lvlText w:val="o"/>
+      <w:lvlJc w:val="left"/>
+      <w:pPr>
+        <w:ind w:left="5760" w:hanging="360"/>
+      </w:pPr>
+      <w:rPr>
+        <w:rFonts w:ascii="Courier New" w:hAnsi="Courier New" w:cs="Courier New" w:hint="default"/>
+      </w:rPr>
+    </w:lvl>
+    <w:lvl w:ilvl="8" w:tplc="40090005" w:tentative="1">
+      <w:start w:val="1"/>
+      <w:numFmt w:val="bullet"/>
+      <w:lvlText w:val=""/>
+      <w:lvlJc w:val="left"/>
+      <w:pPr>
+        <w:ind w:left="6480" w:hanging="360"/>
+      </w:pPr>
+      <w:rPr>
+        <w:rFonts w:ascii="Wingdings" w:hAnsi="Wingdings" w:hint="default"/>
+      </w:rPr>
+    </w:lvl>
+  </w:abstractNum>
+  <w:abstractNum w:abstractNumId="11" w15:restartNumberingAfterBreak="0">
     <w:nsid w:val="41AD58C6"/>
     <w:multiLevelType w:val="multilevel"/>
     <w:tmpl w:val="7E38A916"/>
@@ -3968,7 +4628,7 @@
       </w:rPr>
     </w:lvl>
   </w:abstractNum>
-  <w:abstractNum w:abstractNumId="10" w15:restartNumberingAfterBreak="0">
+  <w:abstractNum w:abstractNumId="12" w15:restartNumberingAfterBreak="0">
     <w:nsid w:val="431D7608"/>
     <w:multiLevelType w:val="hybridMultilevel"/>
     <w:tmpl w:val="C5E69A72"/>
@@ -4081,7 +4741,7 @@
       </w:rPr>
     </w:lvl>
   </w:abstractNum>
-  <w:abstractNum w:abstractNumId="11" w15:restartNumberingAfterBreak="0">
+  <w:abstractNum w:abstractNumId="13" w15:restartNumberingAfterBreak="0">
     <w:nsid w:val="4A8F11C9"/>
     <w:multiLevelType w:val="hybridMultilevel"/>
     <w:tmpl w:val="08621260"/>
@@ -4167,7 +4827,7 @@
       </w:pPr>
     </w:lvl>
   </w:abstractNum>
-  <w:abstractNum w:abstractNumId="12" w15:restartNumberingAfterBreak="0">
+  <w:abstractNum w:abstractNumId="14" w15:restartNumberingAfterBreak="0">
     <w:nsid w:val="4ED20252"/>
     <w:multiLevelType w:val="hybridMultilevel"/>
     <w:tmpl w:val="5080C704"/>
@@ -4253,7 +4913,7 @@
       </w:pPr>
     </w:lvl>
   </w:abstractNum>
-  <w:abstractNum w:abstractNumId="13" w15:restartNumberingAfterBreak="0">
+  <w:abstractNum w:abstractNumId="15" w15:restartNumberingAfterBreak="0">
     <w:nsid w:val="4F0B2763"/>
     <w:multiLevelType w:val="hybridMultilevel"/>
     <w:tmpl w:val="6B24D6BE"/>
@@ -4366,7 +5026,233 @@
       </w:rPr>
     </w:lvl>
   </w:abstractNum>
-  <w:abstractNum w:abstractNumId="14" w15:restartNumberingAfterBreak="0">
+  <w:abstractNum w:abstractNumId="16" w15:restartNumberingAfterBreak="0">
+    <w:nsid w:val="516669BC"/>
+    <w:multiLevelType w:val="hybridMultilevel"/>
+    <w:tmpl w:val="606ECE32"/>
+    <w:lvl w:ilvl="0" w:tplc="40090001">
+      <w:start w:val="1"/>
+      <w:numFmt w:val="bullet"/>
+      <w:lvlText w:val=""/>
+      <w:lvlJc w:val="left"/>
+      <w:pPr>
+        <w:ind w:left="720" w:hanging="360"/>
+      </w:pPr>
+      <w:rPr>
+        <w:rFonts w:ascii="Symbol" w:hAnsi="Symbol" w:hint="default"/>
+      </w:rPr>
+    </w:lvl>
+    <w:lvl w:ilvl="1" w:tplc="40090003" w:tentative="1">
+      <w:start w:val="1"/>
+      <w:numFmt w:val="bullet"/>
+      <w:lvlText w:val="o"/>
+      <w:lvlJc w:val="left"/>
+      <w:pPr>
+        <w:ind w:left="1440" w:hanging="360"/>
+      </w:pPr>
+      <w:rPr>
+        <w:rFonts w:ascii="Courier New" w:hAnsi="Courier New" w:cs="Courier New" w:hint="default"/>
+      </w:rPr>
+    </w:lvl>
+    <w:lvl w:ilvl="2" w:tplc="40090005" w:tentative="1">
+      <w:start w:val="1"/>
+      <w:numFmt w:val="bullet"/>
+      <w:lvlText w:val=""/>
+      <w:lvlJc w:val="left"/>
+      <w:pPr>
+        <w:ind w:left="2160" w:hanging="360"/>
+      </w:pPr>
+      <w:rPr>
+        <w:rFonts w:ascii="Wingdings" w:hAnsi="Wingdings" w:hint="default"/>
+      </w:rPr>
+    </w:lvl>
+    <w:lvl w:ilvl="3" w:tplc="40090001" w:tentative="1">
+      <w:start w:val="1"/>
+      <w:numFmt w:val="bullet"/>
+      <w:lvlText w:val=""/>
+      <w:lvlJc w:val="left"/>
+      <w:pPr>
+        <w:ind w:left="2880" w:hanging="360"/>
+      </w:pPr>
+      <w:rPr>
+        <w:rFonts w:ascii="Symbol" w:hAnsi="Symbol" w:hint="default"/>
+      </w:rPr>
+    </w:lvl>
+    <w:lvl w:ilvl="4" w:tplc="40090003" w:tentative="1">
+      <w:start w:val="1"/>
+      <w:numFmt w:val="bullet"/>
+      <w:lvlText w:val="o"/>
+      <w:lvlJc w:val="left"/>
+      <w:pPr>
+        <w:ind w:left="3600" w:hanging="360"/>
+      </w:pPr>
+      <w:rPr>
+        <w:rFonts w:ascii="Courier New" w:hAnsi="Courier New" w:cs="Courier New" w:hint="default"/>
+      </w:rPr>
+    </w:lvl>
+    <w:lvl w:ilvl="5" w:tplc="40090005" w:tentative="1">
+      <w:start w:val="1"/>
+      <w:numFmt w:val="bullet"/>
+      <w:lvlText w:val=""/>
+      <w:lvlJc w:val="left"/>
+      <w:pPr>
+        <w:ind w:left="4320" w:hanging="360"/>
+      </w:pPr>
+      <w:rPr>
+        <w:rFonts w:ascii="Wingdings" w:hAnsi="Wingdings" w:hint="default"/>
+      </w:rPr>
+    </w:lvl>
+    <w:lvl w:ilvl="6" w:tplc="40090001" w:tentative="1">
+      <w:start w:val="1"/>
+      <w:numFmt w:val="bullet"/>
+      <w:lvlText w:val=""/>
+      <w:lvlJc w:val="left"/>
+      <w:pPr>
+        <w:ind w:left="5040" w:hanging="360"/>
+      </w:pPr>
+      <w:rPr>
+        <w:rFonts w:ascii="Symbol" w:hAnsi="Symbol" w:hint="default"/>
+      </w:rPr>
+    </w:lvl>
+    <w:lvl w:ilvl="7" w:tplc="40090003" w:tentative="1">
+      <w:start w:val="1"/>
+      <w:numFmt w:val="bullet"/>
+      <w:lvlText w:val="o"/>
+      <w:lvlJc w:val="left"/>
+      <w:pPr>
+        <w:ind w:left="5760" w:hanging="360"/>
+      </w:pPr>
+      <w:rPr>
+        <w:rFonts w:ascii="Courier New" w:hAnsi="Courier New" w:cs="Courier New" w:hint="default"/>
+      </w:rPr>
+    </w:lvl>
+    <w:lvl w:ilvl="8" w:tplc="40090005" w:tentative="1">
+      <w:start w:val="1"/>
+      <w:numFmt w:val="bullet"/>
+      <w:lvlText w:val=""/>
+      <w:lvlJc w:val="left"/>
+      <w:pPr>
+        <w:ind w:left="6480" w:hanging="360"/>
+      </w:pPr>
+      <w:rPr>
+        <w:rFonts w:ascii="Wingdings" w:hAnsi="Wingdings" w:hint="default"/>
+      </w:rPr>
+    </w:lvl>
+  </w:abstractNum>
+  <w:abstractNum w:abstractNumId="17" w15:restartNumberingAfterBreak="0">
+    <w:nsid w:val="533A2A17"/>
+    <w:multiLevelType w:val="hybridMultilevel"/>
+    <w:tmpl w:val="E932A4B4"/>
+    <w:lvl w:ilvl="0" w:tplc="40090001">
+      <w:start w:val="1"/>
+      <w:numFmt w:val="bullet"/>
+      <w:lvlText w:val=""/>
+      <w:lvlJc w:val="left"/>
+      <w:pPr>
+        <w:ind w:left="720" w:hanging="360"/>
+      </w:pPr>
+      <w:rPr>
+        <w:rFonts w:ascii="Symbol" w:hAnsi="Symbol" w:hint="default"/>
+      </w:rPr>
+    </w:lvl>
+    <w:lvl w:ilvl="1" w:tplc="40090003" w:tentative="1">
+      <w:start w:val="1"/>
+      <w:numFmt w:val="bullet"/>
+      <w:lvlText w:val="o"/>
+      <w:lvlJc w:val="left"/>
+      <w:pPr>
+        <w:ind w:left="1440" w:hanging="360"/>
+      </w:pPr>
+      <w:rPr>
+        <w:rFonts w:ascii="Courier New" w:hAnsi="Courier New" w:cs="Courier New" w:hint="default"/>
+      </w:rPr>
+    </w:lvl>
+    <w:lvl w:ilvl="2" w:tplc="40090005" w:tentative="1">
+      <w:start w:val="1"/>
+      <w:numFmt w:val="bullet"/>
+      <w:lvlText w:val=""/>
+      <w:lvlJc w:val="left"/>
+      <w:pPr>
+        <w:ind w:left="2160" w:hanging="360"/>
+      </w:pPr>
+      <w:rPr>
+        <w:rFonts w:ascii="Wingdings" w:hAnsi="Wingdings" w:hint="default"/>
+      </w:rPr>
+    </w:lvl>
+    <w:lvl w:ilvl="3" w:tplc="40090001" w:tentative="1">
+      <w:start w:val="1"/>
+      <w:numFmt w:val="bullet"/>
+      <w:lvlText w:val=""/>
+      <w:lvlJc w:val="left"/>
+      <w:pPr>
+        <w:ind w:left="2880" w:hanging="360"/>
+      </w:pPr>
+      <w:rPr>
+        <w:rFonts w:ascii="Symbol" w:hAnsi="Symbol" w:hint="default"/>
+      </w:rPr>
+    </w:lvl>
+    <w:lvl w:ilvl="4" w:tplc="40090003" w:tentative="1">
+      <w:start w:val="1"/>
+      <w:numFmt w:val="bullet"/>
+      <w:lvlText w:val="o"/>
+      <w:lvlJc w:val="left"/>
+      <w:pPr>
+        <w:ind w:left="3600" w:hanging="360"/>
+      </w:pPr>
+      <w:rPr>
+        <w:rFonts w:ascii="Courier New" w:hAnsi="Courier New" w:cs="Courier New" w:hint="default"/>
+      </w:rPr>
+    </w:lvl>
+    <w:lvl w:ilvl="5" w:tplc="40090005" w:tentative="1">
+      <w:start w:val="1"/>
+      <w:numFmt w:val="bullet"/>
+      <w:lvlText w:val=""/>
+      <w:lvlJc w:val="left"/>
+      <w:pPr>
+        <w:ind w:left="4320" w:hanging="360"/>
+      </w:pPr>
+      <w:rPr>
+        <w:rFonts w:ascii="Wingdings" w:hAnsi="Wingdings" w:hint="default"/>
+      </w:rPr>
+    </w:lvl>
+    <w:lvl w:ilvl="6" w:tplc="40090001" w:tentative="1">
+      <w:start w:val="1"/>
+      <w:numFmt w:val="bullet"/>
+      <w:lvlText w:val=""/>
+      <w:lvlJc w:val="left"/>
+      <w:pPr>
+        <w:ind w:left="5040" w:hanging="360"/>
+      </w:pPr>
+      <w:rPr>
+        <w:rFonts w:ascii="Symbol" w:hAnsi="Symbol" w:hint="default"/>
+      </w:rPr>
+    </w:lvl>
+    <w:lvl w:ilvl="7" w:tplc="40090003" w:tentative="1">
+      <w:start w:val="1"/>
+      <w:numFmt w:val="bullet"/>
+      <w:lvlText w:val="o"/>
+      <w:lvlJc w:val="left"/>
+      <w:pPr>
+        <w:ind w:left="5760" w:hanging="360"/>
+      </w:pPr>
+      <w:rPr>
+        <w:rFonts w:ascii="Courier New" w:hAnsi="Courier New" w:cs="Courier New" w:hint="default"/>
+      </w:rPr>
+    </w:lvl>
+    <w:lvl w:ilvl="8" w:tplc="40090005" w:tentative="1">
+      <w:start w:val="1"/>
+      <w:numFmt w:val="bullet"/>
+      <w:lvlText w:val=""/>
+      <w:lvlJc w:val="left"/>
+      <w:pPr>
+        <w:ind w:left="6480" w:hanging="360"/>
+      </w:pPr>
+      <w:rPr>
+        <w:rFonts w:ascii="Wingdings" w:hAnsi="Wingdings" w:hint="default"/>
+      </w:rPr>
+    </w:lvl>
+  </w:abstractNum>
+  <w:abstractNum w:abstractNumId="18" w15:restartNumberingAfterBreak="0">
     <w:nsid w:val="56C46957"/>
     <w:multiLevelType w:val="hybridMultilevel"/>
     <w:tmpl w:val="1D52446E"/>
@@ -4479,7 +5365,7 @@
       </w:rPr>
     </w:lvl>
   </w:abstractNum>
-  <w:abstractNum w:abstractNumId="15" w15:restartNumberingAfterBreak="0">
+  <w:abstractNum w:abstractNumId="19" w15:restartNumberingAfterBreak="0">
     <w:nsid w:val="70FC340C"/>
     <w:multiLevelType w:val="hybridMultilevel"/>
     <w:tmpl w:val="D91C80BE"/>
@@ -4565,7 +5451,7 @@
       </w:pPr>
     </w:lvl>
   </w:abstractNum>
-  <w:abstractNum w:abstractNumId="16" w15:restartNumberingAfterBreak="0">
+  <w:abstractNum w:abstractNumId="20" w15:restartNumberingAfterBreak="0">
     <w:nsid w:val="749305D2"/>
     <w:multiLevelType w:val="hybridMultilevel"/>
     <w:tmpl w:val="FAE02A4E"/>
@@ -4678,7 +5564,7 @@
       </w:rPr>
     </w:lvl>
   </w:abstractNum>
-  <w:abstractNum w:abstractNumId="17" w15:restartNumberingAfterBreak="0">
+  <w:abstractNum w:abstractNumId="21" w15:restartNumberingAfterBreak="0">
     <w:nsid w:val="74E66899"/>
     <w:multiLevelType w:val="hybridMultilevel"/>
     <w:tmpl w:val="1EF632D0"/>
@@ -4795,55 +5681,67 @@
     <w:abstractNumId w:val="4"/>
   </w:num>
   <w:num w:numId="2" w16cid:durableId="499740590">
-    <w:abstractNumId w:val="8"/>
+    <w:abstractNumId w:val="9"/>
   </w:num>
   <w:num w:numId="3" w16cid:durableId="541132239">
     <w:abstractNumId w:val="3"/>
   </w:num>
   <w:num w:numId="4" w16cid:durableId="568883010">
-    <w:abstractNumId w:val="17"/>
+    <w:abstractNumId w:val="21"/>
   </w:num>
   <w:num w:numId="5" w16cid:durableId="845677584">
-    <w:abstractNumId w:val="5"/>
+    <w:abstractNumId w:val="6"/>
   </w:num>
   <w:num w:numId="6" w16cid:durableId="1637027404">
-    <w:abstractNumId w:val="6"/>
+    <w:abstractNumId w:val="7"/>
   </w:num>
   <w:num w:numId="7" w16cid:durableId="1472675406">
     <w:abstractNumId w:val="1"/>
   </w:num>
   <w:num w:numId="8" w16cid:durableId="200286158">
+    <w:abstractNumId w:val="13"/>
+  </w:num>
+  <w:num w:numId="9" w16cid:durableId="1176503610">
+    <w:abstractNumId w:val="12"/>
+  </w:num>
+  <w:num w:numId="10" w16cid:durableId="1796833049">
     <w:abstractNumId w:val="11"/>
   </w:num>
-  <w:num w:numId="9" w16cid:durableId="1176503610">
-    <w:abstractNumId w:val="10"/>
-  </w:num>
-  <w:num w:numId="10" w16cid:durableId="1796833049">
-    <w:abstractNumId w:val="9"/>
-  </w:num>
   <w:num w:numId="11" w16cid:durableId="1996957847">
-    <w:abstractNumId w:val="14"/>
+    <w:abstractNumId w:val="18"/>
   </w:num>
   <w:num w:numId="12" w16cid:durableId="2063482358">
-    <w:abstractNumId w:val="12"/>
+    <w:abstractNumId w:val="14"/>
   </w:num>
   <w:num w:numId="13" w16cid:durableId="1546021224">
     <w:abstractNumId w:val="2"/>
   </w:num>
   <w:num w:numId="14" w16cid:durableId="222566674">
-    <w:abstractNumId w:val="16"/>
+    <w:abstractNumId w:val="20"/>
   </w:num>
   <w:num w:numId="15" w16cid:durableId="1727487960">
-    <w:abstractNumId w:val="7"/>
+    <w:abstractNumId w:val="8"/>
   </w:num>
   <w:num w:numId="16" w16cid:durableId="444738084">
-    <w:abstractNumId w:val="15"/>
+    <w:abstractNumId w:val="19"/>
   </w:num>
   <w:num w:numId="17" w16cid:durableId="1318805403">
     <w:abstractNumId w:val="0"/>
   </w:num>
   <w:num w:numId="18" w16cid:durableId="1115296937">
-    <w:abstractNumId w:val="13"/>
+    <w:abstractNumId w:val="15"/>
+  </w:num>
+  <w:num w:numId="19" w16cid:durableId="968587252">
+    <w:abstractNumId w:val="5"/>
+  </w:num>
+  <w:num w:numId="20" w16cid:durableId="1912739065">
+    <w:abstractNumId w:val="16"/>
+  </w:num>
+  <w:num w:numId="21" w16cid:durableId="1010789758">
+    <w:abstractNumId w:val="17"/>
+  </w:num>
+  <w:num w:numId="22" w16cid:durableId="129137299">
+    <w:abstractNumId w:val="10"/>
   </w:num>
 </w:numbering>
 </file>

--- a/Global Financial Management/notes (GFM).docx
+++ b/Global Financial Management/notes (GFM).docx
@@ -100,15 +100,7 @@
         </w:numPr>
       </w:pPr>
       <w:r>
-        <w:t xml:space="preserve">Guarantee, Risk management products, advisory services for middle income and credit worthy and </w:t>
-      </w:r>
-      <w:proofErr w:type="gramStart"/>
-      <w:r>
-        <w:t>low income</w:t>
-      </w:r>
-      <w:proofErr w:type="gramEnd"/>
-      <w:r>
-        <w:t xml:space="preserve"> countries </w:t>
+        <w:t xml:space="preserve">Guarantee, Risk management products, advisory services for middle income and credit worthy and low income countries </w:t>
       </w:r>
     </w:p>
     <w:p>
@@ -879,15 +871,7 @@
         </w:numPr>
       </w:pPr>
       <w:r>
-        <w:t xml:space="preserve">Initiate to cut the </w:t>
-      </w:r>
-      <w:proofErr w:type="spellStart"/>
-      <w:r>
-        <w:t>green house</w:t>
-      </w:r>
-      <w:proofErr w:type="spellEnd"/>
-      <w:r>
-        <w:t xml:space="preserve"> effect </w:t>
+        <w:t xml:space="preserve">Initiate to cut the green house effect </w:t>
       </w:r>
     </w:p>
     <w:p>
@@ -1581,15 +1565,7 @@
         </w:numPr>
       </w:pPr>
       <w:r>
-        <w:t xml:space="preserve">Acquisition or disposal of </w:t>
-      </w:r>
-      <w:proofErr w:type="spellStart"/>
-      <w:r>
-        <w:t>non produced</w:t>
-      </w:r>
-      <w:proofErr w:type="spellEnd"/>
-      <w:r>
-        <w:t xml:space="preserve"> assets </w:t>
+        <w:t xml:space="preserve">Acquisition or disposal of non produced assets </w:t>
       </w:r>
     </w:p>
     <w:p>
@@ -1864,13 +1840,8 @@
         </w:numPr>
       </w:pPr>
       <w:r>
-        <w:t xml:space="preserve">Major functions of </w:t>
-      </w:r>
-      <w:proofErr w:type="spellStart"/>
-      <w:r>
-        <w:t>imf</w:t>
-      </w:r>
-      <w:proofErr w:type="spellEnd"/>
+        <w:t>Major functions of imf</w:t>
+      </w:r>
     </w:p>
     <w:p>
       <w:pPr>
@@ -1880,13 +1851,8 @@
           <w:numId w:val="10"/>
         </w:numPr>
       </w:pPr>
-      <w:proofErr w:type="spellStart"/>
-      <w:r>
-        <w:t>Surveylance</w:t>
-      </w:r>
-      <w:proofErr w:type="spellEnd"/>
-      <w:r>
-        <w:t>, lending, capacity building</w:t>
+      <w:r>
+        <w:t>Surveylance, lending, capacity building</w:t>
       </w:r>
     </w:p>
     <w:p>
@@ -2602,15 +2568,7 @@
         </w:numPr>
       </w:pPr>
       <w:r>
-        <w:t>Support infrastructure development (</w:t>
-      </w:r>
-      <w:proofErr w:type="spellStart"/>
-      <w:r>
-        <w:t>eg.</w:t>
-      </w:r>
-      <w:proofErr w:type="spellEnd"/>
-      <w:r>
-        <w:t xml:space="preserve"> Transport, energy)</w:t>
+        <w:t>Support infrastructure development (eg. Transport, energy)</w:t>
       </w:r>
     </w:p>
     <w:p>
@@ -2777,22 +2735,8 @@
                 <w:lang w:eastAsia="en-IN"/>
                 <w14:ligatures w14:val="none"/>
               </w:rPr>
-              <w:t xml:space="preserve">regional </w:t>
+              <w:t>regional instituition</w:t>
             </w:r>
-            <w:proofErr w:type="spellStart"/>
-            <w:r>
-              <w:rPr>
-                <w:rFonts w:ascii="Calibri" w:eastAsia="Times New Roman" w:hAnsi="Calibri" w:cs="Calibri"/>
-                <w:color w:val="000000"/>
-                <w:kern w:val="0"/>
-                <w:sz w:val="22"/>
-                <w:szCs w:val="22"/>
-                <w:lang w:eastAsia="en-IN"/>
-                <w14:ligatures w14:val="none"/>
-              </w:rPr>
-              <w:t>instituition</w:t>
-            </w:r>
-            <w:proofErr w:type="spellEnd"/>
           </w:p>
         </w:tc>
         <w:tc>
@@ -2814,22 +2758,8 @@
                 <w:lang w:eastAsia="en-IN"/>
                 <w14:ligatures w14:val="none"/>
               </w:rPr>
-              <w:t xml:space="preserve">global </w:t>
+              <w:t>global instituition</w:t>
             </w:r>
-            <w:proofErr w:type="spellStart"/>
-            <w:r>
-              <w:rPr>
-                <w:rFonts w:ascii="Calibri" w:eastAsia="Times New Roman" w:hAnsi="Calibri" w:cs="Calibri"/>
-                <w:color w:val="000000"/>
-                <w:kern w:val="0"/>
-                <w:sz w:val="22"/>
-                <w:szCs w:val="22"/>
-                <w:lang w:eastAsia="en-IN"/>
-                <w14:ligatures w14:val="none"/>
-              </w:rPr>
-              <w:t>instituition</w:t>
-            </w:r>
-            <w:proofErr w:type="spellEnd"/>
           </w:p>
         </w:tc>
       </w:tr>
@@ -2897,33 +2827,7 @@
                 <w:lang w:eastAsia="en-IN"/>
                 <w14:ligatures w14:val="none"/>
               </w:rPr>
-              <w:t xml:space="preserve">support BOP difficulties and macros economic </w:t>
-            </w:r>
-            <w:proofErr w:type="spellStart"/>
-            <w:r>
-              <w:rPr>
-                <w:rFonts w:ascii="Calibri" w:eastAsia="Times New Roman" w:hAnsi="Calibri" w:cs="Calibri"/>
-                <w:color w:val="000000"/>
-                <w:kern w:val="0"/>
-                <w:sz w:val="22"/>
-                <w:szCs w:val="22"/>
-                <w:lang w:eastAsia="en-IN"/>
-                <w14:ligatures w14:val="none"/>
-              </w:rPr>
-              <w:t>stablility</w:t>
-            </w:r>
-            <w:proofErr w:type="spellEnd"/>
-            <w:r>
-              <w:rPr>
-                <w:rFonts w:ascii="Calibri" w:eastAsia="Times New Roman" w:hAnsi="Calibri" w:cs="Calibri"/>
-                <w:color w:val="000000"/>
-                <w:kern w:val="0"/>
-                <w:sz w:val="22"/>
-                <w:szCs w:val="22"/>
-                <w:lang w:eastAsia="en-IN"/>
-                <w14:ligatures w14:val="none"/>
-              </w:rPr>
-              <w:t xml:space="preserve"> </w:t>
+              <w:t xml:space="preserve">support BOP difficulties and macros economic stablility </w:t>
             </w:r>
           </w:p>
         </w:tc>
@@ -3368,6 +3272,291 @@
       </w:tr>
     </w:tbl>
     <w:p/>
+    <w:p/>
+    <w:p>
+      <w:r>
+        <w:t>0</w:t>
+      </w:r>
+      <w:r>
+        <w:t>7</w:t>
+      </w:r>
+      <w:r>
+        <w:t>/09/2026</w:t>
+      </w:r>
+    </w:p>
+    <w:p/>
+    <w:p>
+      <w:r>
+        <w:t>Emerging challenges in international finance</w:t>
+      </w:r>
+      <w:r>
+        <w:t xml:space="preserve"> </w:t>
+      </w:r>
+    </w:p>
+    <w:p>
+      <w:pPr>
+        <w:pStyle w:val="ListParagraph"/>
+        <w:numPr>
+          <w:ilvl w:val="0"/>
+          <w:numId w:val="23"/>
+        </w:numPr>
+      </w:pPr>
+      <w:r>
+        <w:t xml:space="preserve">economic system </w:t>
+      </w:r>
+    </w:p>
+    <w:p>
+      <w:pPr>
+        <w:pStyle w:val="ListParagraph"/>
+        <w:numPr>
+          <w:ilvl w:val="0"/>
+          <w:numId w:val="23"/>
+        </w:numPr>
+      </w:pPr>
+      <w:r>
+        <w:t>tariff and non tariff barriers</w:t>
+      </w:r>
+    </w:p>
+    <w:p>
+      <w:pPr>
+        <w:pStyle w:val="ListParagraph"/>
+        <w:numPr>
+          <w:ilvl w:val="0"/>
+          <w:numId w:val="23"/>
+        </w:numPr>
+      </w:pPr>
+      <w:r>
+        <w:t xml:space="preserve">political risk </w:t>
+      </w:r>
+      <w:r>
+        <w:t xml:space="preserve"> </w:t>
+      </w:r>
+    </w:p>
+    <w:p>
+      <w:pPr>
+        <w:pStyle w:val="ListParagraph"/>
+        <w:numPr>
+          <w:ilvl w:val="0"/>
+          <w:numId w:val="23"/>
+        </w:numPr>
+      </w:pPr>
+      <w:r>
+        <w:t xml:space="preserve">environmental safe guard </w:t>
+      </w:r>
+    </w:p>
+    <w:p>
+      <w:pPr>
+        <w:pStyle w:val="ListParagraph"/>
+        <w:numPr>
+          <w:ilvl w:val="0"/>
+          <w:numId w:val="23"/>
+        </w:numPr>
+      </w:pPr>
+      <w:r>
+        <w:t xml:space="preserve">dumping </w:t>
+      </w:r>
+    </w:p>
+    <w:p>
+      <w:pPr>
+        <w:pStyle w:val="ListParagraph"/>
+        <w:numPr>
+          <w:ilvl w:val="0"/>
+          <w:numId w:val="23"/>
+        </w:numPr>
+      </w:pPr>
+      <w:r>
+        <w:t xml:space="preserve">cultural differences </w:t>
+      </w:r>
+    </w:p>
+    <w:p>
+      <w:pPr>
+        <w:pStyle w:val="ListParagraph"/>
+        <w:numPr>
+          <w:ilvl w:val="0"/>
+          <w:numId w:val="23"/>
+        </w:numPr>
+      </w:pPr>
+      <w:r>
+        <w:t xml:space="preserve">language differences </w:t>
+      </w:r>
+    </w:p>
+    <w:p>
+      <w:pPr>
+        <w:pStyle w:val="ListParagraph"/>
+        <w:numPr>
+          <w:ilvl w:val="0"/>
+          <w:numId w:val="23"/>
+        </w:numPr>
+      </w:pPr>
+      <w:r>
+        <w:t>interactual property rights (IPR)</w:t>
+      </w:r>
+    </w:p>
+    <w:p>
+      <w:pPr>
+        <w:pStyle w:val="ListParagraph"/>
+        <w:numPr>
+          <w:ilvl w:val="0"/>
+          <w:numId w:val="23"/>
+        </w:numPr>
+      </w:pPr>
+      <w:r>
+        <w:t>cyber crimes</w:t>
+      </w:r>
+    </w:p>
+    <w:p>
+      <w:pPr>
+        <w:pStyle w:val="ListParagraph"/>
+        <w:numPr>
+          <w:ilvl w:val="0"/>
+          <w:numId w:val="23"/>
+        </w:numPr>
+      </w:pPr>
+      <w:r>
+        <w:t>transfer pricing</w:t>
+      </w:r>
+    </w:p>
+    <w:p>
+      <w:pPr>
+        <w:pStyle w:val="ListParagraph"/>
+        <w:numPr>
+          <w:ilvl w:val="0"/>
+          <w:numId w:val="23"/>
+        </w:numPr>
+      </w:pPr>
+      <w:r>
+        <w:t xml:space="preserve">international taxation </w:t>
+      </w:r>
+    </w:p>
+    <w:p>
+      <w:pPr>
+        <w:pStyle w:val="ListParagraph"/>
+        <w:numPr>
+          <w:ilvl w:val="0"/>
+          <w:numId w:val="23"/>
+        </w:numPr>
+      </w:pPr>
+      <w:r>
+        <w:t>Economic crisis and currency crisis</w:t>
+      </w:r>
+    </w:p>
+    <w:p>
+      <w:pPr>
+        <w:pStyle w:val="ListParagraph"/>
+        <w:numPr>
+          <w:ilvl w:val="0"/>
+          <w:numId w:val="23"/>
+        </w:numPr>
+      </w:pPr>
+      <w:r>
+        <w:t>Interest rates</w:t>
+      </w:r>
+    </w:p>
+    <w:p>
+      <w:pPr>
+        <w:pStyle w:val="ListParagraph"/>
+        <w:numPr>
+          <w:ilvl w:val="0"/>
+          <w:numId w:val="23"/>
+        </w:numPr>
+      </w:pPr>
+      <w:r>
+        <w:t>Foreign exchange risk</w:t>
+      </w:r>
+    </w:p>
+    <w:p>
+      <w:pPr>
+        <w:pStyle w:val="ListParagraph"/>
+        <w:numPr>
+          <w:ilvl w:val="0"/>
+          <w:numId w:val="23"/>
+        </w:numPr>
+      </w:pPr>
+      <w:r>
+        <w:t>Cold war between countries</w:t>
+      </w:r>
+    </w:p>
+    <w:p>
+      <w:pPr>
+        <w:pStyle w:val="ListParagraph"/>
+        <w:numPr>
+          <w:ilvl w:val="0"/>
+          <w:numId w:val="23"/>
+        </w:numPr>
+      </w:pPr>
+      <w:r>
+        <w:t>International business cycle</w:t>
+      </w:r>
+    </w:p>
+    <w:p>
+      <w:pPr>
+        <w:pStyle w:val="ListParagraph"/>
+        <w:numPr>
+          <w:ilvl w:val="0"/>
+          <w:numId w:val="23"/>
+        </w:numPr>
+      </w:pPr>
+      <w:r>
+        <w:t>Operational cash management</w:t>
+      </w:r>
+    </w:p>
+    <w:p>
+      <w:pPr>
+        <w:pStyle w:val="ListParagraph"/>
+        <w:numPr>
+          <w:ilvl w:val="0"/>
+          <w:numId w:val="23"/>
+        </w:numPr>
+      </w:pPr>
+      <w:r>
+        <w:t>International terrorism</w:t>
+      </w:r>
+    </w:p>
+    <w:p>
+      <w:pPr>
+        <w:pStyle w:val="ListParagraph"/>
+        <w:numPr>
+          <w:ilvl w:val="0"/>
+          <w:numId w:val="23"/>
+        </w:numPr>
+      </w:pPr>
+      <w:r>
+        <w:lastRenderedPageBreak/>
+        <w:t>Credit worthiness</w:t>
+      </w:r>
+    </w:p>
+    <w:p>
+      <w:pPr>
+        <w:pStyle w:val="ListParagraph"/>
+        <w:numPr>
+          <w:ilvl w:val="0"/>
+          <w:numId w:val="23"/>
+        </w:numPr>
+      </w:pPr>
+      <w:r>
+        <w:t xml:space="preserve">Method of payment </w:t>
+      </w:r>
+    </w:p>
+    <w:p>
+      <w:pPr>
+        <w:pStyle w:val="ListParagraph"/>
+        <w:numPr>
+          <w:ilvl w:val="0"/>
+          <w:numId w:val="23"/>
+        </w:numPr>
+      </w:pPr>
+      <w:r>
+        <w:t xml:space="preserve"> Foreign exchange </w:t>
+      </w:r>
+      <w:r>
+        <w:t>market</w:t>
+      </w:r>
+    </w:p>
+    <w:p>
+      <w:pPr>
+        <w:ind w:left="360"/>
+      </w:pPr>
+    </w:p>
     <w:sectPr>
       <w:pgSz w:w="11906" w:h="16838"/>
       <w:pgMar w:top="1440" w:right="1440" w:bottom="1440" w:left="1440" w:header="708" w:footer="708" w:gutter="0"/>
@@ -5366,6 +5555,119 @@
     </w:lvl>
   </w:abstractNum>
   <w:abstractNum w:abstractNumId="19" w15:restartNumberingAfterBreak="0">
+    <w:nsid w:val="61374F98"/>
+    <w:multiLevelType w:val="hybridMultilevel"/>
+    <w:tmpl w:val="6EC269A2"/>
+    <w:lvl w:ilvl="0" w:tplc="40090001">
+      <w:start w:val="1"/>
+      <w:numFmt w:val="bullet"/>
+      <w:lvlText w:val=""/>
+      <w:lvlJc w:val="left"/>
+      <w:pPr>
+        <w:ind w:left="720" w:hanging="360"/>
+      </w:pPr>
+      <w:rPr>
+        <w:rFonts w:ascii="Symbol" w:hAnsi="Symbol" w:hint="default"/>
+      </w:rPr>
+    </w:lvl>
+    <w:lvl w:ilvl="1" w:tplc="40090003" w:tentative="1">
+      <w:start w:val="1"/>
+      <w:numFmt w:val="bullet"/>
+      <w:lvlText w:val="o"/>
+      <w:lvlJc w:val="left"/>
+      <w:pPr>
+        <w:ind w:left="1440" w:hanging="360"/>
+      </w:pPr>
+      <w:rPr>
+        <w:rFonts w:ascii="Courier New" w:hAnsi="Courier New" w:cs="Courier New" w:hint="default"/>
+      </w:rPr>
+    </w:lvl>
+    <w:lvl w:ilvl="2" w:tplc="40090005" w:tentative="1">
+      <w:start w:val="1"/>
+      <w:numFmt w:val="bullet"/>
+      <w:lvlText w:val=""/>
+      <w:lvlJc w:val="left"/>
+      <w:pPr>
+        <w:ind w:left="2160" w:hanging="360"/>
+      </w:pPr>
+      <w:rPr>
+        <w:rFonts w:ascii="Wingdings" w:hAnsi="Wingdings" w:hint="default"/>
+      </w:rPr>
+    </w:lvl>
+    <w:lvl w:ilvl="3" w:tplc="40090001" w:tentative="1">
+      <w:start w:val="1"/>
+      <w:numFmt w:val="bullet"/>
+      <w:lvlText w:val=""/>
+      <w:lvlJc w:val="left"/>
+      <w:pPr>
+        <w:ind w:left="2880" w:hanging="360"/>
+      </w:pPr>
+      <w:rPr>
+        <w:rFonts w:ascii="Symbol" w:hAnsi="Symbol" w:hint="default"/>
+      </w:rPr>
+    </w:lvl>
+    <w:lvl w:ilvl="4" w:tplc="40090003" w:tentative="1">
+      <w:start w:val="1"/>
+      <w:numFmt w:val="bullet"/>
+      <w:lvlText w:val="o"/>
+      <w:lvlJc w:val="left"/>
+      <w:pPr>
+        <w:ind w:left="3600" w:hanging="360"/>
+      </w:pPr>
+      <w:rPr>
+        <w:rFonts w:ascii="Courier New" w:hAnsi="Courier New" w:cs="Courier New" w:hint="default"/>
+      </w:rPr>
+    </w:lvl>
+    <w:lvl w:ilvl="5" w:tplc="40090005" w:tentative="1">
+      <w:start w:val="1"/>
+      <w:numFmt w:val="bullet"/>
+      <w:lvlText w:val=""/>
+      <w:lvlJc w:val="left"/>
+      <w:pPr>
+        <w:ind w:left="4320" w:hanging="360"/>
+      </w:pPr>
+      <w:rPr>
+        <w:rFonts w:ascii="Wingdings" w:hAnsi="Wingdings" w:hint="default"/>
+      </w:rPr>
+    </w:lvl>
+    <w:lvl w:ilvl="6" w:tplc="40090001" w:tentative="1">
+      <w:start w:val="1"/>
+      <w:numFmt w:val="bullet"/>
+      <w:lvlText w:val=""/>
+      <w:lvlJc w:val="left"/>
+      <w:pPr>
+        <w:ind w:left="5040" w:hanging="360"/>
+      </w:pPr>
+      <w:rPr>
+        <w:rFonts w:ascii="Symbol" w:hAnsi="Symbol" w:hint="default"/>
+      </w:rPr>
+    </w:lvl>
+    <w:lvl w:ilvl="7" w:tplc="40090003" w:tentative="1">
+      <w:start w:val="1"/>
+      <w:numFmt w:val="bullet"/>
+      <w:lvlText w:val="o"/>
+      <w:lvlJc w:val="left"/>
+      <w:pPr>
+        <w:ind w:left="5760" w:hanging="360"/>
+      </w:pPr>
+      <w:rPr>
+        <w:rFonts w:ascii="Courier New" w:hAnsi="Courier New" w:cs="Courier New" w:hint="default"/>
+      </w:rPr>
+    </w:lvl>
+    <w:lvl w:ilvl="8" w:tplc="40090005" w:tentative="1">
+      <w:start w:val="1"/>
+      <w:numFmt w:val="bullet"/>
+      <w:lvlText w:val=""/>
+      <w:lvlJc w:val="left"/>
+      <w:pPr>
+        <w:ind w:left="6480" w:hanging="360"/>
+      </w:pPr>
+      <w:rPr>
+        <w:rFonts w:ascii="Wingdings" w:hAnsi="Wingdings" w:hint="default"/>
+      </w:rPr>
+    </w:lvl>
+  </w:abstractNum>
+  <w:abstractNum w:abstractNumId="20" w15:restartNumberingAfterBreak="0">
     <w:nsid w:val="70FC340C"/>
     <w:multiLevelType w:val="hybridMultilevel"/>
     <w:tmpl w:val="D91C80BE"/>
@@ -5451,7 +5753,7 @@
       </w:pPr>
     </w:lvl>
   </w:abstractNum>
-  <w:abstractNum w:abstractNumId="20" w15:restartNumberingAfterBreak="0">
+  <w:abstractNum w:abstractNumId="21" w15:restartNumberingAfterBreak="0">
     <w:nsid w:val="749305D2"/>
     <w:multiLevelType w:val="hybridMultilevel"/>
     <w:tmpl w:val="FAE02A4E"/>
@@ -5564,7 +5866,7 @@
       </w:rPr>
     </w:lvl>
   </w:abstractNum>
-  <w:abstractNum w:abstractNumId="21" w15:restartNumberingAfterBreak="0">
+  <w:abstractNum w:abstractNumId="22" w15:restartNumberingAfterBreak="0">
     <w:nsid w:val="74E66899"/>
     <w:multiLevelType w:val="hybridMultilevel"/>
     <w:tmpl w:val="1EF632D0"/>
@@ -5687,7 +5989,7 @@
     <w:abstractNumId w:val="3"/>
   </w:num>
   <w:num w:numId="4" w16cid:durableId="568883010">
-    <w:abstractNumId w:val="21"/>
+    <w:abstractNumId w:val="22"/>
   </w:num>
   <w:num w:numId="5" w16cid:durableId="845677584">
     <w:abstractNumId w:val="6"/>
@@ -5717,13 +6019,13 @@
     <w:abstractNumId w:val="2"/>
   </w:num>
   <w:num w:numId="14" w16cid:durableId="222566674">
-    <w:abstractNumId w:val="20"/>
+    <w:abstractNumId w:val="21"/>
   </w:num>
   <w:num w:numId="15" w16cid:durableId="1727487960">
     <w:abstractNumId w:val="8"/>
   </w:num>
   <w:num w:numId="16" w16cid:durableId="444738084">
-    <w:abstractNumId w:val="19"/>
+    <w:abstractNumId w:val="20"/>
   </w:num>
   <w:num w:numId="17" w16cid:durableId="1318805403">
     <w:abstractNumId w:val="0"/>
@@ -5742,6 +6044,9 @@
   </w:num>
   <w:num w:numId="22" w16cid:durableId="129137299">
     <w:abstractNumId w:val="10"/>
+  </w:num>
+  <w:num w:numId="23" w16cid:durableId="171720229">
+    <w:abstractNumId w:val="19"/>
   </w:num>
 </w:numbering>
 </file>

--- a/Global Financial Management/notes (GFM).docx
+++ b/Global Financial Management/notes (GFM).docx
@@ -100,7 +100,15 @@
         </w:numPr>
       </w:pPr>
       <w:r>
-        <w:t xml:space="preserve">Guarantee, Risk management products, advisory services for middle income and credit worthy and low income countries </w:t>
+        <w:t xml:space="preserve">Guarantee, Risk management products, advisory services for middle income and credit worthy and </w:t>
+      </w:r>
+      <w:proofErr w:type="gramStart"/>
+      <w:r>
+        <w:t>low income</w:t>
+      </w:r>
+      <w:proofErr w:type="gramEnd"/>
+      <w:r>
+        <w:t xml:space="preserve"> countries </w:t>
       </w:r>
     </w:p>
     <w:p>
@@ -871,7 +879,15 @@
         </w:numPr>
       </w:pPr>
       <w:r>
-        <w:t xml:space="preserve">Initiate to cut the green house effect </w:t>
+        <w:t xml:space="preserve">Initiate to cut the </w:t>
+      </w:r>
+      <w:proofErr w:type="spellStart"/>
+      <w:r>
+        <w:t>green house</w:t>
+      </w:r>
+      <w:proofErr w:type="spellEnd"/>
+      <w:r>
+        <w:t xml:space="preserve"> effect </w:t>
       </w:r>
     </w:p>
     <w:p>
@@ -1565,7 +1581,15 @@
         </w:numPr>
       </w:pPr>
       <w:r>
-        <w:t xml:space="preserve">Acquisition or disposal of non produced assets </w:t>
+        <w:t xml:space="preserve">Acquisition or disposal of </w:t>
+      </w:r>
+      <w:proofErr w:type="spellStart"/>
+      <w:r>
+        <w:t>non produced</w:t>
+      </w:r>
+      <w:proofErr w:type="spellEnd"/>
+      <w:r>
+        <w:t xml:space="preserve"> assets </w:t>
       </w:r>
     </w:p>
     <w:p>
@@ -1840,8 +1864,13 @@
         </w:numPr>
       </w:pPr>
       <w:r>
-        <w:t>Major functions of imf</w:t>
-      </w:r>
+        <w:t xml:space="preserve">Major functions of </w:t>
+      </w:r>
+      <w:proofErr w:type="spellStart"/>
+      <w:r>
+        <w:t>imf</w:t>
+      </w:r>
+      <w:proofErr w:type="spellEnd"/>
     </w:p>
     <w:p>
       <w:pPr>
@@ -1851,8 +1880,13 @@
           <w:numId w:val="10"/>
         </w:numPr>
       </w:pPr>
-      <w:r>
-        <w:t>Surveylance, lending, capacity building</w:t>
+      <w:proofErr w:type="spellStart"/>
+      <w:r>
+        <w:t>Surveylance</w:t>
+      </w:r>
+      <w:proofErr w:type="spellEnd"/>
+      <w:r>
+        <w:t>, lending, capacity building</w:t>
       </w:r>
     </w:p>
     <w:p>
@@ -2568,7 +2602,15 @@
         </w:numPr>
       </w:pPr>
       <w:r>
-        <w:t>Support infrastructure development (eg. Transport, energy)</w:t>
+        <w:t>Support infrastructure development (</w:t>
+      </w:r>
+      <w:proofErr w:type="spellStart"/>
+      <w:r>
+        <w:t>eg.</w:t>
+      </w:r>
+      <w:proofErr w:type="spellEnd"/>
+      <w:r>
+        <w:t xml:space="preserve"> Transport, energy)</w:t>
       </w:r>
     </w:p>
     <w:p>
@@ -2735,8 +2777,22 @@
                 <w:lang w:eastAsia="en-IN"/>
                 <w14:ligatures w14:val="none"/>
               </w:rPr>
-              <w:t>regional instituition</w:t>
+              <w:t xml:space="preserve">regional </w:t>
             </w:r>
+            <w:proofErr w:type="spellStart"/>
+            <w:r>
+              <w:rPr>
+                <w:rFonts w:ascii="Calibri" w:eastAsia="Times New Roman" w:hAnsi="Calibri" w:cs="Calibri"/>
+                <w:color w:val="000000"/>
+                <w:kern w:val="0"/>
+                <w:sz w:val="22"/>
+                <w:szCs w:val="22"/>
+                <w:lang w:eastAsia="en-IN"/>
+                <w14:ligatures w14:val="none"/>
+              </w:rPr>
+              <w:t>instituition</w:t>
+            </w:r>
+            <w:proofErr w:type="spellEnd"/>
           </w:p>
         </w:tc>
         <w:tc>
@@ -2758,8 +2814,22 @@
                 <w:lang w:eastAsia="en-IN"/>
                 <w14:ligatures w14:val="none"/>
               </w:rPr>
-              <w:t>global instituition</w:t>
+              <w:t xml:space="preserve">global </w:t>
             </w:r>
+            <w:proofErr w:type="spellStart"/>
+            <w:r>
+              <w:rPr>
+                <w:rFonts w:ascii="Calibri" w:eastAsia="Times New Roman" w:hAnsi="Calibri" w:cs="Calibri"/>
+                <w:color w:val="000000"/>
+                <w:kern w:val="0"/>
+                <w:sz w:val="22"/>
+                <w:szCs w:val="22"/>
+                <w:lang w:eastAsia="en-IN"/>
+                <w14:ligatures w14:val="none"/>
+              </w:rPr>
+              <w:t>instituition</w:t>
+            </w:r>
+            <w:proofErr w:type="spellEnd"/>
           </w:p>
         </w:tc>
       </w:tr>
@@ -2827,7 +2897,33 @@
                 <w:lang w:eastAsia="en-IN"/>
                 <w14:ligatures w14:val="none"/>
               </w:rPr>
-              <w:t xml:space="preserve">support BOP difficulties and macros economic stablility </w:t>
+              <w:t xml:space="preserve">support BOP difficulties and macros economic </w:t>
+            </w:r>
+            <w:proofErr w:type="spellStart"/>
+            <w:r>
+              <w:rPr>
+                <w:rFonts w:ascii="Calibri" w:eastAsia="Times New Roman" w:hAnsi="Calibri" w:cs="Calibri"/>
+                <w:color w:val="000000"/>
+                <w:kern w:val="0"/>
+                <w:sz w:val="22"/>
+                <w:szCs w:val="22"/>
+                <w:lang w:eastAsia="en-IN"/>
+                <w14:ligatures w14:val="none"/>
+              </w:rPr>
+              <w:t>stablility</w:t>
+            </w:r>
+            <w:proofErr w:type="spellEnd"/>
+            <w:r>
+              <w:rPr>
+                <w:rFonts w:ascii="Calibri" w:eastAsia="Times New Roman" w:hAnsi="Calibri" w:cs="Calibri"/>
+                <w:color w:val="000000"/>
+                <w:kern w:val="0"/>
+                <w:sz w:val="22"/>
+                <w:szCs w:val="22"/>
+                <w:lang w:eastAsia="en-IN"/>
+                <w14:ligatures w14:val="none"/>
+              </w:rPr>
+              <w:t xml:space="preserve"> </w:t>
             </w:r>
           </w:p>
         </w:tc>
@@ -3314,7 +3410,15 @@
         </w:numPr>
       </w:pPr>
       <w:r>
-        <w:t>tariff and non tariff barriers</w:t>
+        <w:t xml:space="preserve">tariff and </w:t>
+      </w:r>
+      <w:proofErr w:type="spellStart"/>
+      <w:r>
+        <w:t>non tariff</w:t>
+      </w:r>
+      <w:proofErr w:type="spellEnd"/>
+      <w:r>
+        <w:t xml:space="preserve"> barriers</w:t>
       </w:r>
     </w:p>
     <w:p>
@@ -3388,8 +3492,13 @@
           <w:numId w:val="23"/>
         </w:numPr>
       </w:pPr>
-      <w:r>
-        <w:t>interactual property rights (IPR)</w:t>
+      <w:proofErr w:type="spellStart"/>
+      <w:r>
+        <w:t>interactual</w:t>
+      </w:r>
+      <w:proofErr w:type="spellEnd"/>
+      <w:r>
+        <w:t xml:space="preserve"> property rights (IPR)</w:t>
       </w:r>
     </w:p>
     <w:p>
@@ -3552,11 +3661,94 @@
         <w:t>market</w:t>
       </w:r>
     </w:p>
-    <w:p>
-      <w:pPr>
-        <w:ind w:left="360"/>
-      </w:pPr>
-    </w:p>
+    <w:p/>
+    <w:p>
+      <w:pPr>
+        <w:pStyle w:val="Title"/>
+      </w:pPr>
+      <w:r>
+        <w:t>Unit 2 Foreign Exchange Market</w:t>
+      </w:r>
+    </w:p>
+    <w:p/>
+    <w:p>
+      <w:r>
+        <w:t>Foreign currencies quoted against their one unit.</w:t>
+      </w:r>
+    </w:p>
+    <w:p>
+      <w:r>
+        <w:t xml:space="preserve">Foreign exchange market is the market </w:t>
+      </w:r>
+      <w:proofErr w:type="spellStart"/>
+      <w:r>
+        <w:t>market</w:t>
+      </w:r>
+      <w:proofErr w:type="spellEnd"/>
+      <w:r>
+        <w:t xml:space="preserve"> where the currency of one country is exchanged for another country’s currency</w:t>
+      </w:r>
+    </w:p>
+    <w:p/>
+    <w:p>
+      <w:r>
+        <w:t>Participants:</w:t>
+      </w:r>
+    </w:p>
+    <w:p>
+      <w:pPr>
+        <w:pStyle w:val="ListParagraph"/>
+        <w:numPr>
+          <w:ilvl w:val="0"/>
+          <w:numId w:val="24"/>
+        </w:numPr>
+      </w:pPr>
+      <w:r>
+        <w:t>Some whole sale brokers</w:t>
+      </w:r>
+    </w:p>
+    <w:p>
+      <w:pPr>
+        <w:pStyle w:val="ListParagraph"/>
+        <w:numPr>
+          <w:ilvl w:val="0"/>
+          <w:numId w:val="24"/>
+        </w:numPr>
+      </w:pPr>
+      <w:r>
+        <w:t>Commercial bands and central bank</w:t>
+      </w:r>
+    </w:p>
+    <w:p>
+      <w:pPr>
+        <w:pStyle w:val="ListParagraph"/>
+        <w:numPr>
+          <w:ilvl w:val="0"/>
+          <w:numId w:val="24"/>
+        </w:numPr>
+      </w:pPr>
+      <w:r>
+        <w:t>Exporters</w:t>
+      </w:r>
+    </w:p>
+    <w:p>
+      <w:pPr>
+        <w:pStyle w:val="ListParagraph"/>
+        <w:numPr>
+          <w:ilvl w:val="0"/>
+          <w:numId w:val="24"/>
+        </w:numPr>
+      </w:pPr>
+      <w:r>
+        <w:t>Cooperations</w:t>
+      </w:r>
+    </w:p>
+    <w:p>
+      <w:r>
+        <w:t>Foreign currency quoted in foreign exchange market</w:t>
+      </w:r>
+    </w:p>
+    <w:p/>
     <w:sectPr>
       <w:pgSz w:w="11906" w:h="16838"/>
       <w:pgMar w:top="1440" w:right="1440" w:bottom="1440" w:left="1440" w:header="708" w:footer="708" w:gutter="0"/>
@@ -4592,6 +4784,119 @@
     </w:lvl>
   </w:abstractNum>
   <w:abstractNum w:abstractNumId="10" w15:restartNumberingAfterBreak="0">
+    <w:nsid w:val="29863564"/>
+    <w:multiLevelType w:val="hybridMultilevel"/>
+    <w:tmpl w:val="E7869C1E"/>
+    <w:lvl w:ilvl="0" w:tplc="40090001">
+      <w:start w:val="1"/>
+      <w:numFmt w:val="bullet"/>
+      <w:lvlText w:val=""/>
+      <w:lvlJc w:val="left"/>
+      <w:pPr>
+        <w:ind w:left="720" w:hanging="360"/>
+      </w:pPr>
+      <w:rPr>
+        <w:rFonts w:ascii="Symbol" w:hAnsi="Symbol" w:hint="default"/>
+      </w:rPr>
+    </w:lvl>
+    <w:lvl w:ilvl="1" w:tplc="40090003" w:tentative="1">
+      <w:start w:val="1"/>
+      <w:numFmt w:val="bullet"/>
+      <w:lvlText w:val="o"/>
+      <w:lvlJc w:val="left"/>
+      <w:pPr>
+        <w:ind w:left="1440" w:hanging="360"/>
+      </w:pPr>
+      <w:rPr>
+        <w:rFonts w:ascii="Courier New" w:hAnsi="Courier New" w:cs="Courier New" w:hint="default"/>
+      </w:rPr>
+    </w:lvl>
+    <w:lvl w:ilvl="2" w:tplc="40090005" w:tentative="1">
+      <w:start w:val="1"/>
+      <w:numFmt w:val="bullet"/>
+      <w:lvlText w:val=""/>
+      <w:lvlJc w:val="left"/>
+      <w:pPr>
+        <w:ind w:left="2160" w:hanging="360"/>
+      </w:pPr>
+      <w:rPr>
+        <w:rFonts w:ascii="Wingdings" w:hAnsi="Wingdings" w:hint="default"/>
+      </w:rPr>
+    </w:lvl>
+    <w:lvl w:ilvl="3" w:tplc="40090001" w:tentative="1">
+      <w:start w:val="1"/>
+      <w:numFmt w:val="bullet"/>
+      <w:lvlText w:val=""/>
+      <w:lvlJc w:val="left"/>
+      <w:pPr>
+        <w:ind w:left="2880" w:hanging="360"/>
+      </w:pPr>
+      <w:rPr>
+        <w:rFonts w:ascii="Symbol" w:hAnsi="Symbol" w:hint="default"/>
+      </w:rPr>
+    </w:lvl>
+    <w:lvl w:ilvl="4" w:tplc="40090003" w:tentative="1">
+      <w:start w:val="1"/>
+      <w:numFmt w:val="bullet"/>
+      <w:lvlText w:val="o"/>
+      <w:lvlJc w:val="left"/>
+      <w:pPr>
+        <w:ind w:left="3600" w:hanging="360"/>
+      </w:pPr>
+      <w:rPr>
+        <w:rFonts w:ascii="Courier New" w:hAnsi="Courier New" w:cs="Courier New" w:hint="default"/>
+      </w:rPr>
+    </w:lvl>
+    <w:lvl w:ilvl="5" w:tplc="40090005" w:tentative="1">
+      <w:start w:val="1"/>
+      <w:numFmt w:val="bullet"/>
+      <w:lvlText w:val=""/>
+      <w:lvlJc w:val="left"/>
+      <w:pPr>
+        <w:ind w:left="4320" w:hanging="360"/>
+      </w:pPr>
+      <w:rPr>
+        <w:rFonts w:ascii="Wingdings" w:hAnsi="Wingdings" w:hint="default"/>
+      </w:rPr>
+    </w:lvl>
+    <w:lvl w:ilvl="6" w:tplc="40090001" w:tentative="1">
+      <w:start w:val="1"/>
+      <w:numFmt w:val="bullet"/>
+      <w:lvlText w:val=""/>
+      <w:lvlJc w:val="left"/>
+      <w:pPr>
+        <w:ind w:left="5040" w:hanging="360"/>
+      </w:pPr>
+      <w:rPr>
+        <w:rFonts w:ascii="Symbol" w:hAnsi="Symbol" w:hint="default"/>
+      </w:rPr>
+    </w:lvl>
+    <w:lvl w:ilvl="7" w:tplc="40090003" w:tentative="1">
+      <w:start w:val="1"/>
+      <w:numFmt w:val="bullet"/>
+      <w:lvlText w:val="o"/>
+      <w:lvlJc w:val="left"/>
+      <w:pPr>
+        <w:ind w:left="5760" w:hanging="360"/>
+      </w:pPr>
+      <w:rPr>
+        <w:rFonts w:ascii="Courier New" w:hAnsi="Courier New" w:cs="Courier New" w:hint="default"/>
+      </w:rPr>
+    </w:lvl>
+    <w:lvl w:ilvl="8" w:tplc="40090005" w:tentative="1">
+      <w:start w:val="1"/>
+      <w:numFmt w:val="bullet"/>
+      <w:lvlText w:val=""/>
+      <w:lvlJc w:val="left"/>
+      <w:pPr>
+        <w:ind w:left="6480" w:hanging="360"/>
+      </w:pPr>
+      <w:rPr>
+        <w:rFonts w:ascii="Wingdings" w:hAnsi="Wingdings" w:hint="default"/>
+      </w:rPr>
+    </w:lvl>
+  </w:abstractNum>
+  <w:abstractNum w:abstractNumId="11" w15:restartNumberingAfterBreak="0">
     <w:nsid w:val="3C8E5C31"/>
     <w:multiLevelType w:val="hybridMultilevel"/>
     <w:tmpl w:val="EA44B09A"/>
@@ -4704,7 +5009,7 @@
       </w:rPr>
     </w:lvl>
   </w:abstractNum>
-  <w:abstractNum w:abstractNumId="11" w15:restartNumberingAfterBreak="0">
+  <w:abstractNum w:abstractNumId="12" w15:restartNumberingAfterBreak="0">
     <w:nsid w:val="41AD58C6"/>
     <w:multiLevelType w:val="multilevel"/>
     <w:tmpl w:val="7E38A916"/>
@@ -4817,7 +5122,7 @@
       </w:rPr>
     </w:lvl>
   </w:abstractNum>
-  <w:abstractNum w:abstractNumId="12" w15:restartNumberingAfterBreak="0">
+  <w:abstractNum w:abstractNumId="13" w15:restartNumberingAfterBreak="0">
     <w:nsid w:val="431D7608"/>
     <w:multiLevelType w:val="hybridMultilevel"/>
     <w:tmpl w:val="C5E69A72"/>
@@ -4930,7 +5235,7 @@
       </w:rPr>
     </w:lvl>
   </w:abstractNum>
-  <w:abstractNum w:abstractNumId="13" w15:restartNumberingAfterBreak="0">
+  <w:abstractNum w:abstractNumId="14" w15:restartNumberingAfterBreak="0">
     <w:nsid w:val="4A8F11C9"/>
     <w:multiLevelType w:val="hybridMultilevel"/>
     <w:tmpl w:val="08621260"/>
@@ -5016,7 +5321,7 @@
       </w:pPr>
     </w:lvl>
   </w:abstractNum>
-  <w:abstractNum w:abstractNumId="14" w15:restartNumberingAfterBreak="0">
+  <w:abstractNum w:abstractNumId="15" w15:restartNumberingAfterBreak="0">
     <w:nsid w:val="4ED20252"/>
     <w:multiLevelType w:val="hybridMultilevel"/>
     <w:tmpl w:val="5080C704"/>
@@ -5102,7 +5407,7 @@
       </w:pPr>
     </w:lvl>
   </w:abstractNum>
-  <w:abstractNum w:abstractNumId="15" w15:restartNumberingAfterBreak="0">
+  <w:abstractNum w:abstractNumId="16" w15:restartNumberingAfterBreak="0">
     <w:nsid w:val="4F0B2763"/>
     <w:multiLevelType w:val="hybridMultilevel"/>
     <w:tmpl w:val="6B24D6BE"/>
@@ -5215,7 +5520,7 @@
       </w:rPr>
     </w:lvl>
   </w:abstractNum>
-  <w:abstractNum w:abstractNumId="16" w15:restartNumberingAfterBreak="0">
+  <w:abstractNum w:abstractNumId="17" w15:restartNumberingAfterBreak="0">
     <w:nsid w:val="516669BC"/>
     <w:multiLevelType w:val="hybridMultilevel"/>
     <w:tmpl w:val="606ECE32"/>
@@ -5328,7 +5633,7 @@
       </w:rPr>
     </w:lvl>
   </w:abstractNum>
-  <w:abstractNum w:abstractNumId="17" w15:restartNumberingAfterBreak="0">
+  <w:abstractNum w:abstractNumId="18" w15:restartNumberingAfterBreak="0">
     <w:nsid w:val="533A2A17"/>
     <w:multiLevelType w:val="hybridMultilevel"/>
     <w:tmpl w:val="E932A4B4"/>
@@ -5441,7 +5746,7 @@
       </w:rPr>
     </w:lvl>
   </w:abstractNum>
-  <w:abstractNum w:abstractNumId="18" w15:restartNumberingAfterBreak="0">
+  <w:abstractNum w:abstractNumId="19" w15:restartNumberingAfterBreak="0">
     <w:nsid w:val="56C46957"/>
     <w:multiLevelType w:val="hybridMultilevel"/>
     <w:tmpl w:val="1D52446E"/>
@@ -5554,7 +5859,7 @@
       </w:rPr>
     </w:lvl>
   </w:abstractNum>
-  <w:abstractNum w:abstractNumId="19" w15:restartNumberingAfterBreak="0">
+  <w:abstractNum w:abstractNumId="20" w15:restartNumberingAfterBreak="0">
     <w:nsid w:val="61374F98"/>
     <w:multiLevelType w:val="hybridMultilevel"/>
     <w:tmpl w:val="6EC269A2"/>
@@ -5667,7 +5972,7 @@
       </w:rPr>
     </w:lvl>
   </w:abstractNum>
-  <w:abstractNum w:abstractNumId="20" w15:restartNumberingAfterBreak="0">
+  <w:abstractNum w:abstractNumId="21" w15:restartNumberingAfterBreak="0">
     <w:nsid w:val="70FC340C"/>
     <w:multiLevelType w:val="hybridMultilevel"/>
     <w:tmpl w:val="D91C80BE"/>
@@ -5753,7 +6058,7 @@
       </w:pPr>
     </w:lvl>
   </w:abstractNum>
-  <w:abstractNum w:abstractNumId="21" w15:restartNumberingAfterBreak="0">
+  <w:abstractNum w:abstractNumId="22" w15:restartNumberingAfterBreak="0">
     <w:nsid w:val="749305D2"/>
     <w:multiLevelType w:val="hybridMultilevel"/>
     <w:tmpl w:val="FAE02A4E"/>
@@ -5866,7 +6171,7 @@
       </w:rPr>
     </w:lvl>
   </w:abstractNum>
-  <w:abstractNum w:abstractNumId="22" w15:restartNumberingAfterBreak="0">
+  <w:abstractNum w:abstractNumId="23" w15:restartNumberingAfterBreak="0">
     <w:nsid w:val="74E66899"/>
     <w:multiLevelType w:val="hybridMultilevel"/>
     <w:tmpl w:val="1EF632D0"/>
@@ -5989,7 +6294,7 @@
     <w:abstractNumId w:val="3"/>
   </w:num>
   <w:num w:numId="4" w16cid:durableId="568883010">
-    <w:abstractNumId w:val="22"/>
+    <w:abstractNumId w:val="23"/>
   </w:num>
   <w:num w:numId="5" w16cid:durableId="845677584">
     <w:abstractNumId w:val="6"/>
@@ -6001,52 +6306,55 @@
     <w:abstractNumId w:val="1"/>
   </w:num>
   <w:num w:numId="8" w16cid:durableId="200286158">
+    <w:abstractNumId w:val="14"/>
+  </w:num>
+  <w:num w:numId="9" w16cid:durableId="1176503610">
     <w:abstractNumId w:val="13"/>
   </w:num>
-  <w:num w:numId="9" w16cid:durableId="1176503610">
+  <w:num w:numId="10" w16cid:durableId="1796833049">
     <w:abstractNumId w:val="12"/>
   </w:num>
-  <w:num w:numId="10" w16cid:durableId="1796833049">
-    <w:abstractNumId w:val="11"/>
-  </w:num>
   <w:num w:numId="11" w16cid:durableId="1996957847">
-    <w:abstractNumId w:val="18"/>
+    <w:abstractNumId w:val="19"/>
   </w:num>
   <w:num w:numId="12" w16cid:durableId="2063482358">
-    <w:abstractNumId w:val="14"/>
+    <w:abstractNumId w:val="15"/>
   </w:num>
   <w:num w:numId="13" w16cid:durableId="1546021224">
     <w:abstractNumId w:val="2"/>
   </w:num>
   <w:num w:numId="14" w16cid:durableId="222566674">
-    <w:abstractNumId w:val="21"/>
+    <w:abstractNumId w:val="22"/>
   </w:num>
   <w:num w:numId="15" w16cid:durableId="1727487960">
     <w:abstractNumId w:val="8"/>
   </w:num>
   <w:num w:numId="16" w16cid:durableId="444738084">
-    <w:abstractNumId w:val="20"/>
+    <w:abstractNumId w:val="21"/>
   </w:num>
   <w:num w:numId="17" w16cid:durableId="1318805403">
     <w:abstractNumId w:val="0"/>
   </w:num>
   <w:num w:numId="18" w16cid:durableId="1115296937">
-    <w:abstractNumId w:val="15"/>
+    <w:abstractNumId w:val="16"/>
   </w:num>
   <w:num w:numId="19" w16cid:durableId="968587252">
     <w:abstractNumId w:val="5"/>
   </w:num>
   <w:num w:numId="20" w16cid:durableId="1912739065">
-    <w:abstractNumId w:val="16"/>
+    <w:abstractNumId w:val="17"/>
   </w:num>
   <w:num w:numId="21" w16cid:durableId="1010789758">
-    <w:abstractNumId w:val="17"/>
+    <w:abstractNumId w:val="18"/>
   </w:num>
   <w:num w:numId="22" w16cid:durableId="129137299">
-    <w:abstractNumId w:val="10"/>
+    <w:abstractNumId w:val="11"/>
   </w:num>
   <w:num w:numId="23" w16cid:durableId="171720229">
-    <w:abstractNumId w:val="19"/>
+    <w:abstractNumId w:val="20"/>
+  </w:num>
+  <w:num w:numId="24" w16cid:durableId="1035621125">
+    <w:abstractNumId w:val="10"/>
   </w:num>
 </w:numbering>
 </file>
